--- a/dosyalar/sinavlar/6-sinif/arapca-6-1d1y-beceri.docx
+++ b/dosyalar/sinavlar/6-sinif/arapca-6-1d1y-beceri.docx
@@ -32,7 +32,7 @@
           </w:tcPr>
           <w:p>
             <w:pPr>
-              <w:spacing w:after="20"/>
+              <w:spacing w:after="6"/>
               <w:jc w:val="center"/>
             </w:pPr>
             <w:r>
@@ -43,46 +43,46 @@
                 <w:i w:val="false"/>
                 <w:iCs w:val="false"/>
                 <w:color w:val="39454F"/>
+                <w:sz w:val="16"/>
+                <w:szCs w:val="16"/>
+              </w:rPr>
+              <w:t xml:space="preserve">2026-2027 EĞİTİM ÖĞRETİM YILI</w:t>
+            </w:r>
+          </w:p>
+          <w:p>
+            <w:pPr>
+              <w:spacing w:after="6"/>
+              <w:jc w:val="center"/>
+            </w:pPr>
+            <w:r>
+              <w:rPr>
+                <w:rFonts w:ascii="Times New Roman" w:cs="Times New Roman" w:eastAsia="Times New Roman" w:hAnsi="Times New Roman"/>
+                <w:b/>
+                <w:bCs/>
+                <w:i w:val="false"/>
+                <w:iCs w:val="false"/>
+                <w:color w:val="111111"/>
+                <w:sz w:val="17"/>
+                <w:szCs w:val="17"/>
+              </w:rPr>
+              <w:t xml:space="preserve">……………………………………………………………… İMAM HATİP ORTAOKULU</w:t>
+            </w:r>
+          </w:p>
+          <w:p>
+            <w:pPr>
+              <w:spacing w:after="0"/>
+              <w:jc w:val="center"/>
+            </w:pPr>
+            <w:r>
+              <w:rPr>
+                <w:rFonts w:ascii="Times New Roman" w:cs="Times New Roman" w:eastAsia="Times New Roman" w:hAnsi="Times New Roman"/>
+                <w:b/>
+                <w:bCs/>
+                <w:i w:val="false"/>
+                <w:iCs w:val="false"/>
+                <w:color w:val="15222E"/>
                 <w:sz w:val="19"/>
                 <w:szCs w:val="19"/>
-              </w:rPr>
-              <w:t xml:space="preserve">2026-2027 EĞİTİM ÖĞRETİM YILI</w:t>
-            </w:r>
-          </w:p>
-          <w:p>
-            <w:pPr>
-              <w:spacing w:after="20"/>
-              <w:jc w:val="center"/>
-            </w:pPr>
-            <w:r>
-              <w:rPr>
-                <w:rFonts w:ascii="Times New Roman" w:cs="Times New Roman" w:eastAsia="Times New Roman" w:hAnsi="Times New Roman"/>
-                <w:b/>
-                <w:bCs/>
-                <w:i w:val="false"/>
-                <w:iCs w:val="false"/>
-                <w:color w:val="111111"/>
-                <w:sz w:val="21"/>
-                <w:szCs w:val="21"/>
-              </w:rPr>
-              <w:t xml:space="preserve">……………………………………………………………… İMAM HATİP ORTAOKULU</w:t>
-            </w:r>
-          </w:p>
-          <w:p>
-            <w:pPr>
-              <w:spacing w:after="0"/>
-              <w:jc w:val="center"/>
-            </w:pPr>
-            <w:r>
-              <w:rPr>
-                <w:rFonts w:ascii="Times New Roman" w:cs="Times New Roman" w:eastAsia="Times New Roman" w:hAnsi="Times New Roman"/>
-                <w:b/>
-                <w:bCs/>
-                <w:i w:val="false"/>
-                <w:iCs w:val="false"/>
-                <w:color w:val="15222E"/>
-                <w:sz w:val="23"/>
-                <w:szCs w:val="23"/>
               </w:rPr>
               <w:t xml:space="preserve">6. SINIF ARAPÇA DERSİ 1. DÖNEM 1. YAZILI SINAVI (BECERİ TEMELLİ)</w:t>
             </w:r>
@@ -122,7 +122,118 @@
           </w:tcPr>
           <w:p>
             <w:pPr>
-              <w:spacing w:after="0" w:line="270"/>
+              <w:spacing w:after="0" w:line="208"/>
+            </w:pPr>
+            <w:r>
+              <w:rPr>
+                <w:rFonts w:ascii="Times New Roman" w:cs="Times New Roman" w:eastAsia="Times New Roman" w:hAnsi="Times New Roman"/>
+                <w:b w:val="false"/>
+                <w:bCs w:val="false"/>
+                <w:i w:val="false"/>
+                <w:iCs w:val="false"/>
+                <w:color w:val="111111"/>
+                <w:sz w:val="17"/>
+                <w:szCs w:val="17"/>
+              </w:rPr>
+              <w:t xml:space="preserve">Adı Soyadı :  ………………………………………………………</w:t>
+            </w:r>
+          </w:p>
+        </w:tc>
+        <w:tc>
+          <w:tcPr>
+            <w:tcW w:type="dxa" w:w="1973"/>
+            <w:tcMar>
+              <w:top w:type="dxa" w:w="60"/>
+              <w:left w:type="dxa" w:w="90"/>
+              <w:bottom w:type="dxa" w:w="60"/>
+              <w:right w:type="dxa" w:w="90"/>
+            </w:tcMar>
+            <w:vAlign w:val="center"/>
+          </w:tcPr>
+          <w:p>
+            <w:pPr>
+              <w:spacing w:after="0" w:line="208"/>
+            </w:pPr>
+            <w:r>
+              <w:rPr>
+                <w:rFonts w:ascii="Times New Roman" w:cs="Times New Roman" w:eastAsia="Times New Roman" w:hAnsi="Times New Roman"/>
+                <w:b w:val="false"/>
+                <w:bCs w:val="false"/>
+                <w:i w:val="false"/>
+                <w:iCs w:val="false"/>
+                <w:color w:val="111111"/>
+                <w:sz w:val="17"/>
+                <w:szCs w:val="17"/>
+              </w:rPr>
+              <w:t xml:space="preserve">Sınıfı :  …………</w:t>
+            </w:r>
+          </w:p>
+        </w:tc>
+        <w:tc>
+          <w:tcPr>
+            <w:tcW w:type="dxa" w:w="1578"/>
+            <w:tcMar>
+              <w:top w:type="dxa" w:w="60"/>
+              <w:left w:type="dxa" w:w="90"/>
+              <w:bottom w:type="dxa" w:w="60"/>
+              <w:right w:type="dxa" w:w="90"/>
+            </w:tcMar>
+            <w:vAlign w:val="center"/>
+          </w:tcPr>
+          <w:p>
+            <w:pPr>
+              <w:spacing w:after="0" w:line="208"/>
+            </w:pPr>
+            <w:r>
+              <w:rPr>
+                <w:rFonts w:ascii="Times New Roman" w:cs="Times New Roman" w:eastAsia="Times New Roman" w:hAnsi="Times New Roman"/>
+                <w:b w:val="false"/>
+                <w:bCs w:val="false"/>
+                <w:i w:val="false"/>
+                <w:iCs w:val="false"/>
+                <w:color w:val="111111"/>
+                <w:sz w:val="17"/>
+                <w:szCs w:val="17"/>
+              </w:rPr>
+              <w:t xml:space="preserve">No :  ………</w:t>
+            </w:r>
+          </w:p>
+        </w:tc>
+        <w:tc>
+          <w:tcPr>
+            <w:tcW w:type="dxa" w:w="1381"/>
+            <w:shd w:fill="F2F6FA" w:color="auto" w:val="clear"/>
+            <w:tcMar>
+              <w:top w:type="dxa" w:w="60"/>
+              <w:left w:type="dxa" w:w="90"/>
+              <w:bottom w:type="dxa" w:w="60"/>
+              <w:right w:type="dxa" w:w="90"/>
+            </w:tcMar>
+            <w:vAlign w:val="center"/>
+          </w:tcPr>
+          <w:p>
+            <w:pPr>
+              <w:spacing w:after="0"/>
+              <w:jc w:val="center"/>
+            </w:pPr>
+            <w:r>
+              <w:rPr>
+                <w:rFonts w:ascii="Times New Roman" w:cs="Times New Roman" w:eastAsia="Times New Roman" w:hAnsi="Times New Roman"/>
+                <w:b/>
+                <w:bCs/>
+                <w:i w:val="false"/>
+                <w:iCs w:val="false"/>
+                <w:color w:val="39454F"/>
+                <w:sz w:val="15"/>
+                <w:szCs w:val="15"/>
+              </w:rPr>
+              <w:t xml:space="preserve">PUAN</w:t>
+            </w:r>
+          </w:p>
+          <w:p>
+            <w:pPr>
+              <w:spacing w:after="12" w:before="18"/>
+              <w:jc w:val="center"/>
             </w:pPr>
             <w:r>
               <w:rPr>
@@ -135,141 +246,12 @@
                 <w:sz w:val="20"/>
                 <w:szCs w:val="20"/>
               </w:rPr>
-              <w:t xml:space="preserve">Adı Soyadı :  ………………………………………………………</w:t>
-            </w:r>
-          </w:p>
-        </w:tc>
-        <w:tc>
-          <w:tcPr>
-            <w:tcW w:type="dxa" w:w="1973"/>
-            <w:tcMar>
-              <w:top w:type="dxa" w:w="60"/>
-              <w:left w:type="dxa" w:w="90"/>
-              <w:bottom w:type="dxa" w:w="60"/>
-              <w:right w:type="dxa" w:w="90"/>
-            </w:tcMar>
-            <w:vAlign w:val="center"/>
-          </w:tcPr>
-          <w:p>
-            <w:pPr>
-              <w:spacing w:after="0" w:line="270"/>
-            </w:pPr>
-            <w:r>
-              <w:rPr>
-                <w:rFonts w:ascii="Times New Roman" w:cs="Times New Roman" w:eastAsia="Times New Roman" w:hAnsi="Times New Roman"/>
-                <w:b w:val="false"/>
-                <w:bCs w:val="false"/>
-                <w:i w:val="false"/>
-                <w:iCs w:val="false"/>
-                <w:color w:val="111111"/>
-                <w:sz w:val="20"/>
-                <w:szCs w:val="20"/>
-              </w:rPr>
-              <w:t xml:space="preserve">Sınıfı :  …………</w:t>
-            </w:r>
-          </w:p>
-        </w:tc>
-        <w:tc>
-          <w:tcPr>
-            <w:tcW w:type="dxa" w:w="1578"/>
-            <w:tcMar>
-              <w:top w:type="dxa" w:w="60"/>
-              <w:left w:type="dxa" w:w="90"/>
-              <w:bottom w:type="dxa" w:w="60"/>
-              <w:right w:type="dxa" w:w="90"/>
-            </w:tcMar>
-            <w:vAlign w:val="center"/>
-          </w:tcPr>
-          <w:p>
-            <w:pPr>
-              <w:spacing w:after="0" w:line="270"/>
-            </w:pPr>
-            <w:r>
-              <w:rPr>
-                <w:rFonts w:ascii="Times New Roman" w:cs="Times New Roman" w:eastAsia="Times New Roman" w:hAnsi="Times New Roman"/>
-                <w:b w:val="false"/>
-                <w:bCs w:val="false"/>
-                <w:i w:val="false"/>
-                <w:iCs w:val="false"/>
-                <w:color w:val="111111"/>
-                <w:sz w:val="20"/>
-                <w:szCs w:val="20"/>
-              </w:rPr>
-              <w:t xml:space="preserve">No :  ………</w:t>
-            </w:r>
-          </w:p>
-        </w:tc>
-        <w:tc>
-          <w:tcPr>
-            <w:tcW w:type="dxa" w:w="1381"/>
-            <w:shd w:fill="F2F6FA" w:color="auto" w:val="clear"/>
-            <w:tcMar>
-              <w:top w:type="dxa" w:w="60"/>
-              <w:left w:type="dxa" w:w="90"/>
-              <w:bottom w:type="dxa" w:w="60"/>
-              <w:right w:type="dxa" w:w="90"/>
-            </w:tcMar>
-            <w:vAlign w:val="center"/>
-          </w:tcPr>
-          <w:p>
-            <w:pPr>
-              <w:spacing w:after="0"/>
-              <w:jc w:val="center"/>
-            </w:pPr>
-            <w:r>
-              <w:rPr>
-                <w:rFonts w:ascii="Times New Roman" w:cs="Times New Roman" w:eastAsia="Times New Roman" w:hAnsi="Times New Roman"/>
-                <w:b/>
-                <w:bCs/>
-                <w:i w:val="false"/>
-                <w:iCs w:val="false"/>
-                <w:color w:val="39454F"/>
-                <w:sz w:val="18"/>
-                <w:szCs w:val="18"/>
-              </w:rPr>
-              <w:t xml:space="preserve">PUAN</w:t>
-            </w:r>
-          </w:p>
-          <w:p>
-            <w:pPr>
-              <w:spacing w:after="40" w:before="60"/>
-              <w:jc w:val="center"/>
-            </w:pPr>
-            <w:r>
-              <w:rPr>
-                <w:rFonts w:ascii="Times New Roman" w:cs="Times New Roman" w:eastAsia="Times New Roman" w:hAnsi="Times New Roman"/>
-                <w:b w:val="false"/>
-                <w:bCs w:val="false"/>
-                <w:i w:val="false"/>
-                <w:iCs w:val="false"/>
-                <w:color w:val="111111"/>
-                <w:sz w:val="24"/>
-                <w:szCs w:val="24"/>
-              </w:rPr>
               <w:t xml:space="preserve"/>
             </w:r>
           </w:p>
         </w:tc>
       </w:tr>
     </w:tbl>
-    <w:p>
-      <w:pPr>
-        <w:spacing w:after="110"/>
-      </w:pPr>
-      <w:r>
-        <w:rPr>
-          <w:rFonts w:ascii="Times New Roman" w:cs="Times New Roman" w:eastAsia="Times New Roman" w:hAnsi="Times New Roman"/>
-          <w:b w:val="false"/>
-          <w:bCs w:val="false"/>
-          <w:i w:val="false"/>
-          <w:iCs w:val="false"/>
-          <w:color w:val="111111"/>
-          <w:sz w:val="21"/>
-          <w:szCs w:val="21"/>
-        </w:rPr>
-        <w:t xml:space="preserve"/>
-      </w:r>
-    </w:p>
     <w:tbl>
       <w:tblPr>
         <w:tblW w:type="dxa" w:w="9864"/>
@@ -300,7 +282,7 @@
           </w:tcPr>
           <w:p>
             <w:pPr>
-              <w:spacing w:after="40"/>
+              <w:spacing w:after="12"/>
             </w:pPr>
             <w:r>
               <w:rPr>
@@ -310,15 +292,15 @@
                 <w:i w:val="false"/>
                 <w:iCs w:val="false"/>
                 <w:color w:val="2B3742"/>
-                <w:sz w:val="18"/>
-                <w:szCs w:val="18"/>
+                <w:sz w:val="15"/>
+                <w:szCs w:val="15"/>
               </w:rPr>
               <w:t xml:space="preserve">AÇIKLAMALAR</w:t>
             </w:r>
           </w:p>
           <w:p>
             <w:pPr>
-              <w:spacing w:after="20" w:line="250"/>
+              <w:spacing w:after="6" w:line="208"/>
               <w:ind w:left="170" w:hanging="170"/>
             </w:pPr>
             <w:r>
@@ -329,15 +311,15 @@
                 <w:i w:val="false"/>
                 <w:iCs w:val="false"/>
                 <w:color w:val="2B3742"/>
-                <w:sz w:val="18"/>
-                <w:szCs w:val="18"/>
+                <w:sz w:val="15"/>
+                <w:szCs w:val="15"/>
               </w:rPr>
               <w:t xml:space="preserve">•  Sınav süresi bir ders saatidir.</w:t>
             </w:r>
           </w:p>
           <w:p>
             <w:pPr>
-              <w:spacing w:after="20" w:line="250"/>
+              <w:spacing w:after="6" w:line="208"/>
               <w:ind w:left="170" w:hanging="170"/>
             </w:pPr>
             <w:r>
@@ -348,15 +330,15 @@
                 <w:i w:val="false"/>
                 <w:iCs w:val="false"/>
                 <w:color w:val="2B3742"/>
-                <w:sz w:val="18"/>
-                <w:szCs w:val="18"/>
+                <w:sz w:val="15"/>
+                <w:szCs w:val="15"/>
               </w:rPr>
               <w:t xml:space="preserve">•  Bu sınav dinleme, okuma, söz varlığı ve yazma becerilerini birlikte ölçer.</w:t>
             </w:r>
           </w:p>
           <w:p>
             <w:pPr>
-              <w:spacing w:after="20" w:line="250"/>
+              <w:spacing w:after="6" w:line="208"/>
               <w:ind w:left="170" w:hanging="170"/>
             </w:pPr>
             <w:r>
@@ -367,15 +349,15 @@
                 <w:i w:val="false"/>
                 <w:iCs w:val="false"/>
                 <w:color w:val="2B3742"/>
-                <w:sz w:val="18"/>
-                <w:szCs w:val="18"/>
+                <w:sz w:val="15"/>
+                <w:szCs w:val="15"/>
               </w:rPr>
               <w:t xml:space="preserve">•  Dinleme metni öğretmeniniz tarafından iki kez okunacaktır.</w:t>
             </w:r>
           </w:p>
           <w:p>
             <w:pPr>
-              <w:spacing w:after="20" w:line="250"/>
+              <w:spacing w:after="6" w:line="208"/>
               <w:ind w:left="170" w:hanging="170"/>
             </w:pPr>
             <w:r>
@@ -386,15 +368,15 @@
                 <w:i w:val="false"/>
                 <w:iCs w:val="false"/>
                 <w:color w:val="2B3742"/>
-                <w:sz w:val="18"/>
-                <w:szCs w:val="18"/>
+                <w:sz w:val="15"/>
+                <w:szCs w:val="15"/>
               </w:rPr>
               <w:t xml:space="preserve">•  Okuma parçasındaki bilinmeyen kelimeler için parçanın bütününden yararlanınız.</w:t>
             </w:r>
           </w:p>
           <w:p>
             <w:pPr>
-              <w:spacing w:after="20" w:line="250"/>
+              <w:spacing w:after="6" w:line="208"/>
               <w:ind w:left="170" w:hanging="170"/>
             </w:pPr>
             <w:r>
@@ -405,8 +387,8 @@
                 <w:i w:val="false"/>
                 <w:iCs w:val="false"/>
                 <w:color w:val="2B3742"/>
-                <w:sz w:val="18"/>
-                <w:szCs w:val="18"/>
+                <w:sz w:val="15"/>
+                <w:szCs w:val="15"/>
               </w:rPr>
               <w:t xml:space="preserve">•  Yazma görevi dereceli puanlama anahtarı ile değerlendirilecektir.</w:t>
             </w:r>
@@ -419,7 +401,7 @@
         <w:tabs>
           <w:tab w:val="right" w:pos="9864"/>
         </w:tabs>
-        <w:spacing w:after="90" w:before="220" w:line="280"/>
+        <w:spacing w:after="27" w:before="66" w:line="208"/>
         <w:ind w:left="340" w:hanging="340"/>
       </w:pPr>
       <w:r>
@@ -430,16 +412,16 @@
           <w:i w:val="false"/>
           <w:iCs w:val="false"/>
           <w:color w:val="111111"/>
-          <w:sz w:val="21"/>
-          <w:szCs w:val="21"/>
+          <w:sz w:val="17"/>
+          <w:szCs w:val="17"/>
         </w:rPr>
         <w:t xml:space="preserve">1.</w:t>
       </w:r>
       <w:r>
         <w:rPr>
           <w:rFonts w:ascii="Times New Roman" w:cs="Times New Roman" w:eastAsia="Times New Roman" w:hAnsi="Times New Roman"/>
-          <w:sz w:val="21"/>
-          <w:szCs w:val="21"/>
+          <w:sz w:val="17"/>
+          <w:szCs w:val="17"/>
         </w:rPr>
         <w:tab/>
       </w:r>
@@ -451,16 +433,16 @@
           <w:i w:val="false"/>
           <w:iCs w:val="false"/>
           <w:color w:val="111111"/>
-          <w:sz w:val="21"/>
-          <w:szCs w:val="21"/>
+          <w:sz w:val="17"/>
+          <w:szCs w:val="17"/>
         </w:rPr>
         <w:t xml:space="preserve">Aşağıdaki metni okuyunuz ve soruları cevaplayınız.</w:t>
       </w:r>
       <w:r>
         <w:rPr>
           <w:rFonts w:ascii="Times New Roman" w:cs="Times New Roman" w:eastAsia="Times New Roman" w:hAnsi="Times New Roman"/>
-          <w:sz w:val="21"/>
-          <w:szCs w:val="21"/>
+          <w:sz w:val="17"/>
+          <w:szCs w:val="17"/>
         </w:rPr>
         <w:tab/>
       </w:r>
@@ -472,8 +454,8 @@
           <w:i w:val="false"/>
           <w:iCs w:val="false"/>
           <w:color w:val="55636F"/>
-          <w:sz w:val="18"/>
-          <w:szCs w:val="18"/>
+          <w:sz w:val="15"/>
+          <w:szCs w:val="15"/>
         </w:rPr>
         <w:t xml:space="preserve">(15 puan)</w:t>
       </w:r>
@@ -509,7 +491,7 @@
           <w:p>
             <w:pPr>
               <w:bidi/>
-              <w:spacing w:after="110"/>
+              <w:spacing w:after="33"/>
               <w:jc w:val="center"/>
             </w:pPr>
             <w:r>
@@ -518,8 +500,8 @@
                 <w:b/>
                 <w:bCs/>
                 <w:color w:val="111111"/>
-                <w:sz w:val="32"/>
-                <w:szCs w:val="32"/>
+                <w:sz w:val="27"/>
+                <w:szCs w:val="27"/>
                 <w:rtl/>
               </w:rPr>
               <w:t xml:space="preserve">أَقَارِبِي</w:t>
@@ -528,7 +510,7 @@
           <w:p>
             <w:pPr>
               <w:bidi/>
-              <w:spacing w:after="60" w:line="400"/>
+              <w:spacing w:after="18" w:line="208"/>
             </w:pPr>
             <w:r>
               <w:rPr>
@@ -536,8 +518,8 @@
                 <w:b w:val="false"/>
                 <w:bCs w:val="false"/>
                 <w:color w:val="111111"/>
-                <w:sz w:val="30"/>
-                <w:szCs w:val="30"/>
+                <w:sz w:val="26"/>
+                <w:szCs w:val="26"/>
                 <w:rtl/>
               </w:rPr>
               <w:t xml:space="preserve">أَنَا مُرَادُ، أَنَا طَالِبٌ فِي الصَّفِّ السَّادِسِ.</w:t>
@@ -546,7 +528,7 @@
           <w:p>
             <w:pPr>
               <w:bidi/>
-              <w:spacing w:after="60" w:line="400"/>
+              <w:spacing w:after="18" w:line="208"/>
             </w:pPr>
             <w:r>
               <w:rPr>
@@ -554,8 +536,8 @@
                 <w:b w:val="false"/>
                 <w:bCs w:val="false"/>
                 <w:color w:val="111111"/>
-                <w:sz w:val="30"/>
-                <w:szCs w:val="30"/>
+                <w:sz w:val="26"/>
+                <w:szCs w:val="26"/>
                 <w:rtl/>
               </w:rPr>
               <w:t xml:space="preserve">أُسْرَتِي كَبِيرَةٌ وَأَقَارِبِي كَثِيرُونَ.</w:t>
@@ -564,7 +546,7 @@
           <w:p>
             <w:pPr>
               <w:bidi/>
-              <w:spacing w:after="60" w:line="400"/>
+              <w:spacing w:after="18" w:line="208"/>
             </w:pPr>
             <w:r>
               <w:rPr>
@@ -572,8 +554,8 @@
                 <w:b w:val="false"/>
                 <w:bCs w:val="false"/>
                 <w:color w:val="111111"/>
-                <w:sz w:val="30"/>
-                <w:szCs w:val="30"/>
+                <w:sz w:val="26"/>
+                <w:szCs w:val="26"/>
                 <w:rtl/>
               </w:rPr>
               <w:t xml:space="preserve">هَذَا عَمِّي حَسَنٌ، هُوَ طَبَّاخٌ فِي الْمَطْعَمِ.</w:t>
@@ -582,7 +564,7 @@
           <w:p>
             <w:pPr>
               <w:bidi/>
-              <w:spacing w:after="60" w:line="400"/>
+              <w:spacing w:after="18" w:line="208"/>
             </w:pPr>
             <w:r>
               <w:rPr>
@@ -590,8 +572,8 @@
                 <w:b w:val="false"/>
                 <w:bCs w:val="false"/>
                 <w:color w:val="111111"/>
-                <w:sz w:val="30"/>
-                <w:szCs w:val="30"/>
+                <w:sz w:val="26"/>
+                <w:szCs w:val="26"/>
                 <w:rtl/>
               </w:rPr>
               <w:t xml:space="preserve">وَهَذِهِ عَمَّتِي سُمَيَّةُ، هِيَ مُمَرِّضَةٌ فِي الْمُسْتَشْفَى.</w:t>
@@ -600,7 +582,7 @@
           <w:p>
             <w:pPr>
               <w:bidi/>
-              <w:spacing w:after="60" w:line="400"/>
+              <w:spacing w:after="18" w:line="208"/>
             </w:pPr>
             <w:r>
               <w:rPr>
@@ -608,8 +590,8 @@
                 <w:b w:val="false"/>
                 <w:bCs w:val="false"/>
                 <w:color w:val="111111"/>
-                <w:sz w:val="30"/>
-                <w:szCs w:val="30"/>
+                <w:sz w:val="26"/>
+                <w:szCs w:val="26"/>
                 <w:rtl/>
               </w:rPr>
               <w:t xml:space="preserve">خَالِي عُثْمَانُ سَائِقٌ، وَخَالَتِي فَاطِمَةُ مُعَلِّمَةٌ.</w:t>
@@ -618,7 +600,7 @@
           <w:p>
             <w:pPr>
               <w:bidi/>
-              <w:spacing w:after="60" w:line="400"/>
+              <w:spacing w:after="18" w:line="208"/>
             </w:pPr>
             <w:r>
               <w:rPr>
@@ -626,8 +608,8 @@
                 <w:b w:val="false"/>
                 <w:bCs w:val="false"/>
                 <w:color w:val="111111"/>
-                <w:sz w:val="30"/>
-                <w:szCs w:val="30"/>
+                <w:sz w:val="26"/>
+                <w:szCs w:val="26"/>
                 <w:rtl/>
               </w:rPr>
               <w:t xml:space="preserve">جَدِّي وَجَدَّتِي يَسْكُنَانِ فِي الْقَرْيَةِ، وَنَحْنُ نَزُورُهُمَا فِي الْعُطْلَةِ.</w:t>
@@ -638,7 +620,7 @@
     </w:tbl>
     <w:p>
       <w:pPr>
-        <w:spacing w:after="60"/>
+        <w:spacing w:after="18"/>
       </w:pPr>
       <w:r>
         <w:rPr>
@@ -648,8 +630,8 @@
           <w:i w:val="false"/>
           <w:iCs w:val="false"/>
           <w:color w:val="111111"/>
-          <w:sz w:val="21"/>
-          <w:szCs w:val="21"/>
+          <w:sz w:val="17"/>
+          <w:szCs w:val="17"/>
         </w:rPr>
         <w:t xml:space="preserve"/>
       </w:r>
@@ -658,7 +640,7 @@
       <w:pPr>
         <w:keepNext/>
         <w:bidi/>
-        <w:spacing w:after="40" w:before="0" w:line="300"/>
+        <w:spacing w:after="12" w:before="0" w:line="208"/>
         <w:ind w:left="340"/>
       </w:pPr>
       <w:r>
@@ -669,8 +651,8 @@
           <w:i w:val="false"/>
           <w:iCs w:val="false"/>
           <w:color w:val="111111"/>
-          <w:sz w:val="20"/>
-          <w:szCs w:val="20"/>
+          <w:sz w:val="17"/>
+          <w:szCs w:val="17"/>
         </w:rPr>
         <w:t xml:space="preserve">a.‎  </w:t>
       </w:r>
@@ -680,8 +662,8 @@
           <w:b w:val="false"/>
           <w:bCs w:val="false"/>
           <w:color w:val="111111"/>
-          <w:sz w:val="28"/>
-          <w:szCs w:val="28"/>
+          <w:sz w:val="25"/>
+          <w:szCs w:val="25"/>
           <w:rtl/>
         </w:rPr>
         <w:t xml:space="preserve">مَا مِهْنَةُ الْعَمِّ؟</w:t>
@@ -727,7 +709,7 @@
           <w:p>
             <w:pPr>
               <w:bidi/>
-              <w:spacing w:after="0" w:line="330"/>
+              <w:spacing w:after="0" w:line="208"/>
             </w:pPr>
             <w:r>
               <w:rPr>
@@ -737,8 +719,8 @@
                 <w:i w:val="false"/>
                 <w:iCs w:val="false"/>
                 <w:color w:val="111111"/>
-                <w:sz w:val="20"/>
-                <w:szCs w:val="20"/>
+                <w:sz w:val="17"/>
+                <w:szCs w:val="17"/>
               </w:rPr>
               <w:t xml:space="preserve">B.‎  </w:t>
             </w:r>
@@ -748,8 +730,8 @@
                 <w:b w:val="false"/>
                 <w:bCs w:val="false"/>
                 <w:color w:val="111111"/>
-                <w:sz w:val="28"/>
-                <w:szCs w:val="28"/>
+                <w:sz w:val="25"/>
+                <w:szCs w:val="25"/>
                 <w:rtl/>
               </w:rPr>
               <w:t xml:space="preserve">مُعَلِّمٌ</w:t>
@@ -776,7 +758,7 @@
           <w:p>
             <w:pPr>
               <w:bidi/>
-              <w:spacing w:after="0" w:line="330"/>
+              <w:spacing w:after="0" w:line="208"/>
             </w:pPr>
             <w:r>
               <w:rPr>
@@ -786,8 +768,8 @@
                 <w:i w:val="false"/>
                 <w:iCs w:val="false"/>
                 <w:color w:val="111111"/>
-                <w:sz w:val="20"/>
-                <w:szCs w:val="20"/>
+                <w:sz w:val="17"/>
+                <w:szCs w:val="17"/>
               </w:rPr>
               <w:t xml:space="preserve">A.‎  </w:t>
             </w:r>
@@ -797,8 +779,8 @@
                 <w:b w:val="false"/>
                 <w:bCs w:val="false"/>
                 <w:color w:val="111111"/>
-                <w:sz w:val="28"/>
-                <w:szCs w:val="28"/>
+                <w:sz w:val="25"/>
+                <w:szCs w:val="25"/>
                 <w:rtl/>
               </w:rPr>
               <w:t xml:space="preserve">طَبَّاخٌ</w:t>
@@ -830,7 +812,7 @@
           <w:p>
             <w:pPr>
               <w:bidi/>
-              <w:spacing w:after="0" w:line="330"/>
+              <w:spacing w:after="0" w:line="208"/>
             </w:pPr>
             <w:r>
               <w:rPr>
@@ -840,8 +822,8 @@
                 <w:i w:val="false"/>
                 <w:iCs w:val="false"/>
                 <w:color w:val="111111"/>
-                <w:sz w:val="20"/>
-                <w:szCs w:val="20"/>
+                <w:sz w:val="17"/>
+                <w:szCs w:val="17"/>
               </w:rPr>
               <w:t xml:space="preserve">D.‎  </w:t>
             </w:r>
@@ -851,8 +833,8 @@
                 <w:b w:val="false"/>
                 <w:bCs w:val="false"/>
                 <w:color w:val="111111"/>
-                <w:sz w:val="28"/>
-                <w:szCs w:val="28"/>
+                <w:sz w:val="25"/>
+                <w:szCs w:val="25"/>
                 <w:rtl/>
               </w:rPr>
               <w:t xml:space="preserve">ضَابِطٌ</w:t>
@@ -879,7 +861,7 @@
           <w:p>
             <w:pPr>
               <w:bidi/>
-              <w:spacing w:after="0" w:line="330"/>
+              <w:spacing w:after="0" w:line="208"/>
             </w:pPr>
             <w:r>
               <w:rPr>
@@ -889,8 +871,8 @@
                 <w:i w:val="false"/>
                 <w:iCs w:val="false"/>
                 <w:color w:val="111111"/>
-                <w:sz w:val="20"/>
-                <w:szCs w:val="20"/>
+                <w:sz w:val="17"/>
+                <w:szCs w:val="17"/>
               </w:rPr>
               <w:t xml:space="preserve">C.‎  </w:t>
             </w:r>
@@ -900,8 +882,8 @@
                 <w:b w:val="false"/>
                 <w:bCs w:val="false"/>
                 <w:color w:val="111111"/>
-                <w:sz w:val="28"/>
-                <w:szCs w:val="28"/>
+                <w:sz w:val="25"/>
+                <w:szCs w:val="25"/>
                 <w:rtl/>
               </w:rPr>
               <w:t xml:space="preserve">سَائِقٌ</w:t>
@@ -914,7 +896,7 @@
       <w:pPr>
         <w:keepNext/>
         <w:bidi/>
-        <w:spacing w:after="40" w:before="150" w:line="300"/>
+        <w:spacing w:after="12" w:before="45" w:line="208"/>
         <w:ind w:left="340"/>
       </w:pPr>
       <w:r>
@@ -925,8 +907,8 @@
           <w:i w:val="false"/>
           <w:iCs w:val="false"/>
           <w:color w:val="111111"/>
-          <w:sz w:val="20"/>
-          <w:szCs w:val="20"/>
+          <w:sz w:val="17"/>
+          <w:szCs w:val="17"/>
         </w:rPr>
         <w:t xml:space="preserve">b.‎  </w:t>
       </w:r>
@@ -936,8 +918,8 @@
           <w:b w:val="false"/>
           <w:bCs w:val="false"/>
           <w:color w:val="111111"/>
-          <w:sz w:val="28"/>
-          <w:szCs w:val="28"/>
+          <w:sz w:val="25"/>
+          <w:szCs w:val="25"/>
           <w:rtl/>
         </w:rPr>
         <w:t xml:space="preserve">أَيْنَ تَعْمَلُ الْعَمَّةُ؟</w:t>
@@ -983,7 +965,7 @@
           <w:p>
             <w:pPr>
               <w:bidi/>
-              <w:spacing w:after="0" w:line="330"/>
+              <w:spacing w:after="0" w:line="208"/>
             </w:pPr>
             <w:r>
               <w:rPr>
@@ -993,8 +975,8 @@
                 <w:i w:val="false"/>
                 <w:iCs w:val="false"/>
                 <w:color w:val="111111"/>
-                <w:sz w:val="20"/>
-                <w:szCs w:val="20"/>
+                <w:sz w:val="17"/>
+                <w:szCs w:val="17"/>
               </w:rPr>
               <w:t xml:space="preserve">B.‎  </w:t>
             </w:r>
@@ -1004,8 +986,8 @@
                 <w:b w:val="false"/>
                 <w:bCs w:val="false"/>
                 <w:color w:val="111111"/>
-                <w:sz w:val="28"/>
-                <w:szCs w:val="28"/>
+                <w:sz w:val="25"/>
+                <w:szCs w:val="25"/>
                 <w:rtl/>
               </w:rPr>
               <w:t xml:space="preserve">فِي الْمَدْرَسَةِ</w:t>
@@ -1032,7 +1014,7 @@
           <w:p>
             <w:pPr>
               <w:bidi/>
-              <w:spacing w:after="0" w:line="330"/>
+              <w:spacing w:after="0" w:line="208"/>
             </w:pPr>
             <w:r>
               <w:rPr>
@@ -1042,8 +1024,8 @@
                 <w:i w:val="false"/>
                 <w:iCs w:val="false"/>
                 <w:color w:val="111111"/>
-                <w:sz w:val="20"/>
-                <w:szCs w:val="20"/>
+                <w:sz w:val="17"/>
+                <w:szCs w:val="17"/>
               </w:rPr>
               <w:t xml:space="preserve">A.‎  </w:t>
             </w:r>
@@ -1053,8 +1035,8 @@
                 <w:b w:val="false"/>
                 <w:bCs w:val="false"/>
                 <w:color w:val="111111"/>
-                <w:sz w:val="28"/>
-                <w:szCs w:val="28"/>
+                <w:sz w:val="25"/>
+                <w:szCs w:val="25"/>
                 <w:rtl/>
               </w:rPr>
               <w:t xml:space="preserve">فِي الْمَطْعَمِ</w:t>
@@ -1086,7 +1068,7 @@
           <w:p>
             <w:pPr>
               <w:bidi/>
-              <w:spacing w:after="0" w:line="330"/>
+              <w:spacing w:after="0" w:line="208"/>
             </w:pPr>
             <w:r>
               <w:rPr>
@@ -1096,8 +1078,8 @@
                 <w:i w:val="false"/>
                 <w:iCs w:val="false"/>
                 <w:color w:val="111111"/>
-                <w:sz w:val="20"/>
-                <w:szCs w:val="20"/>
+                <w:sz w:val="17"/>
+                <w:szCs w:val="17"/>
               </w:rPr>
               <w:t xml:space="preserve">D.‎  </w:t>
             </w:r>
@@ -1107,8 +1089,8 @@
                 <w:b w:val="false"/>
                 <w:bCs w:val="false"/>
                 <w:color w:val="111111"/>
-                <w:sz w:val="28"/>
-                <w:szCs w:val="28"/>
+                <w:sz w:val="25"/>
+                <w:szCs w:val="25"/>
                 <w:rtl/>
               </w:rPr>
               <w:t xml:space="preserve">فِي الْقَرْيَةِ</w:t>
@@ -1135,7 +1117,7 @@
           <w:p>
             <w:pPr>
               <w:bidi/>
-              <w:spacing w:after="0" w:line="330"/>
+              <w:spacing w:after="0" w:line="208"/>
             </w:pPr>
             <w:r>
               <w:rPr>
@@ -1145,8 +1127,8 @@
                 <w:i w:val="false"/>
                 <w:iCs w:val="false"/>
                 <w:color w:val="111111"/>
-                <w:sz w:val="20"/>
-                <w:szCs w:val="20"/>
+                <w:sz w:val="17"/>
+                <w:szCs w:val="17"/>
               </w:rPr>
               <w:t xml:space="preserve">C.‎  </w:t>
             </w:r>
@@ -1156,8 +1138,8 @@
                 <w:b w:val="false"/>
                 <w:bCs w:val="false"/>
                 <w:color w:val="111111"/>
-                <w:sz w:val="28"/>
-                <w:szCs w:val="28"/>
+                <w:sz w:val="25"/>
+                <w:szCs w:val="25"/>
                 <w:rtl/>
               </w:rPr>
               <w:t xml:space="preserve">فِي الْمُسْتَشْفَى</w:t>
@@ -1170,7 +1152,7 @@
       <w:pPr>
         <w:keepNext/>
         <w:bidi/>
-        <w:spacing w:after="40" w:before="150" w:line="300"/>
+        <w:spacing w:after="12" w:before="45" w:line="208"/>
         <w:ind w:left="340"/>
       </w:pPr>
       <w:r>
@@ -1181,8 +1163,8 @@
           <w:i w:val="false"/>
           <w:iCs w:val="false"/>
           <w:color w:val="111111"/>
-          <w:sz w:val="20"/>
-          <w:szCs w:val="20"/>
+          <w:sz w:val="17"/>
+          <w:szCs w:val="17"/>
         </w:rPr>
         <w:t xml:space="preserve">c.‎  </w:t>
       </w:r>
@@ -1192,8 +1174,8 @@
           <w:b w:val="false"/>
           <w:bCs w:val="false"/>
           <w:color w:val="111111"/>
-          <w:sz w:val="28"/>
-          <w:szCs w:val="28"/>
+          <w:sz w:val="25"/>
+          <w:szCs w:val="25"/>
           <w:rtl/>
         </w:rPr>
         <w:t xml:space="preserve">أَيْنَ يَسْكُنُ الْجَدُّ وَالْجَدَّةُ؟</w:t>
@@ -1239,7 +1221,7 @@
           <w:p>
             <w:pPr>
               <w:bidi/>
-              <w:spacing w:after="0" w:line="330"/>
+              <w:spacing w:after="0" w:line="208"/>
             </w:pPr>
             <w:r>
               <w:rPr>
@@ -1249,8 +1231,8 @@
                 <w:i w:val="false"/>
                 <w:iCs w:val="false"/>
                 <w:color w:val="111111"/>
-                <w:sz w:val="20"/>
-                <w:szCs w:val="20"/>
+                <w:sz w:val="17"/>
+                <w:szCs w:val="17"/>
               </w:rPr>
               <w:t xml:space="preserve">B.‎  </w:t>
             </w:r>
@@ -1260,8 +1242,8 @@
                 <w:b w:val="false"/>
                 <w:bCs w:val="false"/>
                 <w:color w:val="111111"/>
-                <w:sz w:val="28"/>
-                <w:szCs w:val="28"/>
+                <w:sz w:val="25"/>
+                <w:szCs w:val="25"/>
                 <w:rtl/>
               </w:rPr>
               <w:t xml:space="preserve">فِي الْقَرْيَةِ</w:t>
@@ -1288,7 +1270,7 @@
           <w:p>
             <w:pPr>
               <w:bidi/>
-              <w:spacing w:after="0" w:line="330"/>
+              <w:spacing w:after="0" w:line="208"/>
             </w:pPr>
             <w:r>
               <w:rPr>
@@ -1298,8 +1280,8 @@
                 <w:i w:val="false"/>
                 <w:iCs w:val="false"/>
                 <w:color w:val="111111"/>
-                <w:sz w:val="20"/>
-                <w:szCs w:val="20"/>
+                <w:sz w:val="17"/>
+                <w:szCs w:val="17"/>
               </w:rPr>
               <w:t xml:space="preserve">A.‎  </w:t>
             </w:r>
@@ -1309,8 +1291,8 @@
                 <w:b w:val="false"/>
                 <w:bCs w:val="false"/>
                 <w:color w:val="111111"/>
-                <w:sz w:val="28"/>
-                <w:szCs w:val="28"/>
+                <w:sz w:val="25"/>
+                <w:szCs w:val="25"/>
                 <w:rtl/>
               </w:rPr>
               <w:t xml:space="preserve">فِي الْمَدِينَةِ</w:t>
@@ -1342,7 +1324,7 @@
           <w:p>
             <w:pPr>
               <w:bidi/>
-              <w:spacing w:after="0" w:line="330"/>
+              <w:spacing w:after="0" w:line="208"/>
             </w:pPr>
             <w:r>
               <w:rPr>
@@ -1352,8 +1334,8 @@
                 <w:i w:val="false"/>
                 <w:iCs w:val="false"/>
                 <w:color w:val="111111"/>
-                <w:sz w:val="20"/>
-                <w:szCs w:val="20"/>
+                <w:sz w:val="17"/>
+                <w:szCs w:val="17"/>
               </w:rPr>
               <w:t xml:space="preserve">D.‎  </w:t>
             </w:r>
@@ -1363,8 +1345,8 @@
                 <w:b w:val="false"/>
                 <w:bCs w:val="false"/>
                 <w:color w:val="111111"/>
-                <w:sz w:val="28"/>
-                <w:szCs w:val="28"/>
+                <w:sz w:val="25"/>
+                <w:szCs w:val="25"/>
                 <w:rtl/>
               </w:rPr>
               <w:t xml:space="preserve">فِي الْمُسْتَشْفَى</w:t>
@@ -1391,7 +1373,7 @@
           <w:p>
             <w:pPr>
               <w:bidi/>
-              <w:spacing w:after="0" w:line="330"/>
+              <w:spacing w:after="0" w:line="208"/>
             </w:pPr>
             <w:r>
               <w:rPr>
@@ -1401,8 +1383,8 @@
                 <w:i w:val="false"/>
                 <w:iCs w:val="false"/>
                 <w:color w:val="111111"/>
-                <w:sz w:val="20"/>
-                <w:szCs w:val="20"/>
+                <w:sz w:val="17"/>
+                <w:szCs w:val="17"/>
               </w:rPr>
               <w:t xml:space="preserve">C.‎  </w:t>
             </w:r>
@@ -1412,8 +1394,8 @@
                 <w:b w:val="false"/>
                 <w:bCs w:val="false"/>
                 <w:color w:val="111111"/>
-                <w:sz w:val="28"/>
-                <w:szCs w:val="28"/>
+                <w:sz w:val="25"/>
+                <w:szCs w:val="25"/>
                 <w:rtl/>
               </w:rPr>
               <w:t xml:space="preserve">فِي السُّوقِ</w:t>
@@ -1425,7 +1407,7 @@
     <w:p>
       <w:pPr>
         <w:keepNext w:val="false"/>
-        <w:spacing w:after="40" w:before="150" w:line="280"/>
+        <w:spacing w:after="12" w:before="45" w:line="208"/>
         <w:ind w:left="620" w:hanging="280"/>
       </w:pPr>
       <w:r>
@@ -1436,8 +1418,8 @@
           <w:i w:val="false"/>
           <w:iCs w:val="false"/>
           <w:color w:val="111111"/>
-          <w:sz w:val="20"/>
-          <w:szCs w:val="20"/>
+          <w:sz w:val="17"/>
+          <w:szCs w:val="17"/>
         </w:rPr>
         <w:t xml:space="preserve">d)  Babanın mesleği nedir? Arapça bir cümleyle yazınız.</w:t>
       </w:r>
@@ -1445,10 +1427,10 @@
     <w:p>
       <w:pPr>
         <w:pBdr>
-          <w:bottom w:val="dotted" w:color="97A4B1" w:sz="6"/>
+          <w:bottom w:val="dotted" w:color="96A3B0" w:sz="6"/>
         </w:pBdr>
         <w:bidi/>
-        <w:spacing w:after="210" w:line="300"/>
+        <w:spacing w:after="63" w:line="208"/>
         <w:ind w:left="620"/>
       </w:pPr>
       <w:r>
@@ -1459,31 +1441,8 @@
           <w:i w:val="false"/>
           <w:iCs w:val="false"/>
           <w:color w:val="111111"/>
-          <w:sz w:val="21"/>
-          <w:szCs w:val="21"/>
-        </w:rPr>
-        <w:t xml:space="preserve"/>
-      </w:r>
-    </w:p>
-    <w:p>
-      <w:pPr>
-        <w:pBdr>
-          <w:bottom w:val="dotted" w:color="96A3B0" w:sz="6"/>
-        </w:pBdr>
-        <w:bidi/>
-        <w:spacing w:after="210" w:line="300"/>
-        <w:ind w:left="620"/>
-      </w:pPr>
-      <w:r>
-        <w:rPr>
-          <w:rFonts w:ascii="Times New Roman" w:cs="Times New Roman" w:eastAsia="Times New Roman" w:hAnsi="Times New Roman"/>
-          <w:b w:val="false"/>
-          <w:bCs w:val="false"/>
-          <w:i w:val="false"/>
-          <w:iCs w:val="false"/>
-          <w:color w:val="111111"/>
-          <w:sz w:val="21"/>
-          <w:szCs w:val="21"/>
+          <w:sz w:val="17"/>
+          <w:szCs w:val="17"/>
         </w:rPr>
         <w:t xml:space="preserve"/>
       </w:r>
@@ -1493,7 +1452,7 @@
         <w:tabs>
           <w:tab w:val="right" w:pos="9864"/>
         </w:tabs>
-        <w:spacing w:after="90" w:before="220" w:line="280"/>
+        <w:spacing w:after="27" w:before="66" w:line="208"/>
         <w:ind w:left="340" w:hanging="340"/>
       </w:pPr>
       <w:r>
@@ -1504,16 +1463,16 @@
           <w:i w:val="false"/>
           <w:iCs w:val="false"/>
           <w:color w:val="111111"/>
-          <w:sz w:val="21"/>
-          <w:szCs w:val="21"/>
+          <w:sz w:val="17"/>
+          <w:szCs w:val="17"/>
         </w:rPr>
         <w:t xml:space="preserve">2.</w:t>
       </w:r>
       <w:r>
         <w:rPr>
           <w:rFonts w:ascii="Times New Roman" w:cs="Times New Roman" w:eastAsia="Times New Roman" w:hAnsi="Times New Roman"/>
-          <w:sz w:val="21"/>
-          <w:szCs w:val="21"/>
+          <w:sz w:val="17"/>
+          <w:szCs w:val="17"/>
         </w:rPr>
         <w:tab/>
       </w:r>
@@ -1525,16 +1484,16 @@
           <w:i w:val="false"/>
           <w:iCs w:val="false"/>
           <w:color w:val="111111"/>
-          <w:sz w:val="21"/>
-          <w:szCs w:val="21"/>
+          <w:sz w:val="17"/>
+          <w:szCs w:val="17"/>
         </w:rPr>
         <w:t xml:space="preserve">Dinlediğiniz metne göre cümleler doğru ise D, yanlış ise Y kutusunu işaretleyiniz.</w:t>
       </w:r>
       <w:r>
         <w:rPr>
           <w:rFonts w:ascii="Times New Roman" w:cs="Times New Roman" w:eastAsia="Times New Roman" w:hAnsi="Times New Roman"/>
-          <w:sz w:val="21"/>
-          <w:szCs w:val="21"/>
+          <w:sz w:val="17"/>
+          <w:szCs w:val="17"/>
         </w:rPr>
         <w:tab/>
       </w:r>
@@ -1546,8 +1505,8 @@
           <w:i w:val="false"/>
           <w:iCs w:val="false"/>
           <w:color w:val="55636F"/>
-          <w:sz w:val="18"/>
-          <w:szCs w:val="18"/>
+          <w:sz w:val="15"/>
+          <w:szCs w:val="15"/>
         </w:rPr>
         <w:t xml:space="preserve">(10 puan)</w:t>
       </w:r>
@@ -1555,7 +1514,7 @@
     <w:p>
       <w:pPr>
         <w:keepNext w:val="false"/>
-        <w:spacing w:after="90" w:before="0" w:line="280"/>
+        <w:spacing w:after="27" w:before="0" w:line="208"/>
         <w:ind w:left="340"/>
       </w:pPr>
       <w:r>
@@ -1566,8 +1525,8 @@
           <w:i/>
           <w:iCs/>
           <w:color w:val="5B6772"/>
-          <w:sz w:val="18"/>
-          <w:szCs w:val="18"/>
+          <w:sz w:val="15"/>
+          <w:szCs w:val="15"/>
         </w:rPr>
         <w:t xml:space="preserve">Metin öğretmeniniz tarafından iki kez okunacaktır. Her doğru cevap 2 puandır.</w:t>
       </w:r>
@@ -1608,7 +1567,7 @@
           </w:tcPr>
           <w:p>
             <w:pPr>
-              <w:spacing w:after="0" w:line="270"/>
+              <w:spacing w:after="0" w:line="208"/>
               <w:jc w:val="center"/>
             </w:pPr>
             <w:r>
@@ -1619,8 +1578,8 @@
                 <w:i w:val="false"/>
                 <w:iCs w:val="false"/>
                 <w:color w:val="111111"/>
-                <w:sz w:val="18"/>
-                <w:szCs w:val="18"/>
+                <w:sz w:val="15"/>
+                <w:szCs w:val="15"/>
               </w:rPr>
               <w:t xml:space="preserve">No</w:t>
             </w:r>
@@ -1640,7 +1599,7 @@
           </w:tcPr>
           <w:p>
             <w:pPr>
-              <w:spacing w:after="0" w:line="270"/>
+              <w:spacing w:after="0" w:line="208"/>
               <w:jc w:val="center"/>
             </w:pPr>
             <w:r>
@@ -1651,8 +1610,8 @@
                 <w:i w:val="false"/>
                 <w:iCs w:val="false"/>
                 <w:color w:val="111111"/>
-                <w:sz w:val="18"/>
-                <w:szCs w:val="18"/>
+                <w:sz w:val="15"/>
+                <w:szCs w:val="15"/>
               </w:rPr>
               <w:t xml:space="preserve">Cümle</w:t>
             </w:r>
@@ -1672,7 +1631,7 @@
           </w:tcPr>
           <w:p>
             <w:pPr>
-              <w:spacing w:after="0" w:line="270"/>
+              <w:spacing w:after="0" w:line="208"/>
               <w:jc w:val="center"/>
             </w:pPr>
             <w:r>
@@ -1683,8 +1642,8 @@
                 <w:i w:val="false"/>
                 <w:iCs w:val="false"/>
                 <w:color w:val="111111"/>
-                <w:sz w:val="18"/>
-                <w:szCs w:val="18"/>
+                <w:sz w:val="15"/>
+                <w:szCs w:val="15"/>
               </w:rPr>
               <w:t xml:space="preserve">D</w:t>
             </w:r>
@@ -1704,7 +1663,7 @@
           </w:tcPr>
           <w:p>
             <w:pPr>
-              <w:spacing w:after="0" w:line="270"/>
+              <w:spacing w:after="0" w:line="208"/>
               <w:jc w:val="center"/>
             </w:pPr>
             <w:r>
@@ -1715,8 +1674,8 @@
                 <w:i w:val="false"/>
                 <w:iCs w:val="false"/>
                 <w:color w:val="111111"/>
-                <w:sz w:val="18"/>
-                <w:szCs w:val="18"/>
+                <w:sz w:val="15"/>
+                <w:szCs w:val="15"/>
               </w:rPr>
               <w:t xml:space="preserve">Y</w:t>
             </w:r>
@@ -1725,7 +1684,7 @@
       </w:tr>
       <w:tr>
         <w:trPr>
-          <w:trHeight w:val="420" w:hRule="atLeast"/>
+          <w:trHeight w:val="260" w:hRule="atLeast"/>
         </w:trPr>
         <w:tc>
           <w:tcPr>
@@ -1740,19 +1699,19 @@
           </w:tcPr>
           <w:p>
             <w:pPr>
-              <w:spacing w:after="0" w:line="270"/>
-              <w:jc w:val="center"/>
-            </w:pPr>
-            <w:r>
-              <w:rPr>
-                <w:rFonts w:ascii="Times New Roman" w:cs="Times New Roman" w:eastAsia="Times New Roman" w:hAnsi="Times New Roman"/>
-                <w:b w:val="false"/>
-                <w:bCs w:val="false"/>
-                <w:i w:val="false"/>
-                <w:iCs w:val="false"/>
-                <w:color w:val="111111"/>
-                <w:sz w:val="19"/>
-                <w:szCs w:val="19"/>
+              <w:spacing w:after="0" w:line="208"/>
+              <w:jc w:val="center"/>
+            </w:pPr>
+            <w:r>
+              <w:rPr>
+                <w:rFonts w:ascii="Times New Roman" w:cs="Times New Roman" w:eastAsia="Times New Roman" w:hAnsi="Times New Roman"/>
+                <w:b w:val="false"/>
+                <w:bCs w:val="false"/>
+                <w:i w:val="false"/>
+                <w:iCs w:val="false"/>
+                <w:color w:val="111111"/>
+                <w:sz w:val="16"/>
+                <w:szCs w:val="16"/>
               </w:rPr>
               <w:t xml:space="preserve">1</w:t>
             </w:r>
@@ -1772,7 +1731,7 @@
           <w:p>
             <w:pPr>
               <w:bidi/>
-              <w:spacing w:after="0" w:line="320"/>
+              <w:spacing w:after="0" w:line="208"/>
             </w:pPr>
             <w:r>
               <w:rPr>
@@ -1780,8 +1739,8 @@
                 <w:b w:val="false"/>
                 <w:bCs w:val="false"/>
                 <w:color w:val="111111"/>
-                <w:sz w:val="28"/>
-                <w:szCs w:val="28"/>
+                <w:sz w:val="25"/>
+                <w:szCs w:val="25"/>
                 <w:rtl/>
               </w:rPr>
               <w:t xml:space="preserve">لِزَيْنَبَ عَمٌّ وَاحِدٌ.</w:t>
@@ -1801,18 +1760,18 @@
           </w:tcPr>
           <w:p>
             <w:pPr>
-              <w:spacing w:after="0" w:line="270"/>
-            </w:pPr>
-            <w:r>
-              <w:rPr>
-                <w:rFonts w:ascii="Times New Roman" w:cs="Times New Roman" w:eastAsia="Times New Roman" w:hAnsi="Times New Roman"/>
-                <w:b w:val="false"/>
-                <w:bCs w:val="false"/>
-                <w:i w:val="false"/>
-                <w:iCs w:val="false"/>
-                <w:color w:val="111111"/>
-                <w:sz w:val="21"/>
-                <w:szCs w:val="21"/>
+              <w:spacing w:after="0" w:line="208"/>
+            </w:pPr>
+            <w:r>
+              <w:rPr>
+                <w:rFonts w:ascii="Times New Roman" w:cs="Times New Roman" w:eastAsia="Times New Roman" w:hAnsi="Times New Roman"/>
+                <w:b w:val="false"/>
+                <w:bCs w:val="false"/>
+                <w:i w:val="false"/>
+                <w:iCs w:val="false"/>
+                <w:color w:val="111111"/>
+                <w:sz w:val="17"/>
+                <w:szCs w:val="17"/>
               </w:rPr>
               <w:t xml:space="preserve"/>
             </w:r>
@@ -1829,29 +1788,11 @@
             </w:tcMar>
             <w:vAlign w:val="center"/>
           </w:tcPr>
-          <w:p>
-            <w:pPr>
-              <w:spacing w:after="0" w:line="270"/>
-            </w:pPr>
-            <w:r>
-              <w:rPr>
-                <w:rFonts w:ascii="Times New Roman" w:cs="Times New Roman" w:eastAsia="Times New Roman" w:hAnsi="Times New Roman"/>
-                <w:b w:val="false"/>
-                <w:bCs w:val="false"/>
-                <w:i w:val="false"/>
-                <w:iCs w:val="false"/>
-                <w:color w:val="111111"/>
-                <w:sz w:val="21"/>
-                <w:szCs w:val="21"/>
-              </w:rPr>
-              <w:t xml:space="preserve"/>
-            </w:r>
-          </w:p>
         </w:tc>
       </w:tr>
       <w:tr>
         <w:trPr>
-          <w:trHeight w:val="420" w:hRule="atLeast"/>
+          <w:trHeight w:val="260" w:hRule="atLeast"/>
         </w:trPr>
         <w:tc>
           <w:tcPr>
@@ -1866,19 +1807,19 @@
           </w:tcPr>
           <w:p>
             <w:pPr>
-              <w:spacing w:after="0" w:line="270"/>
-              <w:jc w:val="center"/>
-            </w:pPr>
-            <w:r>
-              <w:rPr>
-                <w:rFonts w:ascii="Times New Roman" w:cs="Times New Roman" w:eastAsia="Times New Roman" w:hAnsi="Times New Roman"/>
-                <w:b w:val="false"/>
-                <w:bCs w:val="false"/>
-                <w:i w:val="false"/>
-                <w:iCs w:val="false"/>
-                <w:color w:val="111111"/>
-                <w:sz w:val="19"/>
-                <w:szCs w:val="19"/>
+              <w:spacing w:after="0" w:line="208"/>
+              <w:jc w:val="center"/>
+            </w:pPr>
+            <w:r>
+              <w:rPr>
+                <w:rFonts w:ascii="Times New Roman" w:cs="Times New Roman" w:eastAsia="Times New Roman" w:hAnsi="Times New Roman"/>
+                <w:b w:val="false"/>
+                <w:bCs w:val="false"/>
+                <w:i w:val="false"/>
+                <w:iCs w:val="false"/>
+                <w:color w:val="111111"/>
+                <w:sz w:val="16"/>
+                <w:szCs w:val="16"/>
               </w:rPr>
               <w:t xml:space="preserve">2</w:t>
             </w:r>
@@ -1898,7 +1839,7 @@
           <w:p>
             <w:pPr>
               <w:bidi/>
-              <w:spacing w:after="0" w:line="320"/>
+              <w:spacing w:after="0" w:line="208"/>
             </w:pPr>
             <w:r>
               <w:rPr>
@@ -1906,8 +1847,8 @@
                 <w:b w:val="false"/>
                 <w:bCs w:val="false"/>
                 <w:color w:val="111111"/>
-                <w:sz w:val="28"/>
-                <w:szCs w:val="28"/>
+                <w:sz w:val="25"/>
+                <w:szCs w:val="25"/>
                 <w:rtl/>
               </w:rPr>
               <w:t xml:space="preserve">عَمُّ زَيْنَبَ ضَابِطٌ.</w:t>
@@ -1927,18 +1868,18 @@
           </w:tcPr>
           <w:p>
             <w:pPr>
-              <w:spacing w:after="0" w:line="270"/>
-            </w:pPr>
-            <w:r>
-              <w:rPr>
-                <w:rFonts w:ascii="Times New Roman" w:cs="Times New Roman" w:eastAsia="Times New Roman" w:hAnsi="Times New Roman"/>
-                <w:b w:val="false"/>
-                <w:bCs w:val="false"/>
-                <w:i w:val="false"/>
-                <w:iCs w:val="false"/>
-                <w:color w:val="111111"/>
-                <w:sz w:val="21"/>
-                <w:szCs w:val="21"/>
+              <w:spacing w:after="0" w:line="208"/>
+            </w:pPr>
+            <w:r>
+              <w:rPr>
+                <w:rFonts w:ascii="Times New Roman" w:cs="Times New Roman" w:eastAsia="Times New Roman" w:hAnsi="Times New Roman"/>
+                <w:b w:val="false"/>
+                <w:bCs w:val="false"/>
+                <w:i w:val="false"/>
+                <w:iCs w:val="false"/>
+                <w:color w:val="111111"/>
+                <w:sz w:val="17"/>
+                <w:szCs w:val="17"/>
               </w:rPr>
               <w:t xml:space="preserve"/>
             </w:r>
@@ -1955,29 +1896,11 @@
             </w:tcMar>
             <w:vAlign w:val="center"/>
           </w:tcPr>
-          <w:p>
-            <w:pPr>
-              <w:spacing w:after="0" w:line="270"/>
-            </w:pPr>
-            <w:r>
-              <w:rPr>
-                <w:rFonts w:ascii="Times New Roman" w:cs="Times New Roman" w:eastAsia="Times New Roman" w:hAnsi="Times New Roman"/>
-                <w:b w:val="false"/>
-                <w:bCs w:val="false"/>
-                <w:i w:val="false"/>
-                <w:iCs w:val="false"/>
-                <w:color w:val="111111"/>
-                <w:sz w:val="21"/>
-                <w:szCs w:val="21"/>
-              </w:rPr>
-              <w:t xml:space="preserve"/>
-            </w:r>
-          </w:p>
         </w:tc>
       </w:tr>
       <w:tr>
         <w:trPr>
-          <w:trHeight w:val="420" w:hRule="atLeast"/>
+          <w:trHeight w:val="260" w:hRule="atLeast"/>
         </w:trPr>
         <w:tc>
           <w:tcPr>
@@ -1992,19 +1915,19 @@
           </w:tcPr>
           <w:p>
             <w:pPr>
-              <w:spacing w:after="0" w:line="270"/>
-              <w:jc w:val="center"/>
-            </w:pPr>
-            <w:r>
-              <w:rPr>
-                <w:rFonts w:ascii="Times New Roman" w:cs="Times New Roman" w:eastAsia="Times New Roman" w:hAnsi="Times New Roman"/>
-                <w:b w:val="false"/>
-                <w:bCs w:val="false"/>
-                <w:i w:val="false"/>
-                <w:iCs w:val="false"/>
-                <w:color w:val="111111"/>
-                <w:sz w:val="19"/>
-                <w:szCs w:val="19"/>
+              <w:spacing w:after="0" w:line="208"/>
+              <w:jc w:val="center"/>
+            </w:pPr>
+            <w:r>
+              <w:rPr>
+                <w:rFonts w:ascii="Times New Roman" w:cs="Times New Roman" w:eastAsia="Times New Roman" w:hAnsi="Times New Roman"/>
+                <w:b w:val="false"/>
+                <w:bCs w:val="false"/>
+                <w:i w:val="false"/>
+                <w:iCs w:val="false"/>
+                <w:color w:val="111111"/>
+                <w:sz w:val="16"/>
+                <w:szCs w:val="16"/>
               </w:rPr>
               <w:t xml:space="preserve">3</w:t>
             </w:r>
@@ -2024,7 +1947,7 @@
           <w:p>
             <w:pPr>
               <w:bidi/>
-              <w:spacing w:after="0" w:line="320"/>
+              <w:spacing w:after="0" w:line="208"/>
             </w:pPr>
             <w:r>
               <w:rPr>
@@ -2032,8 +1955,8 @@
                 <w:b w:val="false"/>
                 <w:bCs w:val="false"/>
                 <w:color w:val="111111"/>
-                <w:sz w:val="28"/>
-                <w:szCs w:val="28"/>
+                <w:sz w:val="25"/>
+                <w:szCs w:val="25"/>
                 <w:rtl/>
               </w:rPr>
               <w:t xml:space="preserve">خَالَةُ زَيْنَبَ مُعَلِّمَةٌ.</w:t>
@@ -2053,18 +1976,18 @@
           </w:tcPr>
           <w:p>
             <w:pPr>
-              <w:spacing w:after="0" w:line="270"/>
-            </w:pPr>
-            <w:r>
-              <w:rPr>
-                <w:rFonts w:ascii="Times New Roman" w:cs="Times New Roman" w:eastAsia="Times New Roman" w:hAnsi="Times New Roman"/>
-                <w:b w:val="false"/>
-                <w:bCs w:val="false"/>
-                <w:i w:val="false"/>
-                <w:iCs w:val="false"/>
-                <w:color w:val="111111"/>
-                <w:sz w:val="21"/>
-                <w:szCs w:val="21"/>
+              <w:spacing w:after="0" w:line="208"/>
+            </w:pPr>
+            <w:r>
+              <w:rPr>
+                <w:rFonts w:ascii="Times New Roman" w:cs="Times New Roman" w:eastAsia="Times New Roman" w:hAnsi="Times New Roman"/>
+                <w:b w:val="false"/>
+                <w:bCs w:val="false"/>
+                <w:i w:val="false"/>
+                <w:iCs w:val="false"/>
+                <w:color w:val="111111"/>
+                <w:sz w:val="17"/>
+                <w:szCs w:val="17"/>
               </w:rPr>
               <w:t xml:space="preserve"/>
             </w:r>
@@ -2081,29 +2004,11 @@
             </w:tcMar>
             <w:vAlign w:val="center"/>
           </w:tcPr>
-          <w:p>
-            <w:pPr>
-              <w:spacing w:after="0" w:line="270"/>
-            </w:pPr>
-            <w:r>
-              <w:rPr>
-                <w:rFonts w:ascii="Times New Roman" w:cs="Times New Roman" w:eastAsia="Times New Roman" w:hAnsi="Times New Roman"/>
-                <w:b w:val="false"/>
-                <w:bCs w:val="false"/>
-                <w:i w:val="false"/>
-                <w:iCs w:val="false"/>
-                <w:color w:val="111111"/>
-                <w:sz w:val="21"/>
-                <w:szCs w:val="21"/>
-              </w:rPr>
-              <w:t xml:space="preserve"/>
-            </w:r>
-          </w:p>
         </w:tc>
       </w:tr>
       <w:tr>
         <w:trPr>
-          <w:trHeight w:val="420" w:hRule="atLeast"/>
+          <w:trHeight w:val="260" w:hRule="atLeast"/>
         </w:trPr>
         <w:tc>
           <w:tcPr>
@@ -2118,19 +2023,19 @@
           </w:tcPr>
           <w:p>
             <w:pPr>
-              <w:spacing w:after="0" w:line="270"/>
-              <w:jc w:val="center"/>
-            </w:pPr>
-            <w:r>
-              <w:rPr>
-                <w:rFonts w:ascii="Times New Roman" w:cs="Times New Roman" w:eastAsia="Times New Roman" w:hAnsi="Times New Roman"/>
-                <w:b w:val="false"/>
-                <w:bCs w:val="false"/>
-                <w:i w:val="false"/>
-                <w:iCs w:val="false"/>
-                <w:color w:val="111111"/>
-                <w:sz w:val="19"/>
-                <w:szCs w:val="19"/>
+              <w:spacing w:after="0" w:line="208"/>
+              <w:jc w:val="center"/>
+            </w:pPr>
+            <w:r>
+              <w:rPr>
+                <w:rFonts w:ascii="Times New Roman" w:cs="Times New Roman" w:eastAsia="Times New Roman" w:hAnsi="Times New Roman"/>
+                <w:b w:val="false"/>
+                <w:bCs w:val="false"/>
+                <w:i w:val="false"/>
+                <w:iCs w:val="false"/>
+                <w:color w:val="111111"/>
+                <w:sz w:val="16"/>
+                <w:szCs w:val="16"/>
               </w:rPr>
               <w:t xml:space="preserve">4</w:t>
             </w:r>
@@ -2150,7 +2055,7 @@
           <w:p>
             <w:pPr>
               <w:bidi/>
-              <w:spacing w:after="0" w:line="320"/>
+              <w:spacing w:after="0" w:line="208"/>
             </w:pPr>
             <w:r>
               <w:rPr>
@@ -2158,8 +2063,8 @@
                 <w:b w:val="false"/>
                 <w:bCs w:val="false"/>
                 <w:color w:val="111111"/>
-                <w:sz w:val="28"/>
-                <w:szCs w:val="28"/>
+                <w:sz w:val="25"/>
+                <w:szCs w:val="25"/>
                 <w:rtl/>
               </w:rPr>
               <w:t xml:space="preserve">اَلْجَدَّةُ تَسْكُنُ فِي الْقَرْيَةِ.</w:t>
@@ -2179,18 +2084,18 @@
           </w:tcPr>
           <w:p>
             <w:pPr>
-              <w:spacing w:after="0" w:line="270"/>
-            </w:pPr>
-            <w:r>
-              <w:rPr>
-                <w:rFonts w:ascii="Times New Roman" w:cs="Times New Roman" w:eastAsia="Times New Roman" w:hAnsi="Times New Roman"/>
-                <w:b w:val="false"/>
-                <w:bCs w:val="false"/>
-                <w:i w:val="false"/>
-                <w:iCs w:val="false"/>
-                <w:color w:val="111111"/>
-                <w:sz w:val="21"/>
-                <w:szCs w:val="21"/>
+              <w:spacing w:after="0" w:line="208"/>
+            </w:pPr>
+            <w:r>
+              <w:rPr>
+                <w:rFonts w:ascii="Times New Roman" w:cs="Times New Roman" w:eastAsia="Times New Roman" w:hAnsi="Times New Roman"/>
+                <w:b w:val="false"/>
+                <w:bCs w:val="false"/>
+                <w:i w:val="false"/>
+                <w:iCs w:val="false"/>
+                <w:color w:val="111111"/>
+                <w:sz w:val="17"/>
+                <w:szCs w:val="17"/>
               </w:rPr>
               <w:t xml:space="preserve"/>
             </w:r>
@@ -2207,29 +2112,11 @@
             </w:tcMar>
             <w:vAlign w:val="center"/>
           </w:tcPr>
-          <w:p>
-            <w:pPr>
-              <w:spacing w:after="0" w:line="270"/>
-            </w:pPr>
-            <w:r>
-              <w:rPr>
-                <w:rFonts w:ascii="Times New Roman" w:cs="Times New Roman" w:eastAsia="Times New Roman" w:hAnsi="Times New Roman"/>
-                <w:b w:val="false"/>
-                <w:bCs w:val="false"/>
-                <w:i w:val="false"/>
-                <w:iCs w:val="false"/>
-                <w:color w:val="111111"/>
-                <w:sz w:val="21"/>
-                <w:szCs w:val="21"/>
-              </w:rPr>
-              <w:t xml:space="preserve"/>
-            </w:r>
-          </w:p>
         </w:tc>
       </w:tr>
       <w:tr>
         <w:trPr>
-          <w:trHeight w:val="420" w:hRule="atLeast"/>
+          <w:trHeight w:val="260" w:hRule="atLeast"/>
         </w:trPr>
         <w:tc>
           <w:tcPr>
@@ -2244,19 +2131,19 @@
           </w:tcPr>
           <w:p>
             <w:pPr>
-              <w:spacing w:after="0" w:line="270"/>
-              <w:jc w:val="center"/>
-            </w:pPr>
-            <w:r>
-              <w:rPr>
-                <w:rFonts w:ascii="Times New Roman" w:cs="Times New Roman" w:eastAsia="Times New Roman" w:hAnsi="Times New Roman"/>
-                <w:b w:val="false"/>
-                <w:bCs w:val="false"/>
-                <w:i w:val="false"/>
-                <w:iCs w:val="false"/>
-                <w:color w:val="111111"/>
-                <w:sz w:val="19"/>
-                <w:szCs w:val="19"/>
+              <w:spacing w:after="0" w:line="208"/>
+              <w:jc w:val="center"/>
+            </w:pPr>
+            <w:r>
+              <w:rPr>
+                <w:rFonts w:ascii="Times New Roman" w:cs="Times New Roman" w:eastAsia="Times New Roman" w:hAnsi="Times New Roman"/>
+                <w:b w:val="false"/>
+                <w:bCs w:val="false"/>
+                <w:i w:val="false"/>
+                <w:iCs w:val="false"/>
+                <w:color w:val="111111"/>
+                <w:sz w:val="16"/>
+                <w:szCs w:val="16"/>
               </w:rPr>
               <w:t xml:space="preserve">5</w:t>
             </w:r>
@@ -2276,7 +2163,7 @@
           <w:p>
             <w:pPr>
               <w:bidi/>
-              <w:spacing w:after="0" w:line="320"/>
+              <w:spacing w:after="0" w:line="208"/>
             </w:pPr>
             <w:r>
               <w:rPr>
@@ -2284,8 +2171,8 @@
                 <w:b w:val="false"/>
                 <w:bCs w:val="false"/>
                 <w:color w:val="111111"/>
-                <w:sz w:val="28"/>
-                <w:szCs w:val="28"/>
+                <w:sz w:val="25"/>
+                <w:szCs w:val="25"/>
                 <w:rtl/>
               </w:rPr>
               <w:t xml:space="preserve">وَالِدُ زَيْنَبَ يَعْمَلُ فِي الْمَصْنَعِ.</w:t>
@@ -2305,18 +2192,18 @@
           </w:tcPr>
           <w:p>
             <w:pPr>
-              <w:spacing w:after="0" w:line="270"/>
-            </w:pPr>
-            <w:r>
-              <w:rPr>
-                <w:rFonts w:ascii="Times New Roman" w:cs="Times New Roman" w:eastAsia="Times New Roman" w:hAnsi="Times New Roman"/>
-                <w:b w:val="false"/>
-                <w:bCs w:val="false"/>
-                <w:i w:val="false"/>
-                <w:iCs w:val="false"/>
-                <w:color w:val="111111"/>
-                <w:sz w:val="21"/>
-                <w:szCs w:val="21"/>
+              <w:spacing w:after="0" w:line="208"/>
+            </w:pPr>
+            <w:r>
+              <w:rPr>
+                <w:rFonts w:ascii="Times New Roman" w:cs="Times New Roman" w:eastAsia="Times New Roman" w:hAnsi="Times New Roman"/>
+                <w:b w:val="false"/>
+                <w:bCs w:val="false"/>
+                <w:i w:val="false"/>
+                <w:iCs w:val="false"/>
+                <w:color w:val="111111"/>
+                <w:sz w:val="17"/>
+                <w:szCs w:val="17"/>
               </w:rPr>
               <w:t xml:space="preserve"/>
             </w:r>
@@ -2333,24 +2220,6 @@
             </w:tcMar>
             <w:vAlign w:val="center"/>
           </w:tcPr>
-          <w:p>
-            <w:pPr>
-              <w:spacing w:after="0" w:line="270"/>
-            </w:pPr>
-            <w:r>
-              <w:rPr>
-                <w:rFonts w:ascii="Times New Roman" w:cs="Times New Roman" w:eastAsia="Times New Roman" w:hAnsi="Times New Roman"/>
-                <w:b w:val="false"/>
-                <w:bCs w:val="false"/>
-                <w:i w:val="false"/>
-                <w:iCs w:val="false"/>
-                <w:color w:val="111111"/>
-                <w:sz w:val="21"/>
-                <w:szCs w:val="21"/>
-              </w:rPr>
-              <w:t xml:space="preserve"/>
-            </w:r>
-          </w:p>
         </w:tc>
       </w:tr>
     </w:tbl>
@@ -2359,7 +2228,7 @@
         <w:tabs>
           <w:tab w:val="right" w:pos="9864"/>
         </w:tabs>
-        <w:spacing w:after="90" w:before="220" w:line="280"/>
+        <w:spacing w:after="27" w:before="66" w:line="208"/>
         <w:ind w:left="340" w:hanging="340"/>
       </w:pPr>
       <w:r>
@@ -2370,16 +2239,16 @@
           <w:i w:val="false"/>
           <w:iCs w:val="false"/>
           <w:color w:val="111111"/>
-          <w:sz w:val="21"/>
-          <w:szCs w:val="21"/>
+          <w:sz w:val="17"/>
+          <w:szCs w:val="17"/>
         </w:rPr>
         <w:t xml:space="preserve">3.</w:t>
       </w:r>
       <w:r>
         <w:rPr>
           <w:rFonts w:ascii="Times New Roman" w:cs="Times New Roman" w:eastAsia="Times New Roman" w:hAnsi="Times New Roman"/>
-          <w:sz w:val="21"/>
-          <w:szCs w:val="21"/>
+          <w:sz w:val="17"/>
+          <w:szCs w:val="17"/>
         </w:rPr>
         <w:tab/>
       </w:r>
@@ -2391,16 +2260,16 @@
           <w:i w:val="false"/>
           <w:iCs w:val="false"/>
           <w:color w:val="111111"/>
-          <w:sz w:val="21"/>
-          <w:szCs w:val="21"/>
+          <w:sz w:val="17"/>
+          <w:szCs w:val="17"/>
         </w:rPr>
         <w:t xml:space="preserve">Aşağıdaki durumlara uygun seçeneği işaretleyiniz.</w:t>
       </w:r>
       <w:r>
         <w:rPr>
           <w:rFonts w:ascii="Times New Roman" w:cs="Times New Roman" w:eastAsia="Times New Roman" w:hAnsi="Times New Roman"/>
-          <w:sz w:val="21"/>
-          <w:szCs w:val="21"/>
+          <w:sz w:val="17"/>
+          <w:szCs w:val="17"/>
         </w:rPr>
         <w:tab/>
       </w:r>
@@ -2412,8 +2281,8 @@
           <w:i w:val="false"/>
           <w:iCs w:val="false"/>
           <w:color w:val="55636F"/>
-          <w:sz w:val="18"/>
-          <w:szCs w:val="18"/>
+          <w:sz w:val="15"/>
+          <w:szCs w:val="15"/>
         </w:rPr>
         <w:t xml:space="preserve">(15 puan)</w:t>
       </w:r>
@@ -2421,7 +2290,7 @@
     <w:p>
       <w:pPr>
         <w:keepNext w:val="false"/>
-        <w:spacing w:after="90" w:before="0" w:line="280"/>
+        <w:spacing w:after="27" w:before="0" w:line="208"/>
         <w:ind w:left="340"/>
       </w:pPr>
       <w:r>
@@ -2432,8 +2301,8 @@
           <w:i/>
           <w:iCs/>
           <w:color w:val="5B6772"/>
-          <w:sz w:val="18"/>
-          <w:szCs w:val="18"/>
+          <w:sz w:val="15"/>
+          <w:szCs w:val="15"/>
         </w:rPr>
         <w:t xml:space="preserve">Her doğru cevap 3 puandır.</w:t>
       </w:r>
@@ -2441,7 +2310,7 @@
     <w:p>
       <w:pPr>
         <w:keepNext/>
-        <w:spacing w:after="50" w:before="0" w:line="280"/>
+        <w:spacing w:after="15" w:before="0" w:line="208"/>
         <w:ind w:left="340" w:hanging="280"/>
       </w:pPr>
       <w:r>
@@ -2452,8 +2321,8 @@
           <w:i w:val="false"/>
           <w:iCs w:val="false"/>
           <w:color w:val="111111"/>
-          <w:sz w:val="20"/>
-          <w:szCs w:val="20"/>
+          <w:sz w:val="17"/>
+          <w:szCs w:val="17"/>
         </w:rPr>
         <w:t xml:space="preserve">1.  Bayramda amcanı ziyarete gidiyorsun. Kapıda ona ne dersin?</w:t>
       </w:r>
@@ -2498,7 +2367,7 @@
           <w:p>
             <w:pPr>
               <w:bidi/>
-              <w:spacing w:after="0" w:line="330"/>
+              <w:spacing w:after="0" w:line="208"/>
               <w:jc w:val="end"/>
             </w:pPr>
             <w:r>
@@ -2509,8 +2378,8 @@
                 <w:i w:val="false"/>
                 <w:iCs w:val="false"/>
                 <w:color w:val="111111"/>
-                <w:sz w:val="20"/>
-                <w:szCs w:val="20"/>
+                <w:sz w:val="17"/>
+                <w:szCs w:val="17"/>
               </w:rPr>
               <w:t xml:space="preserve">A.‎  </w:t>
             </w:r>
@@ -2520,8 +2389,8 @@
                 <w:b w:val="false"/>
                 <w:bCs w:val="false"/>
                 <w:color w:val="111111"/>
-                <w:sz w:val="28"/>
-                <w:szCs w:val="28"/>
+                <w:sz w:val="25"/>
+                <w:szCs w:val="25"/>
                 <w:rtl/>
               </w:rPr>
               <w:t xml:space="preserve">كَيْفَ حَالُكَ يَا عَمِّي؟</w:t>
@@ -2548,7 +2417,7 @@
           <w:p>
             <w:pPr>
               <w:bidi/>
-              <w:spacing w:after="0" w:line="330"/>
+              <w:spacing w:after="0" w:line="208"/>
               <w:jc w:val="end"/>
             </w:pPr>
             <w:r>
@@ -2559,8 +2428,8 @@
                 <w:i w:val="false"/>
                 <w:iCs w:val="false"/>
                 <w:color w:val="111111"/>
-                <w:sz w:val="20"/>
-                <w:szCs w:val="20"/>
+                <w:sz w:val="17"/>
+                <w:szCs w:val="17"/>
               </w:rPr>
               <w:t xml:space="preserve">B.‎  </w:t>
             </w:r>
@@ -2570,8 +2439,8 @@
                 <w:b w:val="false"/>
                 <w:bCs w:val="false"/>
                 <w:color w:val="111111"/>
-                <w:sz w:val="28"/>
-                <w:szCs w:val="28"/>
+                <w:sz w:val="25"/>
+                <w:szCs w:val="25"/>
                 <w:rtl/>
               </w:rPr>
               <w:t xml:space="preserve">مَا هَذَا يَا عَمِّي؟</w:t>
@@ -2603,7 +2472,7 @@
           <w:p>
             <w:pPr>
               <w:bidi/>
-              <w:spacing w:after="0" w:line="330"/>
+              <w:spacing w:after="0" w:line="208"/>
               <w:jc w:val="end"/>
             </w:pPr>
             <w:r>
@@ -2614,8 +2483,8 @@
                 <w:i w:val="false"/>
                 <w:iCs w:val="false"/>
                 <w:color w:val="111111"/>
-                <w:sz w:val="20"/>
-                <w:szCs w:val="20"/>
+                <w:sz w:val="17"/>
+                <w:szCs w:val="17"/>
               </w:rPr>
               <w:t xml:space="preserve">C.‎  </w:t>
             </w:r>
@@ -2625,8 +2494,8 @@
                 <w:b w:val="false"/>
                 <w:bCs w:val="false"/>
                 <w:color w:val="111111"/>
-                <w:sz w:val="28"/>
-                <w:szCs w:val="28"/>
+                <w:sz w:val="25"/>
+                <w:szCs w:val="25"/>
                 <w:rtl/>
               </w:rPr>
               <w:t xml:space="preserve">أَيْنَ الْكِتَابُ يَا عَمِّي؟</w:t>
@@ -2653,7 +2522,7 @@
           <w:p>
             <w:pPr>
               <w:bidi/>
-              <w:spacing w:after="0" w:line="330"/>
+              <w:spacing w:after="0" w:line="208"/>
               <w:jc w:val="end"/>
             </w:pPr>
             <w:r>
@@ -2664,8 +2533,8 @@
                 <w:i w:val="false"/>
                 <w:iCs w:val="false"/>
                 <w:color w:val="111111"/>
-                <w:sz w:val="20"/>
-                <w:szCs w:val="20"/>
+                <w:sz w:val="17"/>
+                <w:szCs w:val="17"/>
               </w:rPr>
               <w:t xml:space="preserve">D.‎  </w:t>
             </w:r>
@@ -2675,8 +2544,8 @@
                 <w:b w:val="false"/>
                 <w:bCs w:val="false"/>
                 <w:color w:val="111111"/>
-                <w:sz w:val="28"/>
-                <w:szCs w:val="28"/>
+                <w:sz w:val="25"/>
+                <w:szCs w:val="25"/>
                 <w:rtl/>
               </w:rPr>
               <w:t xml:space="preserve">هَذِهِ عَمَّتِي.</w:t>
@@ -2688,7 +2557,7 @@
     <w:p>
       <w:pPr>
         <w:keepNext/>
-        <w:spacing w:after="50" w:before="120" w:line="280"/>
+        <w:spacing w:after="15" w:before="36" w:line="208"/>
         <w:ind w:left="340" w:hanging="280"/>
       </w:pPr>
       <w:r>
@@ -2699,8 +2568,8 @@
           <w:i w:val="false"/>
           <w:iCs w:val="false"/>
           <w:color w:val="111111"/>
-          <w:sz w:val="20"/>
-          <w:szCs w:val="20"/>
+          <w:sz w:val="17"/>
+          <w:szCs w:val="17"/>
         </w:rPr>
         <w:t xml:space="preserve">2.  Metne göre Murat’ın dayısının mesleği nedir?</w:t>
       </w:r>
@@ -2745,7 +2614,7 @@
           <w:p>
             <w:pPr>
               <w:bidi/>
-              <w:spacing w:after="0" w:line="330"/>
+              <w:spacing w:after="0" w:line="208"/>
               <w:jc w:val="end"/>
             </w:pPr>
             <w:r>
@@ -2756,8 +2625,8 @@
                 <w:i w:val="false"/>
                 <w:iCs w:val="false"/>
                 <w:color w:val="111111"/>
-                <w:sz w:val="20"/>
-                <w:szCs w:val="20"/>
+                <w:sz w:val="17"/>
+                <w:szCs w:val="17"/>
               </w:rPr>
               <w:t xml:space="preserve">A.‎  </w:t>
             </w:r>
@@ -2767,8 +2636,8 @@
                 <w:b w:val="false"/>
                 <w:bCs w:val="false"/>
                 <w:color w:val="111111"/>
-                <w:sz w:val="28"/>
-                <w:szCs w:val="28"/>
+                <w:sz w:val="25"/>
+                <w:szCs w:val="25"/>
                 <w:rtl/>
               </w:rPr>
               <w:t xml:space="preserve">طَبَّاخٌ</w:t>
@@ -2795,7 +2664,7 @@
           <w:p>
             <w:pPr>
               <w:bidi/>
-              <w:spacing w:after="0" w:line="330"/>
+              <w:spacing w:after="0" w:line="208"/>
               <w:jc w:val="end"/>
             </w:pPr>
             <w:r>
@@ -2806,8 +2675,8 @@
                 <w:i w:val="false"/>
                 <w:iCs w:val="false"/>
                 <w:color w:val="111111"/>
-                <w:sz w:val="20"/>
-                <w:szCs w:val="20"/>
+                <w:sz w:val="17"/>
+                <w:szCs w:val="17"/>
               </w:rPr>
               <w:t xml:space="preserve">B.‎  </w:t>
             </w:r>
@@ -2817,8 +2686,8 @@
                 <w:b w:val="false"/>
                 <w:bCs w:val="false"/>
                 <w:color w:val="111111"/>
-                <w:sz w:val="28"/>
-                <w:szCs w:val="28"/>
+                <w:sz w:val="25"/>
+                <w:szCs w:val="25"/>
                 <w:rtl/>
               </w:rPr>
               <w:t xml:space="preserve">سَائِقٌ</w:t>
@@ -2850,7 +2719,7 @@
           <w:p>
             <w:pPr>
               <w:bidi/>
-              <w:spacing w:after="0" w:line="330"/>
+              <w:spacing w:after="0" w:line="208"/>
               <w:jc w:val="end"/>
             </w:pPr>
             <w:r>
@@ -2861,8 +2730,8 @@
                 <w:i w:val="false"/>
                 <w:iCs w:val="false"/>
                 <w:color w:val="111111"/>
-                <w:sz w:val="20"/>
-                <w:szCs w:val="20"/>
+                <w:sz w:val="17"/>
+                <w:szCs w:val="17"/>
               </w:rPr>
               <w:t xml:space="preserve">C.‎  </w:t>
             </w:r>
@@ -2872,8 +2741,8 @@
                 <w:b w:val="false"/>
                 <w:bCs w:val="false"/>
                 <w:color w:val="111111"/>
-                <w:sz w:val="28"/>
-                <w:szCs w:val="28"/>
+                <w:sz w:val="25"/>
+                <w:szCs w:val="25"/>
                 <w:rtl/>
               </w:rPr>
               <w:t xml:space="preserve">مُعَلِّمٌ</w:t>
@@ -2900,7 +2769,7 @@
           <w:p>
             <w:pPr>
               <w:bidi/>
-              <w:spacing w:after="0" w:line="330"/>
+              <w:spacing w:after="0" w:line="208"/>
               <w:jc w:val="end"/>
             </w:pPr>
             <w:r>
@@ -2911,8 +2780,8 @@
                 <w:i w:val="false"/>
                 <w:iCs w:val="false"/>
                 <w:color w:val="111111"/>
-                <w:sz w:val="20"/>
-                <w:szCs w:val="20"/>
+                <w:sz w:val="17"/>
+                <w:szCs w:val="17"/>
               </w:rPr>
               <w:t xml:space="preserve">D.‎  </w:t>
             </w:r>
@@ -2922,8 +2791,8 @@
                 <w:b w:val="false"/>
                 <w:bCs w:val="false"/>
                 <w:color w:val="111111"/>
-                <w:sz w:val="28"/>
-                <w:szCs w:val="28"/>
+                <w:sz w:val="25"/>
+                <w:szCs w:val="25"/>
                 <w:rtl/>
               </w:rPr>
               <w:t xml:space="preserve">فَلَّاحٌ</w:t>
@@ -2935,7 +2804,7 @@
     <w:p>
       <w:pPr>
         <w:keepNext/>
-        <w:spacing w:after="50" w:before="120" w:line="280"/>
+        <w:spacing w:after="15" w:before="36" w:line="208"/>
         <w:ind w:left="340" w:hanging="280"/>
       </w:pPr>
       <w:r>
@@ -2946,8 +2815,8 @@
           <w:i w:val="false"/>
           <w:iCs w:val="false"/>
           <w:color w:val="111111"/>
-          <w:sz w:val="20"/>
-          <w:szCs w:val="20"/>
+          <w:sz w:val="17"/>
+          <w:szCs w:val="17"/>
         </w:rPr>
         <w:t xml:space="preserve">3.  Arkadaşın sana «مَنْ هَذِهِ» diye sordu. Yanındaki teyzeni tanıtacaksın.</w:t>
       </w:r>
@@ -2992,7 +2861,7 @@
           <w:p>
             <w:pPr>
               <w:bidi/>
-              <w:spacing w:after="0" w:line="330"/>
+              <w:spacing w:after="0" w:line="208"/>
               <w:jc w:val="end"/>
             </w:pPr>
             <w:r>
@@ -3003,8 +2872,8 @@
                 <w:i w:val="false"/>
                 <w:iCs w:val="false"/>
                 <w:color w:val="111111"/>
-                <w:sz w:val="20"/>
-                <w:szCs w:val="20"/>
+                <w:sz w:val="17"/>
+                <w:szCs w:val="17"/>
               </w:rPr>
               <w:t xml:space="preserve">A.‎  </w:t>
             </w:r>
@@ -3014,8 +2883,8 @@
                 <w:b w:val="false"/>
                 <w:bCs w:val="false"/>
                 <w:color w:val="111111"/>
-                <w:sz w:val="28"/>
-                <w:szCs w:val="28"/>
+                <w:sz w:val="25"/>
+                <w:szCs w:val="25"/>
                 <w:rtl/>
               </w:rPr>
               <w:t xml:space="preserve">هَذَا خَالِي.</w:t>
@@ -3042,7 +2911,7 @@
           <w:p>
             <w:pPr>
               <w:bidi/>
-              <w:spacing w:after="0" w:line="330"/>
+              <w:spacing w:after="0" w:line="208"/>
               <w:jc w:val="end"/>
             </w:pPr>
             <w:r>
@@ -3053,8 +2922,8 @@
                 <w:i w:val="false"/>
                 <w:iCs w:val="false"/>
                 <w:color w:val="111111"/>
-                <w:sz w:val="20"/>
-                <w:szCs w:val="20"/>
+                <w:sz w:val="17"/>
+                <w:szCs w:val="17"/>
               </w:rPr>
               <w:t xml:space="preserve">B.‎  </w:t>
             </w:r>
@@ -3064,8 +2933,8 @@
                 <w:b w:val="false"/>
                 <w:bCs w:val="false"/>
                 <w:color w:val="111111"/>
-                <w:sz w:val="28"/>
-                <w:szCs w:val="28"/>
+                <w:sz w:val="25"/>
+                <w:szCs w:val="25"/>
                 <w:rtl/>
               </w:rPr>
               <w:t xml:space="preserve">هَذِهِ خَالَتِي.</w:t>
@@ -3097,7 +2966,7 @@
           <w:p>
             <w:pPr>
               <w:bidi/>
-              <w:spacing w:after="0" w:line="330"/>
+              <w:spacing w:after="0" w:line="208"/>
               <w:jc w:val="end"/>
             </w:pPr>
             <w:r>
@@ -3108,8 +2977,8 @@
                 <w:i w:val="false"/>
                 <w:iCs w:val="false"/>
                 <w:color w:val="111111"/>
-                <w:sz w:val="20"/>
-                <w:szCs w:val="20"/>
+                <w:sz w:val="17"/>
+                <w:szCs w:val="17"/>
               </w:rPr>
               <w:t xml:space="preserve">C.‎  </w:t>
             </w:r>
@@ -3119,8 +2988,8 @@
                 <w:b w:val="false"/>
                 <w:bCs w:val="false"/>
                 <w:color w:val="111111"/>
-                <w:sz w:val="28"/>
-                <w:szCs w:val="28"/>
+                <w:sz w:val="25"/>
+                <w:szCs w:val="25"/>
                 <w:rtl/>
               </w:rPr>
               <w:t xml:space="preserve">هَذِهِ عَمَّتِي.</w:t>
@@ -3147,7 +3016,7 @@
           <w:p>
             <w:pPr>
               <w:bidi/>
-              <w:spacing w:after="0" w:line="330"/>
+              <w:spacing w:after="0" w:line="208"/>
               <w:jc w:val="end"/>
             </w:pPr>
             <w:r>
@@ -3158,8 +3027,8 @@
                 <w:i w:val="false"/>
                 <w:iCs w:val="false"/>
                 <w:color w:val="111111"/>
-                <w:sz w:val="20"/>
-                <w:szCs w:val="20"/>
+                <w:sz w:val="17"/>
+                <w:szCs w:val="17"/>
               </w:rPr>
               <w:t xml:space="preserve">D.‎  </w:t>
             </w:r>
@@ -3169,8 +3038,8 @@
                 <w:b w:val="false"/>
                 <w:bCs w:val="false"/>
                 <w:color w:val="111111"/>
-                <w:sz w:val="28"/>
-                <w:szCs w:val="28"/>
+                <w:sz w:val="25"/>
+                <w:szCs w:val="25"/>
                 <w:rtl/>
               </w:rPr>
               <w:t xml:space="preserve">هَذَا عَمِّي.</w:t>
@@ -3182,7 +3051,7 @@
     <w:p>
       <w:pPr>
         <w:keepNext/>
-        <w:spacing w:after="50" w:before="120" w:line="280"/>
+        <w:spacing w:after="15" w:before="36" w:line="208"/>
         <w:ind w:left="340" w:hanging="280"/>
       </w:pPr>
       <w:r>
@@ -3193,8 +3062,8 @@
           <w:i w:val="false"/>
           <w:iCs w:val="false"/>
           <w:color w:val="111111"/>
-          <w:sz w:val="20"/>
-          <w:szCs w:val="20"/>
+          <w:sz w:val="17"/>
+          <w:szCs w:val="17"/>
         </w:rPr>
         <w:t xml:space="preserve">4.  «مَا مِهْنَةُ خَالِكَ؟» sorusunun Türkçe karşılığı hangisidir?</w:t>
       </w:r>
@@ -3238,7 +3107,7 @@
           </w:tcPr>
           <w:p>
             <w:pPr>
-              <w:spacing w:after="0" w:line="280"/>
+              <w:spacing w:after="0" w:line="208"/>
             </w:pPr>
             <w:r>
               <w:rPr>
@@ -3248,8 +3117,8 @@
                 <w:i w:val="false"/>
                 <w:iCs w:val="false"/>
                 <w:color w:val="111111"/>
-                <w:sz w:val="20"/>
-                <w:szCs w:val="20"/>
+                <w:sz w:val="17"/>
+                <w:szCs w:val="17"/>
               </w:rPr>
               <w:t xml:space="preserve">A)  </w:t>
             </w:r>
@@ -3261,8 +3130,8 @@
                 <w:i w:val="false"/>
                 <w:iCs w:val="false"/>
                 <w:color w:val="111111"/>
-                <w:sz w:val="20"/>
-                <w:szCs w:val="20"/>
+                <w:sz w:val="17"/>
+                <w:szCs w:val="17"/>
               </w:rPr>
               <w:t xml:space="preserve">Dayının mesleği nedir?</w:t>
             </w:r>
@@ -3287,7 +3156,7 @@
           </w:tcPr>
           <w:p>
             <w:pPr>
-              <w:spacing w:after="0" w:line="280"/>
+              <w:spacing w:after="0" w:line="208"/>
             </w:pPr>
             <w:r>
               <w:rPr>
@@ -3297,8 +3166,8 @@
                 <w:i w:val="false"/>
                 <w:iCs w:val="false"/>
                 <w:color w:val="111111"/>
-                <w:sz w:val="20"/>
-                <w:szCs w:val="20"/>
+                <w:sz w:val="17"/>
+                <w:szCs w:val="17"/>
               </w:rPr>
               <w:t xml:space="preserve">B)  </w:t>
             </w:r>
@@ -3310,8 +3179,8 @@
                 <w:i w:val="false"/>
                 <w:iCs w:val="false"/>
                 <w:color w:val="111111"/>
-                <w:sz w:val="20"/>
-                <w:szCs w:val="20"/>
+                <w:sz w:val="17"/>
+                <w:szCs w:val="17"/>
               </w:rPr>
               <w:t xml:space="preserve">Dayın nerede oturur?</w:t>
             </w:r>
@@ -3341,7 +3210,7 @@
           </w:tcPr>
           <w:p>
             <w:pPr>
-              <w:spacing w:after="0" w:line="280"/>
+              <w:spacing w:after="0" w:line="208"/>
             </w:pPr>
             <w:r>
               <w:rPr>
@@ -3351,8 +3220,8 @@
                 <w:i w:val="false"/>
                 <w:iCs w:val="false"/>
                 <w:color w:val="111111"/>
-                <w:sz w:val="20"/>
-                <w:szCs w:val="20"/>
+                <w:sz w:val="17"/>
+                <w:szCs w:val="17"/>
               </w:rPr>
               <w:t xml:space="preserve">C)  </w:t>
             </w:r>
@@ -3364,8 +3233,8 @@
                 <w:i w:val="false"/>
                 <w:iCs w:val="false"/>
                 <w:color w:val="111111"/>
-                <w:sz w:val="20"/>
-                <w:szCs w:val="20"/>
+                <w:sz w:val="17"/>
+                <w:szCs w:val="17"/>
               </w:rPr>
               <w:t xml:space="preserve">Dayının adı nedir?</w:t>
             </w:r>
@@ -3390,7 +3259,7 @@
           </w:tcPr>
           <w:p>
             <w:pPr>
-              <w:spacing w:after="0" w:line="280"/>
+              <w:spacing w:after="0" w:line="208"/>
             </w:pPr>
             <w:r>
               <w:rPr>
@@ -3400,8 +3269,8 @@
                 <w:i w:val="false"/>
                 <w:iCs w:val="false"/>
                 <w:color w:val="111111"/>
-                <w:sz w:val="20"/>
-                <w:szCs w:val="20"/>
+                <w:sz w:val="17"/>
+                <w:szCs w:val="17"/>
               </w:rPr>
               <w:t xml:space="preserve">D)  </w:t>
             </w:r>
@@ -3413,8 +3282,8 @@
                 <w:i w:val="false"/>
                 <w:iCs w:val="false"/>
                 <w:color w:val="111111"/>
-                <w:sz w:val="20"/>
-                <w:szCs w:val="20"/>
+                <w:sz w:val="17"/>
+                <w:szCs w:val="17"/>
               </w:rPr>
               <w:t xml:space="preserve">Dayın kaç yaşında?</w:t>
             </w:r>
@@ -3425,7 +3294,7 @@
     <w:p>
       <w:pPr>
         <w:keepNext/>
-        <w:spacing w:after="50" w:before="120" w:line="280"/>
+        <w:spacing w:after="15" w:before="36" w:line="208"/>
         <w:ind w:left="340" w:hanging="280"/>
       </w:pPr>
       <w:r>
@@ -3436,8 +3305,8 @@
           <w:i w:val="false"/>
           <w:iCs w:val="false"/>
           <w:color w:val="111111"/>
-          <w:sz w:val="20"/>
-          <w:szCs w:val="20"/>
+          <w:sz w:val="17"/>
+          <w:szCs w:val="17"/>
         </w:rPr>
         <w:t xml:space="preserve">5.  Babanın fabrikada çalıştığını söylemek istiyorsun.</w:t>
       </w:r>
@@ -3482,7 +3351,7 @@
           <w:p>
             <w:pPr>
               <w:bidi/>
-              <w:spacing w:after="0" w:line="330"/>
+              <w:spacing w:after="0" w:line="208"/>
               <w:jc w:val="end"/>
             </w:pPr>
             <w:r>
@@ -3493,8 +3362,8 @@
                 <w:i w:val="false"/>
                 <w:iCs w:val="false"/>
                 <w:color w:val="111111"/>
-                <w:sz w:val="20"/>
-                <w:szCs w:val="20"/>
+                <w:sz w:val="17"/>
+                <w:szCs w:val="17"/>
               </w:rPr>
               <w:t xml:space="preserve">A.‎  </w:t>
             </w:r>
@@ -3504,8 +3373,8 @@
                 <w:b w:val="false"/>
                 <w:bCs w:val="false"/>
                 <w:color w:val="111111"/>
-                <w:sz w:val="28"/>
-                <w:szCs w:val="28"/>
+                <w:sz w:val="25"/>
+                <w:szCs w:val="25"/>
                 <w:rtl/>
               </w:rPr>
               <w:t xml:space="preserve">وَالِدِي مَاهِرٌ.</w:t>
@@ -3532,7 +3401,7 @@
           <w:p>
             <w:pPr>
               <w:bidi/>
-              <w:spacing w:after="0" w:line="330"/>
+              <w:spacing w:after="0" w:line="208"/>
               <w:jc w:val="end"/>
             </w:pPr>
             <w:r>
@@ -3543,8 +3412,8 @@
                 <w:i w:val="false"/>
                 <w:iCs w:val="false"/>
                 <w:color w:val="111111"/>
-                <w:sz w:val="20"/>
-                <w:szCs w:val="20"/>
+                <w:sz w:val="17"/>
+                <w:szCs w:val="17"/>
               </w:rPr>
               <w:t xml:space="preserve">B.‎  </w:t>
             </w:r>
@@ -3554,8 +3423,8 @@
                 <w:b w:val="false"/>
                 <w:bCs w:val="false"/>
                 <w:color w:val="111111"/>
-                <w:sz w:val="28"/>
-                <w:szCs w:val="28"/>
+                <w:sz w:val="25"/>
+                <w:szCs w:val="25"/>
                 <w:rtl/>
               </w:rPr>
               <w:t xml:space="preserve">وَالِدِي يَعْمَلُ فِي الْمَصْنَعِ.</w:t>
@@ -3587,7 +3456,7 @@
           <w:p>
             <w:pPr>
               <w:bidi/>
-              <w:spacing w:after="0" w:line="330"/>
+              <w:spacing w:after="0" w:line="208"/>
               <w:jc w:val="end"/>
             </w:pPr>
             <w:r>
@@ -3598,8 +3467,8 @@
                 <w:i w:val="false"/>
                 <w:iCs w:val="false"/>
                 <w:color w:val="111111"/>
-                <w:sz w:val="20"/>
-                <w:szCs w:val="20"/>
+                <w:sz w:val="17"/>
+                <w:szCs w:val="17"/>
               </w:rPr>
               <w:t xml:space="preserve">C.‎  </w:t>
             </w:r>
@@ -3609,8 +3478,8 @@
                 <w:b w:val="false"/>
                 <w:bCs w:val="false"/>
                 <w:color w:val="111111"/>
-                <w:sz w:val="28"/>
-                <w:szCs w:val="28"/>
+                <w:sz w:val="25"/>
+                <w:szCs w:val="25"/>
                 <w:rtl/>
               </w:rPr>
               <w:t xml:space="preserve">وَالِدِي نَشِيطٌ.</w:t>
@@ -3637,7 +3506,7 @@
           <w:p>
             <w:pPr>
               <w:bidi/>
-              <w:spacing w:after="0" w:line="330"/>
+              <w:spacing w:after="0" w:line="208"/>
               <w:jc w:val="end"/>
             </w:pPr>
             <w:r>
@@ -3648,8 +3517,8 @@
                 <w:i w:val="false"/>
                 <w:iCs w:val="false"/>
                 <w:color w:val="111111"/>
-                <w:sz w:val="20"/>
-                <w:szCs w:val="20"/>
+                <w:sz w:val="17"/>
+                <w:szCs w:val="17"/>
               </w:rPr>
               <w:t xml:space="preserve">D.‎  </w:t>
             </w:r>
@@ -3659,8 +3528,8 @@
                 <w:b w:val="false"/>
                 <w:bCs w:val="false"/>
                 <w:color w:val="111111"/>
-                <w:sz w:val="28"/>
-                <w:szCs w:val="28"/>
+                <w:sz w:val="25"/>
+                <w:szCs w:val="25"/>
                 <w:rtl/>
               </w:rPr>
               <w:t xml:space="preserve">أَيْنَ وَالِدِي؟</w:t>
@@ -3674,7 +3543,7 @@
         <w:tabs>
           <w:tab w:val="right" w:pos="9864"/>
         </w:tabs>
-        <w:spacing w:after="90" w:before="220" w:line="280"/>
+        <w:spacing w:after="27" w:before="66" w:line="208"/>
         <w:ind w:left="340" w:hanging="340"/>
       </w:pPr>
       <w:r>
@@ -3685,16 +3554,16 @@
           <w:i w:val="false"/>
           <w:iCs w:val="false"/>
           <w:color w:val="111111"/>
-          <w:sz w:val="21"/>
-          <w:szCs w:val="21"/>
+          <w:sz w:val="17"/>
+          <w:szCs w:val="17"/>
         </w:rPr>
         <w:t xml:space="preserve">4.</w:t>
       </w:r>
       <w:r>
         <w:rPr>
           <w:rFonts w:ascii="Times New Roman" w:cs="Times New Roman" w:eastAsia="Times New Roman" w:hAnsi="Times New Roman"/>
-          <w:sz w:val="21"/>
-          <w:szCs w:val="21"/>
+          <w:sz w:val="17"/>
+          <w:szCs w:val="17"/>
         </w:rPr>
         <w:tab/>
       </w:r>
@@ -3706,16 +3575,16 @@
           <w:i w:val="false"/>
           <w:iCs w:val="false"/>
           <w:color w:val="111111"/>
-          <w:sz w:val="21"/>
-          <w:szCs w:val="21"/>
+          <w:sz w:val="17"/>
+          <w:szCs w:val="17"/>
         </w:rPr>
         <w:t xml:space="preserve">Aşağıdaki durumları uygun Arapça ifadeyle eşleştiriniz.</w:t>
       </w:r>
       <w:r>
         <w:rPr>
           <w:rFonts w:ascii="Times New Roman" w:cs="Times New Roman" w:eastAsia="Times New Roman" w:hAnsi="Times New Roman"/>
-          <w:sz w:val="21"/>
-          <w:szCs w:val="21"/>
+          <w:sz w:val="17"/>
+          <w:szCs w:val="17"/>
         </w:rPr>
         <w:tab/>
       </w:r>
@@ -3727,8 +3596,8 @@
           <w:i w:val="false"/>
           <w:iCs w:val="false"/>
           <w:color w:val="55636F"/>
-          <w:sz w:val="18"/>
-          <w:szCs w:val="18"/>
+          <w:sz w:val="15"/>
+          <w:szCs w:val="15"/>
         </w:rPr>
         <w:t xml:space="preserve">(10 puan)</w:t>
       </w:r>
@@ -3736,7 +3605,7 @@
     <w:p>
       <w:pPr>
         <w:keepNext w:val="false"/>
-        <w:spacing w:after="90" w:before="0" w:line="280"/>
+        <w:spacing w:after="27" w:before="0" w:line="208"/>
         <w:ind w:left="340"/>
       </w:pPr>
       <w:r>
@@ -3747,8 +3616,8 @@
           <w:i/>
           <w:iCs/>
           <w:color w:val="5B6772"/>
-          <w:sz w:val="18"/>
-          <w:szCs w:val="18"/>
+          <w:sz w:val="15"/>
+          <w:szCs w:val="15"/>
         </w:rPr>
         <w:t xml:space="preserve">Her doğru eşleştirme 2 puandır.</w:t>
       </w:r>
@@ -3774,7 +3643,7 @@
       </w:tblGrid>
       <w:tr>
         <w:trPr>
-          <w:trHeight w:val="400" w:hRule="atLeast"/>
+          <w:trHeight w:val="248" w:hRule="atLeast"/>
         </w:trPr>
         <w:tc>
           <w:tcPr>
@@ -3792,7 +3661,7 @@
           </w:tcPr>
           <w:p>
             <w:pPr>
-              <w:spacing w:after="0" w:line="270"/>
+              <w:spacing w:after="0" w:line="208"/>
               <w:jc w:val="center"/>
             </w:pPr>
             <w:r>
@@ -3803,8 +3672,8 @@
                 <w:i w:val="false"/>
                 <w:iCs w:val="false"/>
                 <w:color w:val="111111"/>
-                <w:sz w:val="19"/>
-                <w:szCs w:val="19"/>
+                <w:sz w:val="16"/>
+                <w:szCs w:val="16"/>
               </w:rPr>
               <w:t xml:space="preserve">1.</w:t>
             </w:r>
@@ -3826,18 +3695,18 @@
           </w:tcPr>
           <w:p>
             <w:pPr>
-              <w:spacing w:after="0" w:line="270"/>
-            </w:pPr>
-            <w:r>
-              <w:rPr>
-                <w:rFonts w:ascii="Times New Roman" w:cs="Times New Roman" w:eastAsia="Times New Roman" w:hAnsi="Times New Roman"/>
-                <w:b w:val="false"/>
-                <w:bCs w:val="false"/>
-                <w:i w:val="false"/>
-                <w:iCs w:val="false"/>
-                <w:color w:val="111111"/>
-                <w:sz w:val="20"/>
-                <w:szCs w:val="20"/>
+              <w:spacing w:after="0" w:line="208"/>
+            </w:pPr>
+            <w:r>
+              <w:rPr>
+                <w:rFonts w:ascii="Times New Roman" w:cs="Times New Roman" w:eastAsia="Times New Roman" w:hAnsi="Times New Roman"/>
+                <w:b w:val="false"/>
+                <w:bCs w:val="false"/>
+                <w:i w:val="false"/>
+                <w:iCs w:val="false"/>
+                <w:color w:val="111111"/>
+                <w:sz w:val="17"/>
+                <w:szCs w:val="17"/>
               </w:rPr>
               <w:t xml:space="preserve">Amcanı tanıtıyorsun.</w:t>
             </w:r>
@@ -3856,19 +3725,19 @@
           </w:tcPr>
           <w:p>
             <w:pPr>
-              <w:spacing w:after="0" w:line="270"/>
-              <w:jc w:val="center"/>
-            </w:pPr>
-            <w:r>
-              <w:rPr>
-                <w:rFonts w:ascii="Times New Roman" w:cs="Times New Roman" w:eastAsia="Times New Roman" w:hAnsi="Times New Roman"/>
-                <w:b w:val="false"/>
-                <w:bCs w:val="false"/>
-                <w:i w:val="false"/>
-                <w:iCs w:val="false"/>
-                <w:color w:val="111111"/>
-                <w:sz w:val="20"/>
-                <w:szCs w:val="20"/>
+              <w:spacing w:after="0" w:line="208"/>
+              <w:jc w:val="center"/>
+            </w:pPr>
+            <w:r>
+              <w:rPr>
+                <w:rFonts w:ascii="Times New Roman" w:cs="Times New Roman" w:eastAsia="Times New Roman" w:hAnsi="Times New Roman"/>
+                <w:b w:val="false"/>
+                <w:bCs w:val="false"/>
+                <w:i w:val="false"/>
+                <w:iCs w:val="false"/>
+                <w:color w:val="111111"/>
+                <w:sz w:val="17"/>
+                <w:szCs w:val="17"/>
               </w:rPr>
               <w:t xml:space="preserve">(       )</w:t>
             </w:r>
@@ -3890,7 +3759,7 @@
           </w:tcPr>
           <w:p>
             <w:pPr>
-              <w:spacing w:after="0" w:line="270"/>
+              <w:spacing w:after="0" w:line="208"/>
               <w:jc w:val="center"/>
             </w:pPr>
             <w:r>
@@ -3901,8 +3770,8 @@
                 <w:i w:val="false"/>
                 <w:iCs w:val="false"/>
                 <w:color w:val="111111"/>
-                <w:sz w:val="19"/>
-                <w:szCs w:val="19"/>
+                <w:sz w:val="16"/>
+                <w:szCs w:val="16"/>
               </w:rPr>
               <w:t xml:space="preserve">a)</w:t>
             </w:r>
@@ -3925,7 +3794,7 @@
           <w:p>
             <w:pPr>
               <w:bidi/>
-              <w:spacing w:after="0" w:line="320"/>
+              <w:spacing w:after="0" w:line="208"/>
             </w:pPr>
             <w:r>
               <w:rPr>
@@ -3933,8 +3802,8 @@
                 <w:b w:val="false"/>
                 <w:bCs w:val="false"/>
                 <w:color w:val="111111"/>
-                <w:sz w:val="28"/>
-                <w:szCs w:val="28"/>
+                <w:sz w:val="25"/>
+                <w:szCs w:val="25"/>
                 <w:rtl/>
               </w:rPr>
               <w:t xml:space="preserve">أَيْنَ يَسْكُنُ جَدُّكَ؟</w:t>
@@ -3944,7 +3813,7 @@
       </w:tr>
       <w:tr>
         <w:trPr>
-          <w:trHeight w:val="400" w:hRule="atLeast"/>
+          <w:trHeight w:val="248" w:hRule="atLeast"/>
         </w:trPr>
         <w:tc>
           <w:tcPr>
@@ -3962,7 +3831,7 @@
           </w:tcPr>
           <w:p>
             <w:pPr>
-              <w:spacing w:after="0" w:line="270"/>
+              <w:spacing w:after="0" w:line="208"/>
               <w:jc w:val="center"/>
             </w:pPr>
             <w:r>
@@ -3973,8 +3842,8 @@
                 <w:i w:val="false"/>
                 <w:iCs w:val="false"/>
                 <w:color w:val="111111"/>
-                <w:sz w:val="19"/>
-                <w:szCs w:val="19"/>
+                <w:sz w:val="16"/>
+                <w:szCs w:val="16"/>
               </w:rPr>
               <w:t xml:space="preserve">2.</w:t>
             </w:r>
@@ -3996,18 +3865,18 @@
           </w:tcPr>
           <w:p>
             <w:pPr>
-              <w:spacing w:after="0" w:line="270"/>
-            </w:pPr>
-            <w:r>
-              <w:rPr>
-                <w:rFonts w:ascii="Times New Roman" w:cs="Times New Roman" w:eastAsia="Times New Roman" w:hAnsi="Times New Roman"/>
-                <w:b w:val="false"/>
-                <w:bCs w:val="false"/>
-                <w:i w:val="false"/>
-                <w:iCs w:val="false"/>
-                <w:color w:val="111111"/>
-                <w:sz w:val="20"/>
-                <w:szCs w:val="20"/>
+              <w:spacing w:after="0" w:line="208"/>
+            </w:pPr>
+            <w:r>
+              <w:rPr>
+                <w:rFonts w:ascii="Times New Roman" w:cs="Times New Roman" w:eastAsia="Times New Roman" w:hAnsi="Times New Roman"/>
+                <w:b w:val="false"/>
+                <w:bCs w:val="false"/>
+                <w:i w:val="false"/>
+                <w:iCs w:val="false"/>
+                <w:color w:val="111111"/>
+                <w:sz w:val="17"/>
+                <w:szCs w:val="17"/>
               </w:rPr>
               <w:t xml:space="preserve">Halanın mesleğini soruyorsun.</w:t>
             </w:r>
@@ -4026,19 +3895,19 @@
           </w:tcPr>
           <w:p>
             <w:pPr>
-              <w:spacing w:after="0" w:line="270"/>
-              <w:jc w:val="center"/>
-            </w:pPr>
-            <w:r>
-              <w:rPr>
-                <w:rFonts w:ascii="Times New Roman" w:cs="Times New Roman" w:eastAsia="Times New Roman" w:hAnsi="Times New Roman"/>
-                <w:b w:val="false"/>
-                <w:bCs w:val="false"/>
-                <w:i w:val="false"/>
-                <w:iCs w:val="false"/>
-                <w:color w:val="111111"/>
-                <w:sz w:val="20"/>
-                <w:szCs w:val="20"/>
+              <w:spacing w:after="0" w:line="208"/>
+              <w:jc w:val="center"/>
+            </w:pPr>
+            <w:r>
+              <w:rPr>
+                <w:rFonts w:ascii="Times New Roman" w:cs="Times New Roman" w:eastAsia="Times New Roman" w:hAnsi="Times New Roman"/>
+                <w:b w:val="false"/>
+                <w:bCs w:val="false"/>
+                <w:i w:val="false"/>
+                <w:iCs w:val="false"/>
+                <w:color w:val="111111"/>
+                <w:sz w:val="17"/>
+                <w:szCs w:val="17"/>
               </w:rPr>
               <w:t xml:space="preserve">(       )</w:t>
             </w:r>
@@ -4060,7 +3929,7 @@
           </w:tcPr>
           <w:p>
             <w:pPr>
-              <w:spacing w:after="0" w:line="270"/>
+              <w:spacing w:after="0" w:line="208"/>
               <w:jc w:val="center"/>
             </w:pPr>
             <w:r>
@@ -4071,8 +3940,8 @@
                 <w:i w:val="false"/>
                 <w:iCs w:val="false"/>
                 <w:color w:val="111111"/>
-                <w:sz w:val="19"/>
-                <w:szCs w:val="19"/>
+                <w:sz w:val="16"/>
+                <w:szCs w:val="16"/>
               </w:rPr>
               <w:t xml:space="preserve">b)</w:t>
             </w:r>
@@ -4095,7 +3964,7 @@
           <w:p>
             <w:pPr>
               <w:bidi/>
-              <w:spacing w:after="0" w:line="320"/>
+              <w:spacing w:after="0" w:line="208"/>
             </w:pPr>
             <w:r>
               <w:rPr>
@@ -4103,8 +3972,8 @@
                 <w:b w:val="false"/>
                 <w:bCs w:val="false"/>
                 <w:color w:val="111111"/>
-                <w:sz w:val="28"/>
-                <w:szCs w:val="28"/>
+                <w:sz w:val="25"/>
+                <w:szCs w:val="25"/>
                 <w:rtl/>
               </w:rPr>
               <w:t xml:space="preserve">أَيْنَ يَعْمَلُ خَالُكَ؟</w:t>
@@ -4114,7 +3983,7 @@
       </w:tr>
       <w:tr>
         <w:trPr>
-          <w:trHeight w:val="400" w:hRule="atLeast"/>
+          <w:trHeight w:val="248" w:hRule="atLeast"/>
         </w:trPr>
         <w:tc>
           <w:tcPr>
@@ -4132,7 +4001,7 @@
           </w:tcPr>
           <w:p>
             <w:pPr>
-              <w:spacing w:after="0" w:line="270"/>
+              <w:spacing w:after="0" w:line="208"/>
               <w:jc w:val="center"/>
             </w:pPr>
             <w:r>
@@ -4143,8 +4012,8 @@
                 <w:i w:val="false"/>
                 <w:iCs w:val="false"/>
                 <w:color w:val="111111"/>
-                <w:sz w:val="19"/>
-                <w:szCs w:val="19"/>
+                <w:sz w:val="16"/>
+                <w:szCs w:val="16"/>
               </w:rPr>
               <w:t xml:space="preserve">3.</w:t>
             </w:r>
@@ -4166,18 +4035,18 @@
           </w:tcPr>
           <w:p>
             <w:pPr>
-              <w:spacing w:after="0" w:line="270"/>
-            </w:pPr>
-            <w:r>
-              <w:rPr>
-                <w:rFonts w:ascii="Times New Roman" w:cs="Times New Roman" w:eastAsia="Times New Roman" w:hAnsi="Times New Roman"/>
-                <w:b w:val="false"/>
-                <w:bCs w:val="false"/>
-                <w:i w:val="false"/>
-                <w:iCs w:val="false"/>
-                <w:color w:val="111111"/>
-                <w:sz w:val="20"/>
-                <w:szCs w:val="20"/>
+              <w:spacing w:after="0" w:line="208"/>
+            </w:pPr>
+            <w:r>
+              <w:rPr>
+                <w:rFonts w:ascii="Times New Roman" w:cs="Times New Roman" w:eastAsia="Times New Roman" w:hAnsi="Times New Roman"/>
+                <w:b w:val="false"/>
+                <w:bCs w:val="false"/>
+                <w:i w:val="false"/>
+                <w:iCs w:val="false"/>
+                <w:color w:val="111111"/>
+                <w:sz w:val="17"/>
+                <w:szCs w:val="17"/>
               </w:rPr>
               <w:t xml:space="preserve">Dedenin nerede oturduğunu soruyorsun.</w:t>
             </w:r>
@@ -4196,19 +4065,19 @@
           </w:tcPr>
           <w:p>
             <w:pPr>
-              <w:spacing w:after="0" w:line="270"/>
-              <w:jc w:val="center"/>
-            </w:pPr>
-            <w:r>
-              <w:rPr>
-                <w:rFonts w:ascii="Times New Roman" w:cs="Times New Roman" w:eastAsia="Times New Roman" w:hAnsi="Times New Roman"/>
-                <w:b w:val="false"/>
-                <w:bCs w:val="false"/>
-                <w:i w:val="false"/>
-                <w:iCs w:val="false"/>
-                <w:color w:val="111111"/>
-                <w:sz w:val="20"/>
-                <w:szCs w:val="20"/>
+              <w:spacing w:after="0" w:line="208"/>
+              <w:jc w:val="center"/>
+            </w:pPr>
+            <w:r>
+              <w:rPr>
+                <w:rFonts w:ascii="Times New Roman" w:cs="Times New Roman" w:eastAsia="Times New Roman" w:hAnsi="Times New Roman"/>
+                <w:b w:val="false"/>
+                <w:bCs w:val="false"/>
+                <w:i w:val="false"/>
+                <w:iCs w:val="false"/>
+                <w:color w:val="111111"/>
+                <w:sz w:val="17"/>
+                <w:szCs w:val="17"/>
               </w:rPr>
               <w:t xml:space="preserve">(       )</w:t>
             </w:r>
@@ -4230,7 +4099,7 @@
           </w:tcPr>
           <w:p>
             <w:pPr>
-              <w:spacing w:after="0" w:line="270"/>
+              <w:spacing w:after="0" w:line="208"/>
               <w:jc w:val="center"/>
             </w:pPr>
             <w:r>
@@ -4241,8 +4110,8 @@
                 <w:i w:val="false"/>
                 <w:iCs w:val="false"/>
                 <w:color w:val="111111"/>
-                <w:sz w:val="19"/>
-                <w:szCs w:val="19"/>
+                <w:sz w:val="16"/>
+                <w:szCs w:val="16"/>
               </w:rPr>
               <w:t xml:space="preserve">c)</w:t>
             </w:r>
@@ -4265,7 +4134,7 @@
           <w:p>
             <w:pPr>
               <w:bidi/>
-              <w:spacing w:after="0" w:line="320"/>
+              <w:spacing w:after="0" w:line="208"/>
             </w:pPr>
             <w:r>
               <w:rPr>
@@ -4273,8 +4142,8 @@
                 <w:b w:val="false"/>
                 <w:bCs w:val="false"/>
                 <w:color w:val="111111"/>
-                <w:sz w:val="28"/>
-                <w:szCs w:val="28"/>
+                <w:sz w:val="25"/>
+                <w:szCs w:val="25"/>
                 <w:rtl/>
               </w:rPr>
               <w:t xml:space="preserve">هَذَا عَمِّي.</w:t>
@@ -4284,7 +4153,7 @@
       </w:tr>
       <w:tr>
         <w:trPr>
-          <w:trHeight w:val="400" w:hRule="atLeast"/>
+          <w:trHeight w:val="248" w:hRule="atLeast"/>
         </w:trPr>
         <w:tc>
           <w:tcPr>
@@ -4302,7 +4171,7 @@
           </w:tcPr>
           <w:p>
             <w:pPr>
-              <w:spacing w:after="0" w:line="270"/>
+              <w:spacing w:after="0" w:line="208"/>
               <w:jc w:val="center"/>
             </w:pPr>
             <w:r>
@@ -4313,8 +4182,8 @@
                 <w:i w:val="false"/>
                 <w:iCs w:val="false"/>
                 <w:color w:val="111111"/>
-                <w:sz w:val="19"/>
-                <w:szCs w:val="19"/>
+                <w:sz w:val="16"/>
+                <w:szCs w:val="16"/>
               </w:rPr>
               <w:t xml:space="preserve">4.</w:t>
             </w:r>
@@ -4336,18 +4205,18 @@
           </w:tcPr>
           <w:p>
             <w:pPr>
-              <w:spacing w:after="0" w:line="270"/>
-            </w:pPr>
-            <w:r>
-              <w:rPr>
-                <w:rFonts w:ascii="Times New Roman" w:cs="Times New Roman" w:eastAsia="Times New Roman" w:hAnsi="Times New Roman"/>
-                <w:b w:val="false"/>
-                <w:bCs w:val="false"/>
-                <w:i w:val="false"/>
-                <w:iCs w:val="false"/>
-                <w:color w:val="111111"/>
-                <w:sz w:val="20"/>
-                <w:szCs w:val="20"/>
+              <w:spacing w:after="0" w:line="208"/>
+            </w:pPr>
+            <w:r>
+              <w:rPr>
+                <w:rFonts w:ascii="Times New Roman" w:cs="Times New Roman" w:eastAsia="Times New Roman" w:hAnsi="Times New Roman"/>
+                <w:b w:val="false"/>
+                <w:bCs w:val="false"/>
+                <w:i w:val="false"/>
+                <w:iCs w:val="false"/>
+                <w:color w:val="111111"/>
+                <w:sz w:val="17"/>
+                <w:szCs w:val="17"/>
               </w:rPr>
               <w:t xml:space="preserve">Akrabalarının çok olduğunu söylüyorsun.</w:t>
             </w:r>
@@ -4366,19 +4235,19 @@
           </w:tcPr>
           <w:p>
             <w:pPr>
-              <w:spacing w:after="0" w:line="270"/>
-              <w:jc w:val="center"/>
-            </w:pPr>
-            <w:r>
-              <w:rPr>
-                <w:rFonts w:ascii="Times New Roman" w:cs="Times New Roman" w:eastAsia="Times New Roman" w:hAnsi="Times New Roman"/>
-                <w:b w:val="false"/>
-                <w:bCs w:val="false"/>
-                <w:i w:val="false"/>
-                <w:iCs w:val="false"/>
-                <w:color w:val="111111"/>
-                <w:sz w:val="20"/>
-                <w:szCs w:val="20"/>
+              <w:spacing w:after="0" w:line="208"/>
+              <w:jc w:val="center"/>
+            </w:pPr>
+            <w:r>
+              <w:rPr>
+                <w:rFonts w:ascii="Times New Roman" w:cs="Times New Roman" w:eastAsia="Times New Roman" w:hAnsi="Times New Roman"/>
+                <w:b w:val="false"/>
+                <w:bCs w:val="false"/>
+                <w:i w:val="false"/>
+                <w:iCs w:val="false"/>
+                <w:color w:val="111111"/>
+                <w:sz w:val="17"/>
+                <w:szCs w:val="17"/>
               </w:rPr>
               <w:t xml:space="preserve">(       )</w:t>
             </w:r>
@@ -4400,7 +4269,7 @@
           </w:tcPr>
           <w:p>
             <w:pPr>
-              <w:spacing w:after="0" w:line="270"/>
+              <w:spacing w:after="0" w:line="208"/>
               <w:jc w:val="center"/>
             </w:pPr>
             <w:r>
@@ -4411,8 +4280,8 @@
                 <w:i w:val="false"/>
                 <w:iCs w:val="false"/>
                 <w:color w:val="111111"/>
-                <w:sz w:val="19"/>
-                <w:szCs w:val="19"/>
+                <w:sz w:val="16"/>
+                <w:szCs w:val="16"/>
               </w:rPr>
               <w:t xml:space="preserve">d)</w:t>
             </w:r>
@@ -4435,7 +4304,7 @@
           <w:p>
             <w:pPr>
               <w:bidi/>
-              <w:spacing w:after="0" w:line="320"/>
+              <w:spacing w:after="0" w:line="208"/>
             </w:pPr>
             <w:r>
               <w:rPr>
@@ -4443,8 +4312,8 @@
                 <w:b w:val="false"/>
                 <w:bCs w:val="false"/>
                 <w:color w:val="111111"/>
-                <w:sz w:val="28"/>
-                <w:szCs w:val="28"/>
+                <w:sz w:val="25"/>
+                <w:szCs w:val="25"/>
                 <w:rtl/>
               </w:rPr>
               <w:t xml:space="preserve">أَقَارِبِي كَثِيرُونَ.</w:t>
@@ -4454,7 +4323,7 @@
       </w:tr>
       <w:tr>
         <w:trPr>
-          <w:trHeight w:val="400" w:hRule="atLeast"/>
+          <w:trHeight w:val="248" w:hRule="atLeast"/>
         </w:trPr>
         <w:tc>
           <w:tcPr>
@@ -4472,7 +4341,7 @@
           </w:tcPr>
           <w:p>
             <w:pPr>
-              <w:spacing w:after="0" w:line="270"/>
+              <w:spacing w:after="0" w:line="208"/>
               <w:jc w:val="center"/>
             </w:pPr>
             <w:r>
@@ -4483,8 +4352,8 @@
                 <w:i w:val="false"/>
                 <w:iCs w:val="false"/>
                 <w:color w:val="111111"/>
-                <w:sz w:val="19"/>
-                <w:szCs w:val="19"/>
+                <w:sz w:val="16"/>
+                <w:szCs w:val="16"/>
               </w:rPr>
               <w:t xml:space="preserve">5.</w:t>
             </w:r>
@@ -4506,18 +4375,18 @@
           </w:tcPr>
           <w:p>
             <w:pPr>
-              <w:spacing w:after="0" w:line="270"/>
-            </w:pPr>
-            <w:r>
-              <w:rPr>
-                <w:rFonts w:ascii="Times New Roman" w:cs="Times New Roman" w:eastAsia="Times New Roman" w:hAnsi="Times New Roman"/>
-                <w:b w:val="false"/>
-                <w:bCs w:val="false"/>
-                <w:i w:val="false"/>
-                <w:iCs w:val="false"/>
-                <w:color w:val="111111"/>
-                <w:sz w:val="20"/>
-                <w:szCs w:val="20"/>
+              <w:spacing w:after="0" w:line="208"/>
+            </w:pPr>
+            <w:r>
+              <w:rPr>
+                <w:rFonts w:ascii="Times New Roman" w:cs="Times New Roman" w:eastAsia="Times New Roman" w:hAnsi="Times New Roman"/>
+                <w:b w:val="false"/>
+                <w:bCs w:val="false"/>
+                <w:i w:val="false"/>
+                <w:iCs w:val="false"/>
+                <w:color w:val="111111"/>
+                <w:sz w:val="17"/>
+                <w:szCs w:val="17"/>
               </w:rPr>
               <w:t xml:space="preserve">Dayının nerede çalıştığını soruyorsun.</w:t>
             </w:r>
@@ -4536,19 +4405,19 @@
           </w:tcPr>
           <w:p>
             <w:pPr>
-              <w:spacing w:after="0" w:line="270"/>
-              <w:jc w:val="center"/>
-            </w:pPr>
-            <w:r>
-              <w:rPr>
-                <w:rFonts w:ascii="Times New Roman" w:cs="Times New Roman" w:eastAsia="Times New Roman" w:hAnsi="Times New Roman"/>
-                <w:b w:val="false"/>
-                <w:bCs w:val="false"/>
-                <w:i w:val="false"/>
-                <w:iCs w:val="false"/>
-                <w:color w:val="111111"/>
-                <w:sz w:val="20"/>
-                <w:szCs w:val="20"/>
+              <w:spacing w:after="0" w:line="208"/>
+              <w:jc w:val="center"/>
+            </w:pPr>
+            <w:r>
+              <w:rPr>
+                <w:rFonts w:ascii="Times New Roman" w:cs="Times New Roman" w:eastAsia="Times New Roman" w:hAnsi="Times New Roman"/>
+                <w:b w:val="false"/>
+                <w:bCs w:val="false"/>
+                <w:i w:val="false"/>
+                <w:iCs w:val="false"/>
+                <w:color w:val="111111"/>
+                <w:sz w:val="17"/>
+                <w:szCs w:val="17"/>
               </w:rPr>
               <w:t xml:space="preserve">(       )</w:t>
             </w:r>
@@ -4570,7 +4439,7 @@
           </w:tcPr>
           <w:p>
             <w:pPr>
-              <w:spacing w:after="0" w:line="270"/>
+              <w:spacing w:after="0" w:line="208"/>
               <w:jc w:val="center"/>
             </w:pPr>
             <w:r>
@@ -4581,8 +4450,8 @@
                 <w:i w:val="false"/>
                 <w:iCs w:val="false"/>
                 <w:color w:val="111111"/>
-                <w:sz w:val="19"/>
-                <w:szCs w:val="19"/>
+                <w:sz w:val="16"/>
+                <w:szCs w:val="16"/>
               </w:rPr>
               <w:t xml:space="preserve">e)</w:t>
             </w:r>
@@ -4605,7 +4474,7 @@
           <w:p>
             <w:pPr>
               <w:bidi/>
-              <w:spacing w:after="0" w:line="320"/>
+              <w:spacing w:after="0" w:line="208"/>
             </w:pPr>
             <w:r>
               <w:rPr>
@@ -4613,8 +4482,8 @@
                 <w:b w:val="false"/>
                 <w:bCs w:val="false"/>
                 <w:color w:val="111111"/>
-                <w:sz w:val="28"/>
-                <w:szCs w:val="28"/>
+                <w:sz w:val="25"/>
+                <w:szCs w:val="25"/>
                 <w:rtl/>
               </w:rPr>
               <w:t xml:space="preserve">مَا مِهْنَةُ عَمَّتِكَ؟</w:t>
@@ -4628,7 +4497,7 @@
         <w:tabs>
           <w:tab w:val="right" w:pos="9864"/>
         </w:tabs>
-        <w:spacing w:after="90" w:before="220" w:line="280"/>
+        <w:spacing w:after="27" w:before="66" w:line="208"/>
         <w:ind w:left="340" w:hanging="340"/>
       </w:pPr>
       <w:r>
@@ -4639,16 +4508,16 @@
           <w:i w:val="false"/>
           <w:iCs w:val="false"/>
           <w:color w:val="111111"/>
-          <w:sz w:val="21"/>
-          <w:szCs w:val="21"/>
+          <w:sz w:val="17"/>
+          <w:szCs w:val="17"/>
         </w:rPr>
         <w:t xml:space="preserve">5.</w:t>
       </w:r>
       <w:r>
         <w:rPr>
           <w:rFonts w:ascii="Times New Roman" w:cs="Times New Roman" w:eastAsia="Times New Roman" w:hAnsi="Times New Roman"/>
-          <w:sz w:val="21"/>
-          <w:szCs w:val="21"/>
+          <w:sz w:val="17"/>
+          <w:szCs w:val="17"/>
         </w:rPr>
         <w:tab/>
       </w:r>
@@ -4660,16 +4529,16 @@
           <w:i w:val="false"/>
           <w:iCs w:val="false"/>
           <w:color w:val="111111"/>
-          <w:sz w:val="21"/>
-          <w:szCs w:val="21"/>
+          <w:sz w:val="17"/>
+          <w:szCs w:val="17"/>
         </w:rPr>
         <w:t xml:space="preserve">Yukarıdaki okuma metnine göre boşlukları havuzdaki kelimelerle doldurunuz.</w:t>
       </w:r>
       <w:r>
         <w:rPr>
           <w:rFonts w:ascii="Times New Roman" w:cs="Times New Roman" w:eastAsia="Times New Roman" w:hAnsi="Times New Roman"/>
-          <w:sz w:val="21"/>
-          <w:szCs w:val="21"/>
+          <w:sz w:val="17"/>
+          <w:szCs w:val="17"/>
         </w:rPr>
         <w:tab/>
       </w:r>
@@ -4681,8 +4550,8 @@
           <w:i w:val="false"/>
           <w:iCs w:val="false"/>
           <w:color w:val="55636F"/>
-          <w:sz w:val="18"/>
-          <w:szCs w:val="18"/>
+          <w:sz w:val="15"/>
+          <w:szCs w:val="15"/>
         </w:rPr>
         <w:t xml:space="preserve">(10 puan)</w:t>
       </w:r>
@@ -4690,7 +4559,7 @@
     <w:p>
       <w:pPr>
         <w:keepNext w:val="false"/>
-        <w:spacing w:after="90" w:before="0" w:line="280"/>
+        <w:spacing w:after="27" w:before="0" w:line="208"/>
         <w:ind w:left="340"/>
       </w:pPr>
       <w:r>
@@ -4701,8 +4570,8 @@
           <w:i/>
           <w:iCs/>
           <w:color w:val="5B6772"/>
-          <w:sz w:val="18"/>
-          <w:szCs w:val="18"/>
+          <w:sz w:val="15"/>
+          <w:szCs w:val="15"/>
         </w:rPr>
         <w:t xml:space="preserve">Her doğru cevap 2 puandır.</w:t>
       </w:r>
@@ -4737,7 +4606,7 @@
           </w:tcPr>
           <w:p>
             <w:pPr>
-              <w:spacing w:after="50"/>
+              <w:spacing w:after="15"/>
             </w:pPr>
             <w:r>
               <w:rPr>
@@ -4747,8 +4616,8 @@
                 <w:i w:val="false"/>
                 <w:iCs w:val="false"/>
                 <w:color w:val="39454F"/>
-                <w:sz w:val="17"/>
-                <w:szCs w:val="17"/>
+                <w:sz w:val="14"/>
+                <w:szCs w:val="14"/>
               </w:rPr>
               <w:t xml:space="preserve">KELİME HAVUZU</w:t>
             </w:r>
@@ -4756,7 +4625,7 @@
           <w:p>
             <w:pPr>
               <w:bidi/>
-              <w:spacing w:after="0" w:line="360"/>
+              <w:spacing w:after="0" w:line="208"/>
               <w:jc w:val="center"/>
             </w:pPr>
             <w:r>
@@ -4765,8 +4634,8 @@
                 <w:b w:val="false"/>
                 <w:bCs w:val="false"/>
                 <w:color w:val="111111"/>
-                <w:sz w:val="30"/>
-                <w:szCs w:val="30"/>
+                <w:sz w:val="26"/>
+                <w:szCs w:val="26"/>
                 <w:rtl/>
               </w:rPr>
               <w:t xml:space="preserve">السَّادِسِ   —   طَبَّاخٌ   —   مُمَرِّضَةٌ   —   سَائِقٌ   —   الْقَرْيَةِ</w:t>
@@ -4777,7 +4646,7 @@
     </w:tbl>
     <w:p>
       <w:pPr>
-        <w:spacing w:after="80"/>
+        <w:spacing w:after="24"/>
       </w:pPr>
       <w:r>
         <w:rPr>
@@ -4787,8 +4656,8 @@
           <w:i w:val="false"/>
           <w:iCs w:val="false"/>
           <w:color w:val="111111"/>
-          <w:sz w:val="21"/>
-          <w:szCs w:val="21"/>
+          <w:sz w:val="17"/>
+          <w:szCs w:val="17"/>
         </w:rPr>
         <w:t xml:space="preserve"/>
       </w:r>
@@ -4811,7 +4680,7 @@
       </w:tblGrid>
       <w:tr>
         <w:trPr>
-          <w:trHeight w:val="480" w:hRule="atLeast"/>
+          <w:trHeight w:val="297" w:hRule="atLeast"/>
         </w:trPr>
         <w:tc>
           <w:tcPr>
@@ -4829,7 +4698,7 @@
           </w:tcPr>
           <w:p>
             <w:pPr>
-              <w:spacing w:after="0" w:line="270"/>
+              <w:spacing w:after="0" w:line="208"/>
               <w:jc w:val="center"/>
             </w:pPr>
             <w:r>
@@ -4840,8 +4709,8 @@
                 <w:i w:val="false"/>
                 <w:iCs w:val="false"/>
                 <w:color w:val="111111"/>
-                <w:sz w:val="19"/>
-                <w:szCs w:val="19"/>
+                <w:sz w:val="16"/>
+                <w:szCs w:val="16"/>
               </w:rPr>
               <w:t xml:space="preserve">1.</w:t>
             </w:r>
@@ -4864,7 +4733,7 @@
           <w:p>
             <w:pPr>
               <w:bidi/>
-              <w:spacing w:after="0" w:line="320"/>
+              <w:spacing w:after="0" w:line="208"/>
             </w:pPr>
             <w:r>
               <w:rPr>
@@ -4872,8 +4741,8 @@
                 <w:b w:val="false"/>
                 <w:bCs w:val="false"/>
                 <w:color w:val="111111"/>
-                <w:sz w:val="28"/>
-                <w:szCs w:val="28"/>
+                <w:sz w:val="25"/>
+                <w:szCs w:val="25"/>
                 <w:rtl/>
               </w:rPr>
               <w:t xml:space="preserve">مُرَادُ طَالِبٌ فِي الصَّفِّ ……………………… .</w:t>
@@ -4883,7 +4752,7 @@
       </w:tr>
       <w:tr>
         <w:trPr>
-          <w:trHeight w:val="480" w:hRule="atLeast"/>
+          <w:trHeight w:val="297" w:hRule="atLeast"/>
         </w:trPr>
         <w:tc>
           <w:tcPr>
@@ -4901,7 +4770,7 @@
           </w:tcPr>
           <w:p>
             <w:pPr>
-              <w:spacing w:after="0" w:line="270"/>
+              <w:spacing w:after="0" w:line="208"/>
               <w:jc w:val="center"/>
             </w:pPr>
             <w:r>
@@ -4912,8 +4781,8 @@
                 <w:i w:val="false"/>
                 <w:iCs w:val="false"/>
                 <w:color w:val="111111"/>
-                <w:sz w:val="19"/>
-                <w:szCs w:val="19"/>
+                <w:sz w:val="16"/>
+                <w:szCs w:val="16"/>
               </w:rPr>
               <w:t xml:space="preserve">2.</w:t>
             </w:r>
@@ -4936,7 +4805,7 @@
           <w:p>
             <w:pPr>
               <w:bidi/>
-              <w:spacing w:after="0" w:line="320"/>
+              <w:spacing w:after="0" w:line="208"/>
             </w:pPr>
             <w:r>
               <w:rPr>
@@ -4944,8 +4813,8 @@
                 <w:b w:val="false"/>
                 <w:bCs w:val="false"/>
                 <w:color w:val="111111"/>
-                <w:sz w:val="28"/>
-                <w:szCs w:val="28"/>
+                <w:sz w:val="25"/>
+                <w:szCs w:val="25"/>
                 <w:rtl/>
               </w:rPr>
               <w:t xml:space="preserve">عَمُّهُ حَسَنٌ ……………………… فِي الْمَطْعَمِ.</w:t>
@@ -4955,7 +4824,7 @@
       </w:tr>
       <w:tr>
         <w:trPr>
-          <w:trHeight w:val="480" w:hRule="atLeast"/>
+          <w:trHeight w:val="297" w:hRule="atLeast"/>
         </w:trPr>
         <w:tc>
           <w:tcPr>
@@ -4973,7 +4842,7 @@
           </w:tcPr>
           <w:p>
             <w:pPr>
-              <w:spacing w:after="0" w:line="270"/>
+              <w:spacing w:after="0" w:line="208"/>
               <w:jc w:val="center"/>
             </w:pPr>
             <w:r>
@@ -4984,8 +4853,8 @@
                 <w:i w:val="false"/>
                 <w:iCs w:val="false"/>
                 <w:color w:val="111111"/>
-                <w:sz w:val="19"/>
-                <w:szCs w:val="19"/>
+                <w:sz w:val="16"/>
+                <w:szCs w:val="16"/>
               </w:rPr>
               <w:t xml:space="preserve">3.</w:t>
             </w:r>
@@ -5008,7 +4877,7 @@
           <w:p>
             <w:pPr>
               <w:bidi/>
-              <w:spacing w:after="0" w:line="320"/>
+              <w:spacing w:after="0" w:line="208"/>
             </w:pPr>
             <w:r>
               <w:rPr>
@@ -5016,8 +4885,8 @@
                 <w:b w:val="false"/>
                 <w:bCs w:val="false"/>
                 <w:color w:val="111111"/>
-                <w:sz w:val="28"/>
-                <w:szCs w:val="28"/>
+                <w:sz w:val="25"/>
+                <w:szCs w:val="25"/>
                 <w:rtl/>
               </w:rPr>
               <w:t xml:space="preserve">عَمَّتُهُ سُمَيَّةُ ……………………… فِي الْمُسْتَشْفَى.</w:t>
@@ -5027,7 +4896,7 @@
       </w:tr>
       <w:tr>
         <w:trPr>
-          <w:trHeight w:val="480" w:hRule="atLeast"/>
+          <w:trHeight w:val="297" w:hRule="atLeast"/>
         </w:trPr>
         <w:tc>
           <w:tcPr>
@@ -5045,7 +4914,7 @@
           </w:tcPr>
           <w:p>
             <w:pPr>
-              <w:spacing w:after="0" w:line="270"/>
+              <w:spacing w:after="0" w:line="208"/>
               <w:jc w:val="center"/>
             </w:pPr>
             <w:r>
@@ -5056,8 +4925,8 @@
                 <w:i w:val="false"/>
                 <w:iCs w:val="false"/>
                 <w:color w:val="111111"/>
-                <w:sz w:val="19"/>
-                <w:szCs w:val="19"/>
+                <w:sz w:val="16"/>
+                <w:szCs w:val="16"/>
               </w:rPr>
               <w:t xml:space="preserve">4.</w:t>
             </w:r>
@@ -5080,7 +4949,7 @@
           <w:p>
             <w:pPr>
               <w:bidi/>
-              <w:spacing w:after="0" w:line="320"/>
+              <w:spacing w:after="0" w:line="208"/>
             </w:pPr>
             <w:r>
               <w:rPr>
@@ -5088,8 +4957,8 @@
                 <w:b w:val="false"/>
                 <w:bCs w:val="false"/>
                 <w:color w:val="111111"/>
-                <w:sz w:val="28"/>
-                <w:szCs w:val="28"/>
+                <w:sz w:val="25"/>
+                <w:szCs w:val="25"/>
                 <w:rtl/>
               </w:rPr>
               <w:t xml:space="preserve">خَالُهُ عُثْمَانُ ……………………… .</w:t>
@@ -5099,7 +4968,7 @@
       </w:tr>
       <w:tr>
         <w:trPr>
-          <w:trHeight w:val="480" w:hRule="atLeast"/>
+          <w:trHeight w:val="297" w:hRule="atLeast"/>
         </w:trPr>
         <w:tc>
           <w:tcPr>
@@ -5117,7 +4986,7 @@
           </w:tcPr>
           <w:p>
             <w:pPr>
-              <w:spacing w:after="0" w:line="270"/>
+              <w:spacing w:after="0" w:line="208"/>
               <w:jc w:val="center"/>
             </w:pPr>
             <w:r>
@@ -5128,8 +4997,8 @@
                 <w:i w:val="false"/>
                 <w:iCs w:val="false"/>
                 <w:color w:val="111111"/>
-                <w:sz w:val="19"/>
-                <w:szCs w:val="19"/>
+                <w:sz w:val="16"/>
+                <w:szCs w:val="16"/>
               </w:rPr>
               <w:t xml:space="preserve">5.</w:t>
             </w:r>
@@ -5152,7 +5021,7 @@
           <w:p>
             <w:pPr>
               <w:bidi/>
-              <w:spacing w:after="0" w:line="320"/>
+              <w:spacing w:after="0" w:line="208"/>
             </w:pPr>
             <w:r>
               <w:rPr>
@@ -5160,8 +5029,8 @@
                 <w:b w:val="false"/>
                 <w:bCs w:val="false"/>
                 <w:color w:val="111111"/>
-                <w:sz w:val="28"/>
-                <w:szCs w:val="28"/>
+                <w:sz w:val="25"/>
+                <w:szCs w:val="25"/>
                 <w:rtl/>
               </w:rPr>
               <w:t xml:space="preserve">جَدُّهُ وَجَدَّتُهُ يَسْكُنَانِ فِي ……………………… .</w:t>
@@ -5175,7 +5044,7 @@
         <w:tabs>
           <w:tab w:val="right" w:pos="9864"/>
         </w:tabs>
-        <w:spacing w:after="90" w:before="220" w:line="280"/>
+        <w:spacing w:after="27" w:before="66" w:line="208"/>
         <w:ind w:left="340" w:hanging="340"/>
       </w:pPr>
       <w:r>
@@ -5186,16 +5055,16 @@
           <w:i w:val="false"/>
           <w:iCs w:val="false"/>
           <w:color w:val="111111"/>
-          <w:sz w:val="21"/>
-          <w:szCs w:val="21"/>
+          <w:sz w:val="17"/>
+          <w:szCs w:val="17"/>
         </w:rPr>
         <w:t xml:space="preserve">6.</w:t>
       </w:r>
       <w:r>
         <w:rPr>
           <w:rFonts w:ascii="Times New Roman" w:cs="Times New Roman" w:eastAsia="Times New Roman" w:hAnsi="Times New Roman"/>
-          <w:sz w:val="21"/>
-          <w:szCs w:val="21"/>
+          <w:sz w:val="17"/>
+          <w:szCs w:val="17"/>
         </w:rPr>
         <w:tab/>
       </w:r>
@@ -5207,16 +5076,16 @@
           <w:i w:val="false"/>
           <w:iCs w:val="false"/>
           <w:color w:val="111111"/>
-          <w:sz w:val="21"/>
-          <w:szCs w:val="21"/>
+          <w:sz w:val="17"/>
+          <w:szCs w:val="17"/>
         </w:rPr>
         <w:t xml:space="preserve">Aşağıdaki kelimelerin sonundaki bitişik zamirin Türkçe karşılığını yazınız.</w:t>
       </w:r>
       <w:r>
         <w:rPr>
           <w:rFonts w:ascii="Times New Roman" w:cs="Times New Roman" w:eastAsia="Times New Roman" w:hAnsi="Times New Roman"/>
-          <w:sz w:val="21"/>
-          <w:szCs w:val="21"/>
+          <w:sz w:val="17"/>
+          <w:szCs w:val="17"/>
         </w:rPr>
         <w:tab/>
       </w:r>
@@ -5228,8 +5097,8 @@
           <w:i w:val="false"/>
           <w:iCs w:val="false"/>
           <w:color w:val="55636F"/>
-          <w:sz w:val="18"/>
-          <w:szCs w:val="18"/>
+          <w:sz w:val="15"/>
+          <w:szCs w:val="15"/>
         </w:rPr>
         <w:t xml:space="preserve">(10 puan)</w:t>
       </w:r>
@@ -5237,7 +5106,7 @@
     <w:p>
       <w:pPr>
         <w:keepNext w:val="false"/>
-        <w:spacing w:after="90" w:before="0" w:line="280"/>
+        <w:spacing w:after="27" w:before="0" w:line="208"/>
         <w:ind w:left="340"/>
       </w:pPr>
       <w:r>
@@ -5248,8 +5117,8 @@
           <w:i/>
           <w:iCs/>
           <w:color w:val="5B6772"/>
-          <w:sz w:val="18"/>
-          <w:szCs w:val="18"/>
+          <w:sz w:val="15"/>
+          <w:szCs w:val="15"/>
         </w:rPr>
         <w:t xml:space="preserve">Örnek: كِتَابِي kelimesindeki ek «benim» anlamındadır. Her doğru cevap 2 puandır.</w:t>
       </w:r>
@@ -5289,7 +5158,7 @@
           </w:tcPr>
           <w:p>
             <w:pPr>
-              <w:spacing w:after="0" w:line="270"/>
+              <w:spacing w:after="0" w:line="208"/>
               <w:jc w:val="center"/>
             </w:pPr>
             <w:r>
@@ -5300,8 +5169,8 @@
                 <w:i w:val="false"/>
                 <w:iCs w:val="false"/>
                 <w:color w:val="111111"/>
-                <w:sz w:val="18"/>
-                <w:szCs w:val="18"/>
+                <w:sz w:val="15"/>
+                <w:szCs w:val="15"/>
               </w:rPr>
               <w:t xml:space="preserve">No</w:t>
             </w:r>
@@ -5321,7 +5190,7 @@
           </w:tcPr>
           <w:p>
             <w:pPr>
-              <w:spacing w:after="0" w:line="270"/>
+              <w:spacing w:after="0" w:line="208"/>
               <w:jc w:val="center"/>
             </w:pPr>
             <w:r>
@@ -5332,8 +5201,8 @@
                 <w:i w:val="false"/>
                 <w:iCs w:val="false"/>
                 <w:color w:val="111111"/>
-                <w:sz w:val="18"/>
-                <w:szCs w:val="18"/>
+                <w:sz w:val="15"/>
+                <w:szCs w:val="15"/>
               </w:rPr>
               <w:t xml:space="preserve">Kelime</w:t>
             </w:r>
@@ -5353,7 +5222,7 @@
           </w:tcPr>
           <w:p>
             <w:pPr>
-              <w:spacing w:after="0" w:line="270"/>
+              <w:spacing w:after="0" w:line="208"/>
               <w:jc w:val="center"/>
             </w:pPr>
             <w:r>
@@ -5364,8 +5233,8 @@
                 <w:i w:val="false"/>
                 <w:iCs w:val="false"/>
                 <w:color w:val="111111"/>
-                <w:sz w:val="18"/>
-                <w:szCs w:val="18"/>
+                <w:sz w:val="15"/>
+                <w:szCs w:val="15"/>
               </w:rPr>
               <w:t xml:space="preserve">Bitişik zamirin anlamı</w:t>
             </w:r>
@@ -5374,7 +5243,7 @@
       </w:tr>
       <w:tr>
         <w:trPr>
-          <w:trHeight w:val="430" w:hRule="atLeast"/>
+          <w:trHeight w:val="266" w:hRule="atLeast"/>
         </w:trPr>
         <w:tc>
           <w:tcPr>
@@ -5389,19 +5258,19 @@
           </w:tcPr>
           <w:p>
             <w:pPr>
-              <w:spacing w:after="0" w:line="270"/>
-              <w:jc w:val="center"/>
-            </w:pPr>
-            <w:r>
-              <w:rPr>
-                <w:rFonts w:ascii="Times New Roman" w:cs="Times New Roman" w:eastAsia="Times New Roman" w:hAnsi="Times New Roman"/>
-                <w:b w:val="false"/>
-                <w:bCs w:val="false"/>
-                <w:i w:val="false"/>
-                <w:iCs w:val="false"/>
-                <w:color w:val="111111"/>
-                <w:sz w:val="19"/>
-                <w:szCs w:val="19"/>
+              <w:spacing w:after="0" w:line="208"/>
+              <w:jc w:val="center"/>
+            </w:pPr>
+            <w:r>
+              <w:rPr>
+                <w:rFonts w:ascii="Times New Roman" w:cs="Times New Roman" w:eastAsia="Times New Roman" w:hAnsi="Times New Roman"/>
+                <w:b w:val="false"/>
+                <w:bCs w:val="false"/>
+                <w:i w:val="false"/>
+                <w:iCs w:val="false"/>
+                <w:color w:val="111111"/>
+                <w:sz w:val="16"/>
+                <w:szCs w:val="16"/>
               </w:rPr>
               <w:t xml:space="preserve">1</w:t>
             </w:r>
@@ -5421,7 +5290,7 @@
           <w:p>
             <w:pPr>
               <w:bidi/>
-              <w:spacing w:after="0" w:line="320"/>
+              <w:spacing w:after="0" w:line="208"/>
             </w:pPr>
             <w:r>
               <w:rPr>
@@ -5429,8 +5298,8 @@
                 <w:b w:val="false"/>
                 <w:bCs w:val="false"/>
                 <w:color w:val="111111"/>
-                <w:sz w:val="30"/>
-                <w:szCs w:val="30"/>
+                <w:sz w:val="26"/>
+                <w:szCs w:val="26"/>
                 <w:rtl/>
               </w:rPr>
               <w:t xml:space="preserve">أَقَارِبُنَا</w:t>
@@ -5450,18 +5319,18 @@
           </w:tcPr>
           <w:p>
             <w:pPr>
-              <w:spacing w:after="0" w:line="270"/>
-            </w:pPr>
-            <w:r>
-              <w:rPr>
-                <w:rFonts w:ascii="Times New Roman" w:cs="Times New Roman" w:eastAsia="Times New Roman" w:hAnsi="Times New Roman"/>
-                <w:b w:val="false"/>
-                <w:bCs w:val="false"/>
-                <w:i w:val="false"/>
-                <w:iCs w:val="false"/>
-                <w:color w:val="111111"/>
-                <w:sz w:val="20"/>
-                <w:szCs w:val="20"/>
+              <w:spacing w:after="0" w:line="208"/>
+            </w:pPr>
+            <w:r>
+              <w:rPr>
+                <w:rFonts w:ascii="Times New Roman" w:cs="Times New Roman" w:eastAsia="Times New Roman" w:hAnsi="Times New Roman"/>
+                <w:b w:val="false"/>
+                <w:bCs w:val="false"/>
+                <w:i w:val="false"/>
+                <w:iCs w:val="false"/>
+                <w:color w:val="111111"/>
+                <w:sz w:val="17"/>
+                <w:szCs w:val="17"/>
               </w:rPr>
               <w:t xml:space="preserve"/>
             </w:r>
@@ -5470,7 +5339,7 @@
       </w:tr>
       <w:tr>
         <w:trPr>
-          <w:trHeight w:val="430" w:hRule="atLeast"/>
+          <w:trHeight w:val="266" w:hRule="atLeast"/>
         </w:trPr>
         <w:tc>
           <w:tcPr>
@@ -5485,19 +5354,19 @@
           </w:tcPr>
           <w:p>
             <w:pPr>
-              <w:spacing w:after="0" w:line="270"/>
-              <w:jc w:val="center"/>
-            </w:pPr>
-            <w:r>
-              <w:rPr>
-                <w:rFonts w:ascii="Times New Roman" w:cs="Times New Roman" w:eastAsia="Times New Roman" w:hAnsi="Times New Roman"/>
-                <w:b w:val="false"/>
-                <w:bCs w:val="false"/>
-                <w:i w:val="false"/>
-                <w:iCs w:val="false"/>
-                <w:color w:val="111111"/>
-                <w:sz w:val="19"/>
-                <w:szCs w:val="19"/>
+              <w:spacing w:after="0" w:line="208"/>
+              <w:jc w:val="center"/>
+            </w:pPr>
+            <w:r>
+              <w:rPr>
+                <w:rFonts w:ascii="Times New Roman" w:cs="Times New Roman" w:eastAsia="Times New Roman" w:hAnsi="Times New Roman"/>
+                <w:b w:val="false"/>
+                <w:bCs w:val="false"/>
+                <w:i w:val="false"/>
+                <w:iCs w:val="false"/>
+                <w:color w:val="111111"/>
+                <w:sz w:val="16"/>
+                <w:szCs w:val="16"/>
               </w:rPr>
               <w:t xml:space="preserve">2</w:t>
             </w:r>
@@ -5517,7 +5386,7 @@
           <w:p>
             <w:pPr>
               <w:bidi/>
-              <w:spacing w:after="0" w:line="320"/>
+              <w:spacing w:after="0" w:line="208"/>
             </w:pPr>
             <w:r>
               <w:rPr>
@@ -5525,8 +5394,8 @@
                 <w:b w:val="false"/>
                 <w:bCs w:val="false"/>
                 <w:color w:val="111111"/>
-                <w:sz w:val="30"/>
-                <w:szCs w:val="30"/>
+                <w:sz w:val="26"/>
+                <w:szCs w:val="26"/>
                 <w:rtl/>
               </w:rPr>
               <w:t xml:space="preserve">بَيْتُكُمْ</w:t>
@@ -5546,18 +5415,18 @@
           </w:tcPr>
           <w:p>
             <w:pPr>
-              <w:spacing w:after="0" w:line="270"/>
-            </w:pPr>
-            <w:r>
-              <w:rPr>
-                <w:rFonts w:ascii="Times New Roman" w:cs="Times New Roman" w:eastAsia="Times New Roman" w:hAnsi="Times New Roman"/>
-                <w:b w:val="false"/>
-                <w:bCs w:val="false"/>
-                <w:i w:val="false"/>
-                <w:iCs w:val="false"/>
-                <w:color w:val="111111"/>
-                <w:sz w:val="20"/>
-                <w:szCs w:val="20"/>
+              <w:spacing w:after="0" w:line="208"/>
+            </w:pPr>
+            <w:r>
+              <w:rPr>
+                <w:rFonts w:ascii="Times New Roman" w:cs="Times New Roman" w:eastAsia="Times New Roman" w:hAnsi="Times New Roman"/>
+                <w:b w:val="false"/>
+                <w:bCs w:val="false"/>
+                <w:i w:val="false"/>
+                <w:iCs w:val="false"/>
+                <w:color w:val="111111"/>
+                <w:sz w:val="17"/>
+                <w:szCs w:val="17"/>
               </w:rPr>
               <w:t xml:space="preserve"/>
             </w:r>
@@ -5566,7 +5435,7 @@
       </w:tr>
       <w:tr>
         <w:trPr>
-          <w:trHeight w:val="430" w:hRule="atLeast"/>
+          <w:trHeight w:val="266" w:hRule="atLeast"/>
         </w:trPr>
         <w:tc>
           <w:tcPr>
@@ -5581,19 +5450,19 @@
           </w:tcPr>
           <w:p>
             <w:pPr>
-              <w:spacing w:after="0" w:line="270"/>
-              <w:jc w:val="center"/>
-            </w:pPr>
-            <w:r>
-              <w:rPr>
-                <w:rFonts w:ascii="Times New Roman" w:cs="Times New Roman" w:eastAsia="Times New Roman" w:hAnsi="Times New Roman"/>
-                <w:b w:val="false"/>
-                <w:bCs w:val="false"/>
-                <w:i w:val="false"/>
-                <w:iCs w:val="false"/>
-                <w:color w:val="111111"/>
-                <w:sz w:val="19"/>
-                <w:szCs w:val="19"/>
+              <w:spacing w:after="0" w:line="208"/>
+              <w:jc w:val="center"/>
+            </w:pPr>
+            <w:r>
+              <w:rPr>
+                <w:rFonts w:ascii="Times New Roman" w:cs="Times New Roman" w:eastAsia="Times New Roman" w:hAnsi="Times New Roman"/>
+                <w:b w:val="false"/>
+                <w:bCs w:val="false"/>
+                <w:i w:val="false"/>
+                <w:iCs w:val="false"/>
+                <w:color w:val="111111"/>
+                <w:sz w:val="16"/>
+                <w:szCs w:val="16"/>
               </w:rPr>
               <w:t xml:space="preserve">3</w:t>
             </w:r>
@@ -5613,7 +5482,7 @@
           <w:p>
             <w:pPr>
               <w:bidi/>
-              <w:spacing w:after="0" w:line="320"/>
+              <w:spacing w:after="0" w:line="208"/>
             </w:pPr>
             <w:r>
               <w:rPr>
@@ -5621,8 +5490,8 @@
                 <w:b w:val="false"/>
                 <w:bCs w:val="false"/>
                 <w:color w:val="111111"/>
-                <w:sz w:val="30"/>
-                <w:szCs w:val="30"/>
+                <w:sz w:val="26"/>
+                <w:szCs w:val="26"/>
                 <w:rtl/>
               </w:rPr>
               <w:t xml:space="preserve">عَمُّهُمْ</w:t>
@@ -5642,18 +5511,18 @@
           </w:tcPr>
           <w:p>
             <w:pPr>
-              <w:spacing w:after="0" w:line="270"/>
-            </w:pPr>
-            <w:r>
-              <w:rPr>
-                <w:rFonts w:ascii="Times New Roman" w:cs="Times New Roman" w:eastAsia="Times New Roman" w:hAnsi="Times New Roman"/>
-                <w:b w:val="false"/>
-                <w:bCs w:val="false"/>
-                <w:i w:val="false"/>
-                <w:iCs w:val="false"/>
-                <w:color w:val="111111"/>
-                <w:sz w:val="20"/>
-                <w:szCs w:val="20"/>
+              <w:spacing w:after="0" w:line="208"/>
+            </w:pPr>
+            <w:r>
+              <w:rPr>
+                <w:rFonts w:ascii="Times New Roman" w:cs="Times New Roman" w:eastAsia="Times New Roman" w:hAnsi="Times New Roman"/>
+                <w:b w:val="false"/>
+                <w:bCs w:val="false"/>
+                <w:i w:val="false"/>
+                <w:iCs w:val="false"/>
+                <w:color w:val="111111"/>
+                <w:sz w:val="17"/>
+                <w:szCs w:val="17"/>
               </w:rPr>
               <w:t xml:space="preserve"/>
             </w:r>
@@ -5662,7 +5531,7 @@
       </w:tr>
       <w:tr>
         <w:trPr>
-          <w:trHeight w:val="430" w:hRule="atLeast"/>
+          <w:trHeight w:val="266" w:hRule="atLeast"/>
         </w:trPr>
         <w:tc>
           <w:tcPr>
@@ -5677,19 +5546,19 @@
           </w:tcPr>
           <w:p>
             <w:pPr>
-              <w:spacing w:after="0" w:line="270"/>
-              <w:jc w:val="center"/>
-            </w:pPr>
-            <w:r>
-              <w:rPr>
-                <w:rFonts w:ascii="Times New Roman" w:cs="Times New Roman" w:eastAsia="Times New Roman" w:hAnsi="Times New Roman"/>
-                <w:b w:val="false"/>
-                <w:bCs w:val="false"/>
-                <w:i w:val="false"/>
-                <w:iCs w:val="false"/>
-                <w:color w:val="111111"/>
-                <w:sz w:val="19"/>
-                <w:szCs w:val="19"/>
+              <w:spacing w:after="0" w:line="208"/>
+              <w:jc w:val="center"/>
+            </w:pPr>
+            <w:r>
+              <w:rPr>
+                <w:rFonts w:ascii="Times New Roman" w:cs="Times New Roman" w:eastAsia="Times New Roman" w:hAnsi="Times New Roman"/>
+                <w:b w:val="false"/>
+                <w:bCs w:val="false"/>
+                <w:i w:val="false"/>
+                <w:iCs w:val="false"/>
+                <w:color w:val="111111"/>
+                <w:sz w:val="16"/>
+                <w:szCs w:val="16"/>
               </w:rPr>
               <w:t xml:space="preserve">4</w:t>
             </w:r>
@@ -5709,7 +5578,7 @@
           <w:p>
             <w:pPr>
               <w:bidi/>
-              <w:spacing w:after="0" w:line="320"/>
+              <w:spacing w:after="0" w:line="208"/>
             </w:pPr>
             <w:r>
               <w:rPr>
@@ -5717,8 +5586,8 @@
                 <w:b w:val="false"/>
                 <w:bCs w:val="false"/>
                 <w:color w:val="111111"/>
-                <w:sz w:val="30"/>
-                <w:szCs w:val="30"/>
+                <w:sz w:val="26"/>
+                <w:szCs w:val="26"/>
                 <w:rtl/>
               </w:rPr>
               <w:t xml:space="preserve">خَالَتُهَا</w:t>
@@ -5738,18 +5607,18 @@
           </w:tcPr>
           <w:p>
             <w:pPr>
-              <w:spacing w:after="0" w:line="270"/>
-            </w:pPr>
-            <w:r>
-              <w:rPr>
-                <w:rFonts w:ascii="Times New Roman" w:cs="Times New Roman" w:eastAsia="Times New Roman" w:hAnsi="Times New Roman"/>
-                <w:b w:val="false"/>
-                <w:bCs w:val="false"/>
-                <w:i w:val="false"/>
-                <w:iCs w:val="false"/>
-                <w:color w:val="111111"/>
-                <w:sz w:val="20"/>
-                <w:szCs w:val="20"/>
+              <w:spacing w:after="0" w:line="208"/>
+            </w:pPr>
+            <w:r>
+              <w:rPr>
+                <w:rFonts w:ascii="Times New Roman" w:cs="Times New Roman" w:eastAsia="Times New Roman" w:hAnsi="Times New Roman"/>
+                <w:b w:val="false"/>
+                <w:bCs w:val="false"/>
+                <w:i w:val="false"/>
+                <w:iCs w:val="false"/>
+                <w:color w:val="111111"/>
+                <w:sz w:val="17"/>
+                <w:szCs w:val="17"/>
               </w:rPr>
               <w:t xml:space="preserve"/>
             </w:r>
@@ -5758,7 +5627,7 @@
       </w:tr>
       <w:tr>
         <w:trPr>
-          <w:trHeight w:val="430" w:hRule="atLeast"/>
+          <w:trHeight w:val="266" w:hRule="atLeast"/>
         </w:trPr>
         <w:tc>
           <w:tcPr>
@@ -5773,19 +5642,19 @@
           </w:tcPr>
           <w:p>
             <w:pPr>
-              <w:spacing w:after="0" w:line="270"/>
-              <w:jc w:val="center"/>
-            </w:pPr>
-            <w:r>
-              <w:rPr>
-                <w:rFonts w:ascii="Times New Roman" w:cs="Times New Roman" w:eastAsia="Times New Roman" w:hAnsi="Times New Roman"/>
-                <w:b w:val="false"/>
-                <w:bCs w:val="false"/>
-                <w:i w:val="false"/>
-                <w:iCs w:val="false"/>
-                <w:color w:val="111111"/>
-                <w:sz w:val="19"/>
-                <w:szCs w:val="19"/>
+              <w:spacing w:after="0" w:line="208"/>
+              <w:jc w:val="center"/>
+            </w:pPr>
+            <w:r>
+              <w:rPr>
+                <w:rFonts w:ascii="Times New Roman" w:cs="Times New Roman" w:eastAsia="Times New Roman" w:hAnsi="Times New Roman"/>
+                <w:b w:val="false"/>
+                <w:bCs w:val="false"/>
+                <w:i w:val="false"/>
+                <w:iCs w:val="false"/>
+                <w:color w:val="111111"/>
+                <w:sz w:val="16"/>
+                <w:szCs w:val="16"/>
               </w:rPr>
               <w:t xml:space="preserve">5</w:t>
             </w:r>
@@ -5805,7 +5674,7 @@
           <w:p>
             <w:pPr>
               <w:bidi/>
-              <w:spacing w:after="0" w:line="320"/>
+              <w:spacing w:after="0" w:line="208"/>
             </w:pPr>
             <w:r>
               <w:rPr>
@@ -5813,8 +5682,8 @@
                 <w:b w:val="false"/>
                 <w:bCs w:val="false"/>
                 <w:color w:val="111111"/>
-                <w:sz w:val="30"/>
-                <w:szCs w:val="30"/>
+                <w:sz w:val="26"/>
+                <w:szCs w:val="26"/>
                 <w:rtl/>
               </w:rPr>
               <w:t xml:space="preserve">جَدُّكَ</w:t>
@@ -5834,18 +5703,18 @@
           </w:tcPr>
           <w:p>
             <w:pPr>
-              <w:spacing w:after="0" w:line="270"/>
-            </w:pPr>
-            <w:r>
-              <w:rPr>
-                <w:rFonts w:ascii="Times New Roman" w:cs="Times New Roman" w:eastAsia="Times New Roman" w:hAnsi="Times New Roman"/>
-                <w:b w:val="false"/>
-                <w:bCs w:val="false"/>
-                <w:i w:val="false"/>
-                <w:iCs w:val="false"/>
-                <w:color w:val="111111"/>
-                <w:sz w:val="20"/>
-                <w:szCs w:val="20"/>
+              <w:spacing w:after="0" w:line="208"/>
+            </w:pPr>
+            <w:r>
+              <w:rPr>
+                <w:rFonts w:ascii="Times New Roman" w:cs="Times New Roman" w:eastAsia="Times New Roman" w:hAnsi="Times New Roman"/>
+                <w:b w:val="false"/>
+                <w:bCs w:val="false"/>
+                <w:i w:val="false"/>
+                <w:iCs w:val="false"/>
+                <w:color w:val="111111"/>
+                <w:sz w:val="17"/>
+                <w:szCs w:val="17"/>
               </w:rPr>
               <w:t xml:space="preserve"/>
             </w:r>
@@ -5858,7 +5727,7 @@
         <w:tabs>
           <w:tab w:val="right" w:pos="9864"/>
         </w:tabs>
-        <w:spacing w:after="90" w:before="220" w:line="280"/>
+        <w:spacing w:after="27" w:before="66" w:line="208"/>
         <w:ind w:left="340" w:hanging="340"/>
       </w:pPr>
       <w:r>
@@ -5869,16 +5738,16 @@
           <w:i w:val="false"/>
           <w:iCs w:val="false"/>
           <w:color w:val="111111"/>
-          <w:sz w:val="21"/>
-          <w:szCs w:val="21"/>
+          <w:sz w:val="17"/>
+          <w:szCs w:val="17"/>
         </w:rPr>
         <w:t xml:space="preserve">7.</w:t>
       </w:r>
       <w:r>
         <w:rPr>
           <w:rFonts w:ascii="Times New Roman" w:cs="Times New Roman" w:eastAsia="Times New Roman" w:hAnsi="Times New Roman"/>
-          <w:sz w:val="21"/>
-          <w:szCs w:val="21"/>
+          <w:sz w:val="17"/>
+          <w:szCs w:val="17"/>
         </w:rPr>
         <w:tab/>
       </w:r>
@@ -5890,16 +5759,16 @@
           <w:i w:val="false"/>
           <w:iCs w:val="false"/>
           <w:color w:val="111111"/>
-          <w:sz w:val="21"/>
-          <w:szCs w:val="21"/>
+          <w:sz w:val="17"/>
+          <w:szCs w:val="17"/>
         </w:rPr>
         <w:t xml:space="preserve">Aşağıdaki soruları okuma metnine göre Arapça cevaplayınız.</w:t>
       </w:r>
       <w:r>
         <w:rPr>
           <w:rFonts w:ascii="Times New Roman" w:cs="Times New Roman" w:eastAsia="Times New Roman" w:hAnsi="Times New Roman"/>
-          <w:sz w:val="21"/>
-          <w:szCs w:val="21"/>
+          <w:sz w:val="17"/>
+          <w:szCs w:val="17"/>
         </w:rPr>
         <w:tab/>
       </w:r>
@@ -5911,8 +5780,8 @@
           <w:i w:val="false"/>
           <w:iCs w:val="false"/>
           <w:color w:val="55636F"/>
-          <w:sz w:val="18"/>
-          <w:szCs w:val="18"/>
+          <w:sz w:val="15"/>
+          <w:szCs w:val="15"/>
         </w:rPr>
         <w:t xml:space="preserve">(15 puan)</w:t>
       </w:r>
@@ -5920,7 +5789,7 @@
     <w:p>
       <w:pPr>
         <w:keepNext w:val="false"/>
-        <w:spacing w:after="90" w:before="0" w:line="280"/>
+        <w:spacing w:after="27" w:before="0" w:line="208"/>
         <w:ind w:left="340"/>
       </w:pPr>
       <w:r>
@@ -5931,8 +5800,8 @@
           <w:i/>
           <w:iCs/>
           <w:color w:val="5B6772"/>
-          <w:sz w:val="18"/>
-          <w:szCs w:val="18"/>
+          <w:sz w:val="15"/>
+          <w:szCs w:val="15"/>
         </w:rPr>
         <w:t xml:space="preserve">Her doğru cevap 3 puandır.</w:t>
       </w:r>
@@ -5972,7 +5841,7 @@
           </w:tcPr>
           <w:p>
             <w:pPr>
-              <w:spacing w:after="0" w:line="270"/>
+              <w:spacing w:after="0" w:line="208"/>
               <w:jc w:val="center"/>
             </w:pPr>
             <w:r>
@@ -5983,8 +5852,8 @@
                 <w:i w:val="false"/>
                 <w:iCs w:val="false"/>
                 <w:color w:val="111111"/>
-                <w:sz w:val="18"/>
-                <w:szCs w:val="18"/>
+                <w:sz w:val="15"/>
+                <w:szCs w:val="15"/>
               </w:rPr>
               <w:t xml:space="preserve">No</w:t>
             </w:r>
@@ -6004,7 +5873,7 @@
           </w:tcPr>
           <w:p>
             <w:pPr>
-              <w:spacing w:after="0" w:line="270"/>
+              <w:spacing w:after="0" w:line="208"/>
               <w:jc w:val="center"/>
             </w:pPr>
             <w:r>
@@ -6015,8 +5884,8 @@
                 <w:i w:val="false"/>
                 <w:iCs w:val="false"/>
                 <w:color w:val="111111"/>
-                <w:sz w:val="18"/>
-                <w:szCs w:val="18"/>
+                <w:sz w:val="15"/>
+                <w:szCs w:val="15"/>
               </w:rPr>
               <w:t xml:space="preserve">Soru</w:t>
             </w:r>
@@ -6036,7 +5905,7 @@
           </w:tcPr>
           <w:p>
             <w:pPr>
-              <w:spacing w:after="0" w:line="270"/>
+              <w:spacing w:after="0" w:line="208"/>
               <w:jc w:val="center"/>
             </w:pPr>
             <w:r>
@@ -6047,8 +5916,8 @@
                 <w:i w:val="false"/>
                 <w:iCs w:val="false"/>
                 <w:color w:val="111111"/>
-                <w:sz w:val="18"/>
-                <w:szCs w:val="18"/>
+                <w:sz w:val="15"/>
+                <w:szCs w:val="15"/>
               </w:rPr>
               <w:t xml:space="preserve">Arapça cevabın</w:t>
             </w:r>
@@ -6057,7 +5926,7 @@
       </w:tr>
       <w:tr>
         <w:trPr>
-          <w:trHeight w:val="520" w:hRule="atLeast"/>
+          <w:trHeight w:val="322" w:hRule="atLeast"/>
         </w:trPr>
         <w:tc>
           <w:tcPr>
@@ -6072,19 +5941,19 @@
           </w:tcPr>
           <w:p>
             <w:pPr>
-              <w:spacing w:after="0" w:line="270"/>
-              <w:jc w:val="center"/>
-            </w:pPr>
-            <w:r>
-              <w:rPr>
-                <w:rFonts w:ascii="Times New Roman" w:cs="Times New Roman" w:eastAsia="Times New Roman" w:hAnsi="Times New Roman"/>
-                <w:b w:val="false"/>
-                <w:bCs w:val="false"/>
-                <w:i w:val="false"/>
-                <w:iCs w:val="false"/>
-                <w:color w:val="111111"/>
-                <w:sz w:val="19"/>
-                <w:szCs w:val="19"/>
+              <w:spacing w:after="0" w:line="208"/>
+              <w:jc w:val="center"/>
+            </w:pPr>
+            <w:r>
+              <w:rPr>
+                <w:rFonts w:ascii="Times New Roman" w:cs="Times New Roman" w:eastAsia="Times New Roman" w:hAnsi="Times New Roman"/>
+                <w:b w:val="false"/>
+                <w:bCs w:val="false"/>
+                <w:i w:val="false"/>
+                <w:iCs w:val="false"/>
+                <w:color w:val="111111"/>
+                <w:sz w:val="16"/>
+                <w:szCs w:val="16"/>
               </w:rPr>
               <w:t xml:space="preserve">1</w:t>
             </w:r>
@@ -6103,18 +5972,18 @@
           </w:tcPr>
           <w:p>
             <w:pPr>
-              <w:spacing w:after="0" w:line="270"/>
-            </w:pPr>
-            <w:r>
-              <w:rPr>
-                <w:rFonts w:ascii="Times New Roman" w:cs="Times New Roman" w:eastAsia="Times New Roman" w:hAnsi="Times New Roman"/>
-                <w:b w:val="false"/>
-                <w:bCs w:val="false"/>
-                <w:i w:val="false"/>
-                <w:iCs w:val="false"/>
-                <w:color w:val="111111"/>
-                <w:sz w:val="20"/>
-                <w:szCs w:val="20"/>
+              <w:spacing w:after="0" w:line="208"/>
+            </w:pPr>
+            <w:r>
+              <w:rPr>
+                <w:rFonts w:ascii="Times New Roman" w:cs="Times New Roman" w:eastAsia="Times New Roman" w:hAnsi="Times New Roman"/>
+                <w:b w:val="false"/>
+                <w:bCs w:val="false"/>
+                <w:i w:val="false"/>
+                <w:iCs w:val="false"/>
+                <w:color w:val="111111"/>
+                <w:sz w:val="17"/>
+                <w:szCs w:val="17"/>
               </w:rPr>
               <w:t xml:space="preserve">Murat kaçıncı sınıftadır?</w:t>
             </w:r>
@@ -6134,7 +6003,7 @@
           <w:p>
             <w:pPr>
               <w:bidi/>
-              <w:spacing w:after="0" w:line="320"/>
+              <w:spacing w:after="0" w:line="208"/>
             </w:pPr>
             <w:r>
               <w:rPr>
@@ -6142,8 +6011,8 @@
                 <w:b w:val="false"/>
                 <w:bCs w:val="false"/>
                 <w:color w:val="111111"/>
-                <w:sz w:val="28"/>
-                <w:szCs w:val="28"/>
+                <w:sz w:val="25"/>
+                <w:szCs w:val="25"/>
                 <w:rtl/>
               </w:rPr>
               <w:t xml:space="preserve"/>
@@ -6153,7 +6022,7 @@
       </w:tr>
       <w:tr>
         <w:trPr>
-          <w:trHeight w:val="520" w:hRule="atLeast"/>
+          <w:trHeight w:val="322" w:hRule="atLeast"/>
         </w:trPr>
         <w:tc>
           <w:tcPr>
@@ -6168,19 +6037,19 @@
           </w:tcPr>
           <w:p>
             <w:pPr>
-              <w:spacing w:after="0" w:line="270"/>
-              <w:jc w:val="center"/>
-            </w:pPr>
-            <w:r>
-              <w:rPr>
-                <w:rFonts w:ascii="Times New Roman" w:cs="Times New Roman" w:eastAsia="Times New Roman" w:hAnsi="Times New Roman"/>
-                <w:b w:val="false"/>
-                <w:bCs w:val="false"/>
-                <w:i w:val="false"/>
-                <w:iCs w:val="false"/>
-                <w:color w:val="111111"/>
-                <w:sz w:val="19"/>
-                <w:szCs w:val="19"/>
+              <w:spacing w:after="0" w:line="208"/>
+              <w:jc w:val="center"/>
+            </w:pPr>
+            <w:r>
+              <w:rPr>
+                <w:rFonts w:ascii="Times New Roman" w:cs="Times New Roman" w:eastAsia="Times New Roman" w:hAnsi="Times New Roman"/>
+                <w:b w:val="false"/>
+                <w:bCs w:val="false"/>
+                <w:i w:val="false"/>
+                <w:iCs w:val="false"/>
+                <w:color w:val="111111"/>
+                <w:sz w:val="16"/>
+                <w:szCs w:val="16"/>
               </w:rPr>
               <w:t xml:space="preserve">2</w:t>
             </w:r>
@@ -6199,18 +6068,18 @@
           </w:tcPr>
           <w:p>
             <w:pPr>
-              <w:spacing w:after="0" w:line="270"/>
-            </w:pPr>
-            <w:r>
-              <w:rPr>
-                <w:rFonts w:ascii="Times New Roman" w:cs="Times New Roman" w:eastAsia="Times New Roman" w:hAnsi="Times New Roman"/>
-                <w:b w:val="false"/>
-                <w:bCs w:val="false"/>
-                <w:i w:val="false"/>
-                <w:iCs w:val="false"/>
-                <w:color w:val="111111"/>
-                <w:sz w:val="20"/>
-                <w:szCs w:val="20"/>
+              <w:spacing w:after="0" w:line="208"/>
+            </w:pPr>
+            <w:r>
+              <w:rPr>
+                <w:rFonts w:ascii="Times New Roman" w:cs="Times New Roman" w:eastAsia="Times New Roman" w:hAnsi="Times New Roman"/>
+                <w:b w:val="false"/>
+                <w:bCs w:val="false"/>
+                <w:i w:val="false"/>
+                <w:iCs w:val="false"/>
+                <w:color w:val="111111"/>
+                <w:sz w:val="17"/>
+                <w:szCs w:val="17"/>
               </w:rPr>
               <w:t xml:space="preserve">Amcasının adı nedir?</w:t>
             </w:r>
@@ -6230,7 +6099,7 @@
           <w:p>
             <w:pPr>
               <w:bidi/>
-              <w:spacing w:after="0" w:line="320"/>
+              <w:spacing w:after="0" w:line="208"/>
             </w:pPr>
             <w:r>
               <w:rPr>
@@ -6238,8 +6107,8 @@
                 <w:b w:val="false"/>
                 <w:bCs w:val="false"/>
                 <w:color w:val="111111"/>
-                <w:sz w:val="28"/>
-                <w:szCs w:val="28"/>
+                <w:sz w:val="25"/>
+                <w:szCs w:val="25"/>
                 <w:rtl/>
               </w:rPr>
               <w:t xml:space="preserve"/>
@@ -6249,7 +6118,7 @@
       </w:tr>
       <w:tr>
         <w:trPr>
-          <w:trHeight w:val="520" w:hRule="atLeast"/>
+          <w:trHeight w:val="322" w:hRule="atLeast"/>
         </w:trPr>
         <w:tc>
           <w:tcPr>
@@ -6264,19 +6133,19 @@
           </w:tcPr>
           <w:p>
             <w:pPr>
-              <w:spacing w:after="0" w:line="270"/>
-              <w:jc w:val="center"/>
-            </w:pPr>
-            <w:r>
-              <w:rPr>
-                <w:rFonts w:ascii="Times New Roman" w:cs="Times New Roman" w:eastAsia="Times New Roman" w:hAnsi="Times New Roman"/>
-                <w:b w:val="false"/>
-                <w:bCs w:val="false"/>
-                <w:i w:val="false"/>
-                <w:iCs w:val="false"/>
-                <w:color w:val="111111"/>
-                <w:sz w:val="19"/>
-                <w:szCs w:val="19"/>
+              <w:spacing w:after="0" w:line="208"/>
+              <w:jc w:val="center"/>
+            </w:pPr>
+            <w:r>
+              <w:rPr>
+                <w:rFonts w:ascii="Times New Roman" w:cs="Times New Roman" w:eastAsia="Times New Roman" w:hAnsi="Times New Roman"/>
+                <w:b w:val="false"/>
+                <w:bCs w:val="false"/>
+                <w:i w:val="false"/>
+                <w:iCs w:val="false"/>
+                <w:color w:val="111111"/>
+                <w:sz w:val="16"/>
+                <w:szCs w:val="16"/>
               </w:rPr>
               <w:t xml:space="preserve">3</w:t>
             </w:r>
@@ -6295,18 +6164,18 @@
           </w:tcPr>
           <w:p>
             <w:pPr>
-              <w:spacing w:after="0" w:line="270"/>
-            </w:pPr>
-            <w:r>
-              <w:rPr>
-                <w:rFonts w:ascii="Times New Roman" w:cs="Times New Roman" w:eastAsia="Times New Roman" w:hAnsi="Times New Roman"/>
-                <w:b w:val="false"/>
-                <w:bCs w:val="false"/>
-                <w:i w:val="false"/>
-                <w:iCs w:val="false"/>
-                <w:color w:val="111111"/>
-                <w:sz w:val="20"/>
-                <w:szCs w:val="20"/>
+              <w:spacing w:after="0" w:line="208"/>
+            </w:pPr>
+            <w:r>
+              <w:rPr>
+                <w:rFonts w:ascii="Times New Roman" w:cs="Times New Roman" w:eastAsia="Times New Roman" w:hAnsi="Times New Roman"/>
+                <w:b w:val="false"/>
+                <w:bCs w:val="false"/>
+                <w:i w:val="false"/>
+                <w:iCs w:val="false"/>
+                <w:color w:val="111111"/>
+                <w:sz w:val="17"/>
+                <w:szCs w:val="17"/>
               </w:rPr>
               <w:t xml:space="preserve">Halasının mesleği nedir?</w:t>
             </w:r>
@@ -6326,7 +6195,7 @@
           <w:p>
             <w:pPr>
               <w:bidi/>
-              <w:spacing w:after="0" w:line="320"/>
+              <w:spacing w:after="0" w:line="208"/>
             </w:pPr>
             <w:r>
               <w:rPr>
@@ -6334,8 +6203,8 @@
                 <w:b w:val="false"/>
                 <w:bCs w:val="false"/>
                 <w:color w:val="111111"/>
-                <w:sz w:val="28"/>
-                <w:szCs w:val="28"/>
+                <w:sz w:val="25"/>
+                <w:szCs w:val="25"/>
                 <w:rtl/>
               </w:rPr>
               <w:t xml:space="preserve"/>
@@ -6345,7 +6214,7 @@
       </w:tr>
       <w:tr>
         <w:trPr>
-          <w:trHeight w:val="520" w:hRule="atLeast"/>
+          <w:trHeight w:val="322" w:hRule="atLeast"/>
         </w:trPr>
         <w:tc>
           <w:tcPr>
@@ -6360,19 +6229,19 @@
           </w:tcPr>
           <w:p>
             <w:pPr>
-              <w:spacing w:after="0" w:line="270"/>
-              <w:jc w:val="center"/>
-            </w:pPr>
-            <w:r>
-              <w:rPr>
-                <w:rFonts w:ascii="Times New Roman" w:cs="Times New Roman" w:eastAsia="Times New Roman" w:hAnsi="Times New Roman"/>
-                <w:b w:val="false"/>
-                <w:bCs w:val="false"/>
-                <w:i w:val="false"/>
-                <w:iCs w:val="false"/>
-                <w:color w:val="111111"/>
-                <w:sz w:val="19"/>
-                <w:szCs w:val="19"/>
+              <w:spacing w:after="0" w:line="208"/>
+              <w:jc w:val="center"/>
+            </w:pPr>
+            <w:r>
+              <w:rPr>
+                <w:rFonts w:ascii="Times New Roman" w:cs="Times New Roman" w:eastAsia="Times New Roman" w:hAnsi="Times New Roman"/>
+                <w:b w:val="false"/>
+                <w:bCs w:val="false"/>
+                <w:i w:val="false"/>
+                <w:iCs w:val="false"/>
+                <w:color w:val="111111"/>
+                <w:sz w:val="16"/>
+                <w:szCs w:val="16"/>
               </w:rPr>
               <w:t xml:space="preserve">4</w:t>
             </w:r>
@@ -6391,18 +6260,18 @@
           </w:tcPr>
           <w:p>
             <w:pPr>
-              <w:spacing w:after="0" w:line="270"/>
-            </w:pPr>
-            <w:r>
-              <w:rPr>
-                <w:rFonts w:ascii="Times New Roman" w:cs="Times New Roman" w:eastAsia="Times New Roman" w:hAnsi="Times New Roman"/>
-                <w:b w:val="false"/>
-                <w:bCs w:val="false"/>
-                <w:i w:val="false"/>
-                <w:iCs w:val="false"/>
-                <w:color w:val="111111"/>
-                <w:sz w:val="20"/>
-                <w:szCs w:val="20"/>
+              <w:spacing w:after="0" w:line="208"/>
+            </w:pPr>
+            <w:r>
+              <w:rPr>
+                <w:rFonts w:ascii="Times New Roman" w:cs="Times New Roman" w:eastAsia="Times New Roman" w:hAnsi="Times New Roman"/>
+                <w:b w:val="false"/>
+                <w:bCs w:val="false"/>
+                <w:i w:val="false"/>
+                <w:iCs w:val="false"/>
+                <w:color w:val="111111"/>
+                <w:sz w:val="17"/>
+                <w:szCs w:val="17"/>
               </w:rPr>
               <w:t xml:space="preserve">Teyzesinin mesleği nedir?</w:t>
             </w:r>
@@ -6422,7 +6291,7 @@
           <w:p>
             <w:pPr>
               <w:bidi/>
-              <w:spacing w:after="0" w:line="320"/>
+              <w:spacing w:after="0" w:line="208"/>
             </w:pPr>
             <w:r>
               <w:rPr>
@@ -6430,8 +6299,8 @@
                 <w:b w:val="false"/>
                 <w:bCs w:val="false"/>
                 <w:color w:val="111111"/>
-                <w:sz w:val="28"/>
-                <w:szCs w:val="28"/>
+                <w:sz w:val="25"/>
+                <w:szCs w:val="25"/>
                 <w:rtl/>
               </w:rPr>
               <w:t xml:space="preserve"/>
@@ -6441,7 +6310,7 @@
       </w:tr>
       <w:tr>
         <w:trPr>
-          <w:trHeight w:val="520" w:hRule="atLeast"/>
+          <w:trHeight w:val="322" w:hRule="atLeast"/>
         </w:trPr>
         <w:tc>
           <w:tcPr>
@@ -6456,19 +6325,19 @@
           </w:tcPr>
           <w:p>
             <w:pPr>
-              <w:spacing w:after="0" w:line="270"/>
-              <w:jc w:val="center"/>
-            </w:pPr>
-            <w:r>
-              <w:rPr>
-                <w:rFonts w:ascii="Times New Roman" w:cs="Times New Roman" w:eastAsia="Times New Roman" w:hAnsi="Times New Roman"/>
-                <w:b w:val="false"/>
-                <w:bCs w:val="false"/>
-                <w:i w:val="false"/>
-                <w:iCs w:val="false"/>
-                <w:color w:val="111111"/>
-                <w:sz w:val="19"/>
-                <w:szCs w:val="19"/>
+              <w:spacing w:after="0" w:line="208"/>
+              <w:jc w:val="center"/>
+            </w:pPr>
+            <w:r>
+              <w:rPr>
+                <w:rFonts w:ascii="Times New Roman" w:cs="Times New Roman" w:eastAsia="Times New Roman" w:hAnsi="Times New Roman"/>
+                <w:b w:val="false"/>
+                <w:bCs w:val="false"/>
+                <w:i w:val="false"/>
+                <w:iCs w:val="false"/>
+                <w:color w:val="111111"/>
+                <w:sz w:val="16"/>
+                <w:szCs w:val="16"/>
               </w:rPr>
               <w:t xml:space="preserve">5</w:t>
             </w:r>
@@ -6487,18 +6356,18 @@
           </w:tcPr>
           <w:p>
             <w:pPr>
-              <w:spacing w:after="0" w:line="270"/>
-            </w:pPr>
-            <w:r>
-              <w:rPr>
-                <w:rFonts w:ascii="Times New Roman" w:cs="Times New Roman" w:eastAsia="Times New Roman" w:hAnsi="Times New Roman"/>
-                <w:b w:val="false"/>
-                <w:bCs w:val="false"/>
-                <w:i w:val="false"/>
-                <w:iCs w:val="false"/>
-                <w:color w:val="111111"/>
-                <w:sz w:val="20"/>
-                <w:szCs w:val="20"/>
+              <w:spacing w:after="0" w:line="208"/>
+            </w:pPr>
+            <w:r>
+              <w:rPr>
+                <w:rFonts w:ascii="Times New Roman" w:cs="Times New Roman" w:eastAsia="Times New Roman" w:hAnsi="Times New Roman"/>
+                <w:b w:val="false"/>
+                <w:bCs w:val="false"/>
+                <w:i w:val="false"/>
+                <w:iCs w:val="false"/>
+                <w:color w:val="111111"/>
+                <w:sz w:val="17"/>
+                <w:szCs w:val="17"/>
               </w:rPr>
               <w:t xml:space="preserve">Dedesi ve ninesi nerede oturuyor?</w:t>
             </w:r>
@@ -6518,7 +6387,7 @@
           <w:p>
             <w:pPr>
               <w:bidi/>
-              <w:spacing w:after="0" w:line="320"/>
+              <w:spacing w:after="0" w:line="208"/>
             </w:pPr>
             <w:r>
               <w:rPr>
@@ -6526,8 +6395,8 @@
                 <w:b w:val="false"/>
                 <w:bCs w:val="false"/>
                 <w:color w:val="111111"/>
-                <w:sz w:val="28"/>
-                <w:szCs w:val="28"/>
+                <w:sz w:val="25"/>
+                <w:szCs w:val="25"/>
                 <w:rtl/>
               </w:rPr>
               <w:t xml:space="preserve"/>
@@ -6541,7 +6410,7 @@
         <w:tabs>
           <w:tab w:val="right" w:pos="9864"/>
         </w:tabs>
-        <w:spacing w:after="90" w:before="220" w:line="280"/>
+        <w:spacing w:after="27" w:before="66" w:line="208"/>
         <w:ind w:left="340" w:hanging="340"/>
       </w:pPr>
       <w:r>
@@ -6552,16 +6421,16 @@
           <w:i w:val="false"/>
           <w:iCs w:val="false"/>
           <w:color w:val="111111"/>
-          <w:sz w:val="21"/>
-          <w:szCs w:val="21"/>
+          <w:sz w:val="17"/>
+          <w:szCs w:val="17"/>
         </w:rPr>
         <w:t xml:space="preserve">8.</w:t>
       </w:r>
       <w:r>
         <w:rPr>
           <w:rFonts w:ascii="Times New Roman" w:cs="Times New Roman" w:eastAsia="Times New Roman" w:hAnsi="Times New Roman"/>
-          <w:sz w:val="21"/>
-          <w:szCs w:val="21"/>
+          <w:sz w:val="17"/>
+          <w:szCs w:val="17"/>
         </w:rPr>
         <w:tab/>
       </w:r>
@@ -6573,16 +6442,16 @@
           <w:i w:val="false"/>
           <w:iCs w:val="false"/>
           <w:color w:val="111111"/>
-          <w:sz w:val="21"/>
-          <w:szCs w:val="21"/>
+          <w:sz w:val="17"/>
+          <w:szCs w:val="17"/>
         </w:rPr>
         <w:t xml:space="preserve">Bir arkadaşına akrabalarını tanıtan kısa bir metin yazınız. Mesleklerinden ve nerede çalıştıklarından söz ediniz.</w:t>
       </w:r>
       <w:r>
         <w:rPr>
           <w:rFonts w:ascii="Times New Roman" w:cs="Times New Roman" w:eastAsia="Times New Roman" w:hAnsi="Times New Roman"/>
-          <w:sz w:val="21"/>
-          <w:szCs w:val="21"/>
+          <w:sz w:val="17"/>
+          <w:szCs w:val="17"/>
         </w:rPr>
         <w:tab/>
       </w:r>
@@ -6594,8 +6463,8 @@
           <w:i w:val="false"/>
           <w:iCs w:val="false"/>
           <w:color w:val="55636F"/>
-          <w:sz w:val="18"/>
-          <w:szCs w:val="18"/>
+          <w:sz w:val="15"/>
+          <w:szCs w:val="15"/>
         </w:rPr>
         <w:t xml:space="preserve">(15 puan)</w:t>
       </w:r>
@@ -6603,7 +6472,7 @@
     <w:p>
       <w:pPr>
         <w:keepNext w:val="false"/>
-        <w:spacing w:after="90" w:before="0" w:line="280"/>
+        <w:spacing w:after="27" w:before="0" w:line="208"/>
         <w:ind w:left="340"/>
       </w:pPr>
       <w:r>
@@ -6614,8 +6483,8 @@
           <w:i/>
           <w:iCs/>
           <w:color w:val="5B6772"/>
-          <w:sz w:val="18"/>
-          <w:szCs w:val="18"/>
+          <w:sz w:val="15"/>
+          <w:szCs w:val="15"/>
         </w:rPr>
         <w:t xml:space="preserve">En az altı satır yazınız. Havuzdaki kelimelerden yararlanabilirsiniz.</w:t>
       </w:r>
@@ -6650,7 +6519,7 @@
           </w:tcPr>
           <w:p>
             <w:pPr>
-              <w:spacing w:after="50"/>
+              <w:spacing w:after="15"/>
             </w:pPr>
             <w:r>
               <w:rPr>
@@ -6660,8 +6529,8 @@
                 <w:i w:val="false"/>
                 <w:iCs w:val="false"/>
                 <w:color w:val="39454F"/>
-                <w:sz w:val="17"/>
-                <w:szCs w:val="17"/>
+                <w:sz w:val="14"/>
+                <w:szCs w:val="14"/>
               </w:rPr>
               <w:t xml:space="preserve">KELİME HAVUZU</w:t>
             </w:r>
@@ -6669,7 +6538,7 @@
           <w:p>
             <w:pPr>
               <w:bidi/>
-              <w:spacing w:after="0" w:line="360"/>
+              <w:spacing w:after="0" w:line="208"/>
               <w:jc w:val="center"/>
             </w:pPr>
             <w:r>
@@ -6678,8 +6547,8 @@
                 <w:b w:val="false"/>
                 <w:bCs w:val="false"/>
                 <w:color w:val="111111"/>
-                <w:sz w:val="30"/>
-                <w:szCs w:val="30"/>
+                <w:sz w:val="26"/>
+                <w:szCs w:val="26"/>
                 <w:rtl/>
               </w:rPr>
               <w:t xml:space="preserve">أَقَارِبِي   —   وَالِدِي   —   عَمِّي   —   عَمَّتِي   —   خَالِي   —   يَعْمَلُ   —   مِهْنَةُ</w:t>
@@ -6690,7 +6559,7 @@
     </w:tbl>
     <w:p>
       <w:pPr>
-        <w:spacing w:after="80"/>
+        <w:spacing w:after="24"/>
       </w:pPr>
       <w:r>
         <w:rPr>
@@ -6700,30 +6569,8 @@
           <w:i w:val="false"/>
           <w:iCs w:val="false"/>
           <w:color w:val="111111"/>
-          <w:sz w:val="21"/>
-          <w:szCs w:val="21"/>
-        </w:rPr>
-        <w:t xml:space="preserve"/>
-      </w:r>
-    </w:p>
-    <w:p>
-      <w:pPr>
-        <w:pBdr>
-          <w:bottom w:val="dotted" w:color="97A4B1" w:sz="6"/>
-        </w:pBdr>
-        <w:bidi/>
-        <w:spacing w:after="210" w:line="300"/>
-      </w:pPr>
-      <w:r>
-        <w:rPr>
-          <w:rFonts w:ascii="Times New Roman" w:cs="Times New Roman" w:eastAsia="Times New Roman" w:hAnsi="Times New Roman"/>
-          <w:b w:val="false"/>
-          <w:bCs w:val="false"/>
-          <w:i w:val="false"/>
-          <w:iCs w:val="false"/>
-          <w:color w:val="111111"/>
-          <w:sz w:val="21"/>
-          <w:szCs w:val="21"/>
+          <w:sz w:val="17"/>
+          <w:szCs w:val="17"/>
         </w:rPr>
         <w:t xml:space="preserve"/>
       </w:r>
@@ -6734,7 +6581,7 @@
           <w:bottom w:val="dotted" w:color="96A3B0" w:sz="6"/>
         </w:pBdr>
         <w:bidi/>
-        <w:spacing w:after="210" w:line="300"/>
+        <w:spacing w:after="63" w:line="208"/>
       </w:pPr>
       <w:r>
         <w:rPr>
@@ -6744,30 +6591,8 @@
           <w:i w:val="false"/>
           <w:iCs w:val="false"/>
           <w:color w:val="111111"/>
-          <w:sz w:val="21"/>
-          <w:szCs w:val="21"/>
-        </w:rPr>
-        <w:t xml:space="preserve"/>
-      </w:r>
-    </w:p>
-    <w:p>
-      <w:pPr>
-        <w:pBdr>
-          <w:bottom w:val="dotted" w:color="97A4B1" w:sz="6"/>
-        </w:pBdr>
-        <w:bidi/>
-        <w:spacing w:after="210" w:line="300"/>
-      </w:pPr>
-      <w:r>
-        <w:rPr>
-          <w:rFonts w:ascii="Times New Roman" w:cs="Times New Roman" w:eastAsia="Times New Roman" w:hAnsi="Times New Roman"/>
-          <w:b w:val="false"/>
-          <w:bCs w:val="false"/>
-          <w:i w:val="false"/>
-          <w:iCs w:val="false"/>
-          <w:color w:val="111111"/>
-          <w:sz w:val="21"/>
-          <w:szCs w:val="21"/>
+          <w:sz w:val="17"/>
+          <w:szCs w:val="17"/>
         </w:rPr>
         <w:t xml:space="preserve"/>
       </w:r>
@@ -6778,7 +6603,7 @@
           <w:bottom w:val="dotted" w:color="96A3B0" w:sz="6"/>
         </w:pBdr>
         <w:bidi/>
-        <w:spacing w:after="210" w:line="300"/>
+        <w:spacing w:after="63" w:line="208"/>
       </w:pPr>
       <w:r>
         <w:rPr>
@@ -6788,19 +6613,15 @@
           <w:i w:val="false"/>
           <w:iCs w:val="false"/>
           <w:color w:val="111111"/>
-          <w:sz w:val="21"/>
-          <w:szCs w:val="21"/>
+          <w:sz w:val="17"/>
+          <w:szCs w:val="17"/>
         </w:rPr>
         <w:t xml:space="preserve"/>
       </w:r>
     </w:p>
     <w:p>
       <w:pPr>
-        <w:pBdr>
-          <w:bottom w:val="dotted" w:color="97A4B1" w:sz="6"/>
-        </w:pBdr>
-        <w:bidi/>
-        <w:spacing w:after="210" w:line="300"/>
+        <w:spacing w:after="54"/>
       </w:pPr>
       <w:r>
         <w:rPr>
@@ -6810,70 +6631,8 @@
           <w:i w:val="false"/>
           <w:iCs w:val="false"/>
           <w:color w:val="111111"/>
-          <w:sz w:val="21"/>
-          <w:szCs w:val="21"/>
-        </w:rPr>
-        <w:t xml:space="preserve"/>
-      </w:r>
-    </w:p>
-    <w:p>
-      <w:pPr>
-        <w:pBdr>
-          <w:bottom w:val="dotted" w:color="96A3B0" w:sz="6"/>
-        </w:pBdr>
-        <w:bidi/>
-        <w:spacing w:after="210" w:line="300"/>
-      </w:pPr>
-      <w:r>
-        <w:rPr>
-          <w:rFonts w:ascii="Times New Roman" w:cs="Times New Roman" w:eastAsia="Times New Roman" w:hAnsi="Times New Roman"/>
-          <w:b w:val="false"/>
-          <w:bCs w:val="false"/>
-          <w:i w:val="false"/>
-          <w:iCs w:val="false"/>
-          <w:color w:val="111111"/>
-          <w:sz w:val="21"/>
-          <w:szCs w:val="21"/>
-        </w:rPr>
-        <w:t xml:space="preserve"/>
-      </w:r>
-    </w:p>
-    <w:p>
-      <w:pPr>
-        <w:pBdr>
-          <w:bottom w:val="dotted" w:color="97A4B1" w:sz="6"/>
-        </w:pBdr>
-        <w:bidi/>
-        <w:spacing w:after="210" w:line="300"/>
-      </w:pPr>
-      <w:r>
-        <w:rPr>
-          <w:rFonts w:ascii="Times New Roman" w:cs="Times New Roman" w:eastAsia="Times New Roman" w:hAnsi="Times New Roman"/>
-          <w:b w:val="false"/>
-          <w:bCs w:val="false"/>
-          <w:i w:val="false"/>
-          <w:iCs w:val="false"/>
-          <w:color w:val="111111"/>
-          <w:sz w:val="21"/>
-          <w:szCs w:val="21"/>
-        </w:rPr>
-        <w:t xml:space="preserve"/>
-      </w:r>
-    </w:p>
-    <w:p>
-      <w:pPr>
-        <w:spacing w:after="180"/>
-      </w:pPr>
-      <w:r>
-        <w:rPr>
-          <w:rFonts w:ascii="Times New Roman" w:cs="Times New Roman" w:eastAsia="Times New Roman" w:hAnsi="Times New Roman"/>
-          <w:b w:val="false"/>
-          <w:bCs w:val="false"/>
-          <w:i w:val="false"/>
-          <w:iCs w:val="false"/>
-          <w:color w:val="111111"/>
-          <w:sz w:val="21"/>
-          <w:szCs w:val="21"/>
+          <w:sz w:val="17"/>
+          <w:szCs w:val="17"/>
         </w:rPr>
         <w:t xml:space="preserve"/>
       </w:r>
@@ -6881,7 +6640,7 @@
     <w:p>
       <w:pPr>
         <w:keepNext w:val="false"/>
-        <w:spacing w:after="70" w:before="0" w:line="280"/>
+        <w:spacing w:after="21" w:before="0" w:line="208"/>
         <w:jc w:val="center"/>
       </w:pPr>
       <w:r>
@@ -6892,8 +6651,8 @@
           <w:i/>
           <w:iCs/>
           <w:color w:val="5B6772"/>
-          <w:sz w:val="19"/>
-          <w:szCs w:val="19"/>
+          <w:sz w:val="16"/>
+          <w:szCs w:val="16"/>
         </w:rPr>
         <w:t xml:space="preserve">Başarılar dilerim.</w:t>
       </w:r>
@@ -6901,7 +6660,7 @@
     <w:p>
       <w:pPr>
         <w:keepNext w:val="false"/>
-        <w:spacing w:after="70" w:before="0" w:line="280"/>
+        <w:spacing w:after="21" w:before="0" w:line="208"/>
         <w:jc w:val="center"/>
       </w:pPr>
       <w:r>
@@ -6912,8 +6671,8 @@
           <w:i w:val="false"/>
           <w:iCs w:val="false"/>
           <w:color w:val="5B6772"/>
-          <w:sz w:val="18"/>
-          <w:szCs w:val="18"/>
+          <w:sz w:val="15"/>
+          <w:szCs w:val="15"/>
         </w:rPr>
         <w:t xml:space="preserve">Arapça Öğretmeni</w:t>
       </w:r>
@@ -6928,7 +6687,7 @@
         <w:pBdr>
           <w:bottom w:val="single" w:color="3F4C58" w:sz="8"/>
         </w:pBdr>
-        <w:spacing w:after="40"/>
+        <w:spacing w:after="12"/>
         <w:jc w:val="center"/>
       </w:pPr>
       <w:r>
@@ -6939,8 +6698,8 @@
           <w:i w:val="false"/>
           <w:iCs w:val="false"/>
           <w:color w:val="15222E"/>
-          <w:sz w:val="24"/>
-          <w:szCs w:val="24"/>
+          <w:sz w:val="20"/>
+          <w:szCs w:val="20"/>
         </w:rPr>
         <w:t xml:space="preserve">CEVAP ANAHTARI VE PUANLAMA</w:t>
       </w:r>
@@ -6948,7 +6707,7 @@
     <w:p>
       <w:pPr>
         <w:keepNext w:val="false"/>
-        <w:spacing w:after="160" w:before="0" w:line="280"/>
+        <w:spacing w:after="48" w:before="0" w:line="208"/>
         <w:jc w:val="center"/>
       </w:pPr>
       <w:r>
@@ -6959,8 +6718,8 @@
           <w:i/>
           <w:iCs/>
           <w:color w:val="5B6772"/>
-          <w:sz w:val="18"/>
-          <w:szCs w:val="18"/>
+          <w:sz w:val="15"/>
+          <w:szCs w:val="15"/>
         </w:rPr>
         <w:t xml:space="preserve">6. Sınıf · 1. Dönem 1. Yazılı · Beceri temelli · 1. Ünite (AKRABALARIM)</w:t>
       </w:r>
@@ -6968,7 +6727,7 @@
     <w:p>
       <w:pPr>
         <w:keepNext w:val="false"/>
-        <w:spacing w:after="180" w:before="0" w:line="280"/>
+        <w:spacing w:after="54" w:before="0" w:line="208"/>
         <w:jc w:val="center"/>
       </w:pPr>
       <w:r>
@@ -6979,8 +6738,8 @@
           <w:i/>
           <w:iCs/>
           <w:color w:val="8A97A3"/>
-          <w:sz w:val="16"/>
-          <w:szCs w:val="16"/>
+          <w:sz w:val="13"/>
+          <w:szCs w:val="13"/>
         </w:rPr>
         <w:t xml:space="preserve">Bu sayfa öğrenciye verilmez.</w:t>
       </w:r>
@@ -7020,7 +6779,7 @@
           </w:tcPr>
           <w:p>
             <w:pPr>
-              <w:spacing w:after="0" w:line="270"/>
+              <w:spacing w:after="0" w:line="208"/>
               <w:jc w:val="center"/>
             </w:pPr>
             <w:r>
@@ -7031,8 +6790,8 @@
                 <w:i w:val="false"/>
                 <w:iCs w:val="false"/>
                 <w:color w:val="111111"/>
-                <w:sz w:val="18"/>
-                <w:szCs w:val="18"/>
+                <w:sz w:val="15"/>
+                <w:szCs w:val="15"/>
               </w:rPr>
               <w:t xml:space="preserve">Soru</w:t>
             </w:r>
@@ -7052,7 +6811,7 @@
           </w:tcPr>
           <w:p>
             <w:pPr>
-              <w:spacing w:after="0" w:line="270"/>
+              <w:spacing w:after="0" w:line="208"/>
               <w:jc w:val="center"/>
             </w:pPr>
             <w:r>
@@ -7063,8 +6822,8 @@
                 <w:i w:val="false"/>
                 <w:iCs w:val="false"/>
                 <w:color w:val="111111"/>
-                <w:sz w:val="18"/>
-                <w:szCs w:val="18"/>
+                <w:sz w:val="15"/>
+                <w:szCs w:val="15"/>
               </w:rPr>
               <w:t xml:space="preserve">Puan</w:t>
             </w:r>
@@ -7084,7 +6843,7 @@
           </w:tcPr>
           <w:p>
             <w:pPr>
-              <w:spacing w:after="0" w:line="270"/>
+              <w:spacing w:after="0" w:line="208"/>
               <w:jc w:val="center"/>
             </w:pPr>
             <w:r>
@@ -7095,8 +6854,8 @@
                 <w:i w:val="false"/>
                 <w:iCs w:val="false"/>
                 <w:color w:val="111111"/>
-                <w:sz w:val="18"/>
-                <w:szCs w:val="18"/>
+                <w:sz w:val="15"/>
+                <w:szCs w:val="15"/>
               </w:rPr>
               <w:t xml:space="preserve">Cevap</w:t>
             </w:r>
@@ -7117,7 +6876,7 @@
           </w:tcPr>
           <w:p>
             <w:pPr>
-              <w:spacing w:after="0" w:line="270"/>
+              <w:spacing w:after="0" w:line="208"/>
               <w:jc w:val="center"/>
             </w:pPr>
             <w:r>
@@ -7128,8 +6887,8 @@
                 <w:i w:val="false"/>
                 <w:iCs w:val="false"/>
                 <w:color w:val="111111"/>
-                <w:sz w:val="19"/>
-                <w:szCs w:val="19"/>
+                <w:sz w:val="16"/>
+                <w:szCs w:val="16"/>
               </w:rPr>
               <w:t xml:space="preserve">1</w:t>
             </w:r>
@@ -7148,19 +6907,19 @@
           </w:tcPr>
           <w:p>
             <w:pPr>
-              <w:spacing w:after="0" w:line="270"/>
-              <w:jc w:val="center"/>
-            </w:pPr>
-            <w:r>
-              <w:rPr>
-                <w:rFonts w:ascii="Times New Roman" w:cs="Times New Roman" w:eastAsia="Times New Roman" w:hAnsi="Times New Roman"/>
-                <w:b w:val="false"/>
-                <w:bCs w:val="false"/>
-                <w:i w:val="false"/>
-                <w:iCs w:val="false"/>
-                <w:color w:val="111111"/>
-                <w:sz w:val="19"/>
-                <w:szCs w:val="19"/>
+              <w:spacing w:after="0" w:line="208"/>
+              <w:jc w:val="center"/>
+            </w:pPr>
+            <w:r>
+              <w:rPr>
+                <w:rFonts w:ascii="Times New Roman" w:cs="Times New Roman" w:eastAsia="Times New Roman" w:hAnsi="Times New Roman"/>
+                <w:b w:val="false"/>
+                <w:bCs w:val="false"/>
+                <w:i w:val="false"/>
+                <w:iCs w:val="false"/>
+                <w:color w:val="111111"/>
+                <w:sz w:val="16"/>
+                <w:szCs w:val="16"/>
               </w:rPr>
               <w:t xml:space="preserve">15</w:t>
             </w:r>
@@ -7179,36 +6938,36 @@
           </w:tcPr>
           <w:p>
             <w:pPr>
-              <w:spacing w:after="0" w:line="270"/>
-            </w:pPr>
-            <w:r>
-              <w:rPr>
-                <w:rFonts w:ascii="Times New Roman" w:cs="Times New Roman" w:eastAsia="Times New Roman" w:hAnsi="Times New Roman"/>
-                <w:b w:val="false"/>
-                <w:bCs w:val="false"/>
-                <w:i w:val="false"/>
-                <w:iCs w:val="false"/>
-                <w:color w:val="111111"/>
-                <w:sz w:val="19"/>
-                <w:szCs w:val="19"/>
+              <w:spacing w:after="0" w:line="208"/>
+            </w:pPr>
+            <w:r>
+              <w:rPr>
+                <w:rFonts w:ascii="Times New Roman" w:cs="Times New Roman" w:eastAsia="Times New Roman" w:hAnsi="Times New Roman"/>
+                <w:b w:val="false"/>
+                <w:bCs w:val="false"/>
+                <w:i w:val="false"/>
+                <w:iCs w:val="false"/>
+                <w:color w:val="111111"/>
+                <w:sz w:val="16"/>
+                <w:szCs w:val="16"/>
               </w:rPr>
               <w:t xml:space="preserve">a) A   ·   b) C   ·   c) B   (her biri 4 puan)</w:t>
             </w:r>
           </w:p>
           <w:p>
             <w:pPr>
-              <w:spacing w:after="0" w:line="270"/>
-            </w:pPr>
-            <w:r>
-              <w:rPr>
-                <w:rFonts w:ascii="Times New Roman" w:cs="Times New Roman" w:eastAsia="Times New Roman" w:hAnsi="Times New Roman"/>
-                <w:b w:val="false"/>
-                <w:bCs w:val="false"/>
-                <w:i w:val="false"/>
-                <w:iCs w:val="false"/>
-                <w:color w:val="111111"/>
-                <w:sz w:val="19"/>
-                <w:szCs w:val="19"/>
+              <w:spacing w:after="0" w:line="208"/>
+            </w:pPr>
+            <w:r>
+              <w:rPr>
+                <w:rFonts w:ascii="Times New Roman" w:cs="Times New Roman" w:eastAsia="Times New Roman" w:hAnsi="Times New Roman"/>
+                <w:b w:val="false"/>
+                <w:bCs w:val="false"/>
+                <w:i w:val="false"/>
+                <w:iCs w:val="false"/>
+                <w:color w:val="111111"/>
+                <w:sz w:val="16"/>
+                <w:szCs w:val="16"/>
               </w:rPr>
               <w:t xml:space="preserve">d) Örnek: وَالِدِي طَبَّاخٌ. (3 puan)</w:t>
             </w:r>
@@ -7229,7 +6988,7 @@
           </w:tcPr>
           <w:p>
             <w:pPr>
-              <w:spacing w:after="0" w:line="270"/>
+              <w:spacing w:after="0" w:line="208"/>
               <w:jc w:val="center"/>
             </w:pPr>
             <w:r>
@@ -7240,8 +6999,8 @@
                 <w:i w:val="false"/>
                 <w:iCs w:val="false"/>
                 <w:color w:val="111111"/>
-                <w:sz w:val="19"/>
-                <w:szCs w:val="19"/>
+                <w:sz w:val="16"/>
+                <w:szCs w:val="16"/>
               </w:rPr>
               <w:t xml:space="preserve">2</w:t>
             </w:r>
@@ -7260,19 +7019,19 @@
           </w:tcPr>
           <w:p>
             <w:pPr>
-              <w:spacing w:after="0" w:line="270"/>
-              <w:jc w:val="center"/>
-            </w:pPr>
-            <w:r>
-              <w:rPr>
-                <w:rFonts w:ascii="Times New Roman" w:cs="Times New Roman" w:eastAsia="Times New Roman" w:hAnsi="Times New Roman"/>
-                <w:b w:val="false"/>
-                <w:bCs w:val="false"/>
-                <w:i w:val="false"/>
-                <w:iCs w:val="false"/>
-                <w:color w:val="111111"/>
-                <w:sz w:val="19"/>
-                <w:szCs w:val="19"/>
+              <w:spacing w:after="0" w:line="208"/>
+              <w:jc w:val="center"/>
+            </w:pPr>
+            <w:r>
+              <w:rPr>
+                <w:rFonts w:ascii="Times New Roman" w:cs="Times New Roman" w:eastAsia="Times New Roman" w:hAnsi="Times New Roman"/>
+                <w:b w:val="false"/>
+                <w:bCs w:val="false"/>
+                <w:i w:val="false"/>
+                <w:iCs w:val="false"/>
+                <w:color w:val="111111"/>
+                <w:sz w:val="16"/>
+                <w:szCs w:val="16"/>
               </w:rPr>
               <w:t xml:space="preserve">10</w:t>
             </w:r>
@@ -7291,54 +7050,54 @@
           </w:tcPr>
           <w:p>
             <w:pPr>
-              <w:spacing w:after="0" w:line="270"/>
-            </w:pPr>
-            <w:r>
-              <w:rPr>
-                <w:rFonts w:ascii="Times New Roman" w:cs="Times New Roman" w:eastAsia="Times New Roman" w:hAnsi="Times New Roman"/>
-                <w:b w:val="false"/>
-                <w:bCs w:val="false"/>
-                <w:i w:val="false"/>
-                <w:iCs w:val="false"/>
-                <w:color w:val="111111"/>
-                <w:sz w:val="19"/>
-                <w:szCs w:val="19"/>
+              <w:spacing w:after="0" w:line="208"/>
+            </w:pPr>
+            <w:r>
+              <w:rPr>
+                <w:rFonts w:ascii="Times New Roman" w:cs="Times New Roman" w:eastAsia="Times New Roman" w:hAnsi="Times New Roman"/>
+                <w:b w:val="false"/>
+                <w:bCs w:val="false"/>
+                <w:i w:val="false"/>
+                <w:iCs w:val="false"/>
+                <w:color w:val="111111"/>
+                <w:sz w:val="16"/>
+                <w:szCs w:val="16"/>
               </w:rPr>
               <w:t xml:space="preserve">DİNLEME METNİ (iki kez okunur):</w:t>
             </w:r>
           </w:p>
           <w:p>
             <w:pPr>
-              <w:spacing w:after="0" w:line="270"/>
-            </w:pPr>
-            <w:r>
-              <w:rPr>
-                <w:rFonts w:ascii="Times New Roman" w:cs="Times New Roman" w:eastAsia="Times New Roman" w:hAnsi="Times New Roman"/>
-                <w:b w:val="false"/>
-                <w:bCs w:val="false"/>
-                <w:i w:val="false"/>
-                <w:iCs w:val="false"/>
-                <w:color w:val="111111"/>
-                <w:sz w:val="19"/>
-                <w:szCs w:val="19"/>
+              <w:spacing w:after="0" w:line="208"/>
+            </w:pPr>
+            <w:r>
+              <w:rPr>
+                <w:rFonts w:ascii="Times New Roman" w:cs="Times New Roman" w:eastAsia="Times New Roman" w:hAnsi="Times New Roman"/>
+                <w:b w:val="false"/>
+                <w:bCs w:val="false"/>
+                <w:i w:val="false"/>
+                <w:iCs w:val="false"/>
+                <w:color w:val="111111"/>
+                <w:sz w:val="16"/>
+                <w:szCs w:val="16"/>
               </w:rPr>
               <w:t xml:space="preserve">أَنَا زَيْنَبُ. لِي عَمٌّ وَاحِدٌ وَخَالَتَانِ. عَمِّي فَلَّاحٌ. خَالَتِي الْكُبْرَى مُعَلِّمَةٌ. جَدَّتِي تَسْكُنُ مَعَنَا فِي الْبَيْتِ. وَالِدِي يَعْمَلُ فِي الْمَصْنَعِ.</w:t>
             </w:r>
           </w:p>
           <w:p>
             <w:pPr>
-              <w:spacing w:after="0" w:line="270"/>
-            </w:pPr>
-            <w:r>
-              <w:rPr>
-                <w:rFonts w:ascii="Times New Roman" w:cs="Times New Roman" w:eastAsia="Times New Roman" w:hAnsi="Times New Roman"/>
-                <w:b w:val="false"/>
-                <w:bCs w:val="false"/>
-                <w:i w:val="false"/>
-                <w:iCs w:val="false"/>
-                <w:color w:val="111111"/>
-                <w:sz w:val="19"/>
-                <w:szCs w:val="19"/>
+              <w:spacing w:after="0" w:line="208"/>
+            </w:pPr>
+            <w:r>
+              <w:rPr>
+                <w:rFonts w:ascii="Times New Roman" w:cs="Times New Roman" w:eastAsia="Times New Roman" w:hAnsi="Times New Roman"/>
+                <w:b w:val="false"/>
+                <w:bCs w:val="false"/>
+                <w:i w:val="false"/>
+                <w:iCs w:val="false"/>
+                <w:color w:val="111111"/>
+                <w:sz w:val="16"/>
+                <w:szCs w:val="16"/>
               </w:rPr>
               <w:t xml:space="preserve">Cevaplar:  1 - D  ·  2 - Y  ·  3 - D  ·  4 - Y  ·  5 - D</w:t>
             </w:r>
@@ -7359,7 +7118,7 @@
           </w:tcPr>
           <w:p>
             <w:pPr>
-              <w:spacing w:after="0" w:line="270"/>
+              <w:spacing w:after="0" w:line="208"/>
               <w:jc w:val="center"/>
             </w:pPr>
             <w:r>
@@ -7370,8 +7129,8 @@
                 <w:i w:val="false"/>
                 <w:iCs w:val="false"/>
                 <w:color w:val="111111"/>
-                <w:sz w:val="19"/>
-                <w:szCs w:val="19"/>
+                <w:sz w:val="16"/>
+                <w:szCs w:val="16"/>
               </w:rPr>
               <w:t xml:space="preserve">3</w:t>
             </w:r>
@@ -7390,19 +7149,19 @@
           </w:tcPr>
           <w:p>
             <w:pPr>
-              <w:spacing w:after="0" w:line="270"/>
-              <w:jc w:val="center"/>
-            </w:pPr>
-            <w:r>
-              <w:rPr>
-                <w:rFonts w:ascii="Times New Roman" w:cs="Times New Roman" w:eastAsia="Times New Roman" w:hAnsi="Times New Roman"/>
-                <w:b w:val="false"/>
-                <w:bCs w:val="false"/>
-                <w:i w:val="false"/>
-                <w:iCs w:val="false"/>
-                <w:color w:val="111111"/>
-                <w:sz w:val="19"/>
-                <w:szCs w:val="19"/>
+              <w:spacing w:after="0" w:line="208"/>
+              <w:jc w:val="center"/>
+            </w:pPr>
+            <w:r>
+              <w:rPr>
+                <w:rFonts w:ascii="Times New Roman" w:cs="Times New Roman" w:eastAsia="Times New Roman" w:hAnsi="Times New Roman"/>
+                <w:b w:val="false"/>
+                <w:bCs w:val="false"/>
+                <w:i w:val="false"/>
+                <w:iCs w:val="false"/>
+                <w:color w:val="111111"/>
+                <w:sz w:val="16"/>
+                <w:szCs w:val="16"/>
               </w:rPr>
               <w:t xml:space="preserve">15</w:t>
             </w:r>
@@ -7421,18 +7180,18 @@
           </w:tcPr>
           <w:p>
             <w:pPr>
-              <w:spacing w:after="0" w:line="270"/>
-            </w:pPr>
-            <w:r>
-              <w:rPr>
-                <w:rFonts w:ascii="Times New Roman" w:cs="Times New Roman" w:eastAsia="Times New Roman" w:hAnsi="Times New Roman"/>
-                <w:b w:val="false"/>
-                <w:bCs w:val="false"/>
-                <w:i w:val="false"/>
-                <w:iCs w:val="false"/>
-                <w:color w:val="111111"/>
-                <w:sz w:val="19"/>
-                <w:szCs w:val="19"/>
+              <w:spacing w:after="0" w:line="208"/>
+            </w:pPr>
+            <w:r>
+              <w:rPr>
+                <w:rFonts w:ascii="Times New Roman" w:cs="Times New Roman" w:eastAsia="Times New Roman" w:hAnsi="Times New Roman"/>
+                <w:b w:val="false"/>
+                <w:bCs w:val="false"/>
+                <w:i w:val="false"/>
+                <w:iCs w:val="false"/>
+                <w:color w:val="111111"/>
+                <w:sz w:val="16"/>
+                <w:szCs w:val="16"/>
               </w:rPr>
               <w:t xml:space="preserve">1 - A  ·  2 - B  ·  3 - B  ·  4 - A  ·  5 - B</w:t>
             </w:r>
@@ -7453,7 +7212,7 @@
           </w:tcPr>
           <w:p>
             <w:pPr>
-              <w:spacing w:after="0" w:line="270"/>
+              <w:spacing w:after="0" w:line="208"/>
               <w:jc w:val="center"/>
             </w:pPr>
             <w:r>
@@ -7464,8 +7223,8 @@
                 <w:i w:val="false"/>
                 <w:iCs w:val="false"/>
                 <w:color w:val="111111"/>
-                <w:sz w:val="19"/>
-                <w:szCs w:val="19"/>
+                <w:sz w:val="16"/>
+                <w:szCs w:val="16"/>
               </w:rPr>
               <w:t xml:space="preserve">4</w:t>
             </w:r>
@@ -7484,19 +7243,19 @@
           </w:tcPr>
           <w:p>
             <w:pPr>
-              <w:spacing w:after="0" w:line="270"/>
-              <w:jc w:val="center"/>
-            </w:pPr>
-            <w:r>
-              <w:rPr>
-                <w:rFonts w:ascii="Times New Roman" w:cs="Times New Roman" w:eastAsia="Times New Roman" w:hAnsi="Times New Roman"/>
-                <w:b w:val="false"/>
-                <w:bCs w:val="false"/>
-                <w:i w:val="false"/>
-                <w:iCs w:val="false"/>
-                <w:color w:val="111111"/>
-                <w:sz w:val="19"/>
-                <w:szCs w:val="19"/>
+              <w:spacing w:after="0" w:line="208"/>
+              <w:jc w:val="center"/>
+            </w:pPr>
+            <w:r>
+              <w:rPr>
+                <w:rFonts w:ascii="Times New Roman" w:cs="Times New Roman" w:eastAsia="Times New Roman" w:hAnsi="Times New Roman"/>
+                <w:b w:val="false"/>
+                <w:bCs w:val="false"/>
+                <w:i w:val="false"/>
+                <w:iCs w:val="false"/>
+                <w:color w:val="111111"/>
+                <w:sz w:val="16"/>
+                <w:szCs w:val="16"/>
               </w:rPr>
               <w:t xml:space="preserve">10</w:t>
             </w:r>
@@ -7515,18 +7274,18 @@
           </w:tcPr>
           <w:p>
             <w:pPr>
-              <w:spacing w:after="0" w:line="270"/>
-            </w:pPr>
-            <w:r>
-              <w:rPr>
-                <w:rFonts w:ascii="Times New Roman" w:cs="Times New Roman" w:eastAsia="Times New Roman" w:hAnsi="Times New Roman"/>
-                <w:b w:val="false"/>
-                <w:bCs w:val="false"/>
-                <w:i w:val="false"/>
-                <w:iCs w:val="false"/>
-                <w:color w:val="111111"/>
-                <w:sz w:val="19"/>
-                <w:szCs w:val="19"/>
+              <w:spacing w:after="0" w:line="208"/>
+            </w:pPr>
+            <w:r>
+              <w:rPr>
+                <w:rFonts w:ascii="Times New Roman" w:cs="Times New Roman" w:eastAsia="Times New Roman" w:hAnsi="Times New Roman"/>
+                <w:b w:val="false"/>
+                <w:bCs w:val="false"/>
+                <w:i w:val="false"/>
+                <w:iCs w:val="false"/>
+                <w:color w:val="111111"/>
+                <w:sz w:val="16"/>
+                <w:szCs w:val="16"/>
               </w:rPr>
               <w:t xml:space="preserve">1 - c  ·  2 - e  ·  3 - a  ·  4 - d  ·  5 - b</w:t>
             </w:r>
@@ -7547,7 +7306,7 @@
           </w:tcPr>
           <w:p>
             <w:pPr>
-              <w:spacing w:after="0" w:line="270"/>
+              <w:spacing w:after="0" w:line="208"/>
               <w:jc w:val="center"/>
             </w:pPr>
             <w:r>
@@ -7558,8 +7317,8 @@
                 <w:i w:val="false"/>
                 <w:iCs w:val="false"/>
                 <w:color w:val="111111"/>
-                <w:sz w:val="19"/>
-                <w:szCs w:val="19"/>
+                <w:sz w:val="16"/>
+                <w:szCs w:val="16"/>
               </w:rPr>
               <w:t xml:space="preserve">5</w:t>
             </w:r>
@@ -7578,19 +7337,19 @@
           </w:tcPr>
           <w:p>
             <w:pPr>
-              <w:spacing w:after="0" w:line="270"/>
-              <w:jc w:val="center"/>
-            </w:pPr>
-            <w:r>
-              <w:rPr>
-                <w:rFonts w:ascii="Times New Roman" w:cs="Times New Roman" w:eastAsia="Times New Roman" w:hAnsi="Times New Roman"/>
-                <w:b w:val="false"/>
-                <w:bCs w:val="false"/>
-                <w:i w:val="false"/>
-                <w:iCs w:val="false"/>
-                <w:color w:val="111111"/>
-                <w:sz w:val="19"/>
-                <w:szCs w:val="19"/>
+              <w:spacing w:after="0" w:line="208"/>
+              <w:jc w:val="center"/>
+            </w:pPr>
+            <w:r>
+              <w:rPr>
+                <w:rFonts w:ascii="Times New Roman" w:cs="Times New Roman" w:eastAsia="Times New Roman" w:hAnsi="Times New Roman"/>
+                <w:b w:val="false"/>
+                <w:bCs w:val="false"/>
+                <w:i w:val="false"/>
+                <w:iCs w:val="false"/>
+                <w:color w:val="111111"/>
+                <w:sz w:val="16"/>
+                <w:szCs w:val="16"/>
               </w:rPr>
               <w:t xml:space="preserve">10</w:t>
             </w:r>
@@ -7610,7 +7369,7 @@
           <w:p>
             <w:pPr>
               <w:bidi/>
-              <w:spacing w:after="0" w:line="320"/>
+              <w:spacing w:after="0" w:line="208"/>
             </w:pPr>
             <w:r>
               <w:rPr>
@@ -7618,8 +7377,8 @@
                 <w:b w:val="false"/>
                 <w:bCs w:val="false"/>
                 <w:color w:val="111111"/>
-                <w:sz w:val="27"/>
-                <w:szCs w:val="27"/>
+                <w:sz w:val="24"/>
+                <w:szCs w:val="24"/>
                 <w:rtl/>
               </w:rPr>
               <w:t xml:space="preserve">السَّادِسِ ، طَبَّاخٌ ، مُمَرِّضَةٌ ، سَائِقٌ ، الْقَرْيَةِ</w:t>
@@ -7641,7 +7400,7 @@
           </w:tcPr>
           <w:p>
             <w:pPr>
-              <w:spacing w:after="0" w:line="270"/>
+              <w:spacing w:after="0" w:line="208"/>
               <w:jc w:val="center"/>
             </w:pPr>
             <w:r>
@@ -7652,8 +7411,8 @@
                 <w:i w:val="false"/>
                 <w:iCs w:val="false"/>
                 <w:color w:val="111111"/>
-                <w:sz w:val="19"/>
-                <w:szCs w:val="19"/>
+                <w:sz w:val="16"/>
+                <w:szCs w:val="16"/>
               </w:rPr>
               <w:t xml:space="preserve">6</w:t>
             </w:r>
@@ -7672,19 +7431,19 @@
           </w:tcPr>
           <w:p>
             <w:pPr>
-              <w:spacing w:after="0" w:line="270"/>
-              <w:jc w:val="center"/>
-            </w:pPr>
-            <w:r>
-              <w:rPr>
-                <w:rFonts w:ascii="Times New Roman" w:cs="Times New Roman" w:eastAsia="Times New Roman" w:hAnsi="Times New Roman"/>
-                <w:b w:val="false"/>
-                <w:bCs w:val="false"/>
-                <w:i w:val="false"/>
-                <w:iCs w:val="false"/>
-                <w:color w:val="111111"/>
-                <w:sz w:val="19"/>
-                <w:szCs w:val="19"/>
+              <w:spacing w:after="0" w:line="208"/>
+              <w:jc w:val="center"/>
+            </w:pPr>
+            <w:r>
+              <w:rPr>
+                <w:rFonts w:ascii="Times New Roman" w:cs="Times New Roman" w:eastAsia="Times New Roman" w:hAnsi="Times New Roman"/>
+                <w:b w:val="false"/>
+                <w:bCs w:val="false"/>
+                <w:i w:val="false"/>
+                <w:iCs w:val="false"/>
+                <w:color w:val="111111"/>
+                <w:sz w:val="16"/>
+                <w:szCs w:val="16"/>
               </w:rPr>
               <w:t xml:space="preserve">10</w:t>
             </w:r>
@@ -7703,18 +7462,18 @@
           </w:tcPr>
           <w:p>
             <w:pPr>
-              <w:spacing w:after="0" w:line="270"/>
-            </w:pPr>
-            <w:r>
-              <w:rPr>
-                <w:rFonts w:ascii="Times New Roman" w:cs="Times New Roman" w:eastAsia="Times New Roman" w:hAnsi="Times New Roman"/>
-                <w:b w:val="false"/>
-                <w:bCs w:val="false"/>
-                <w:i w:val="false"/>
-                <w:iCs w:val="false"/>
-                <w:color w:val="111111"/>
-                <w:sz w:val="19"/>
-                <w:szCs w:val="19"/>
+              <w:spacing w:after="0" w:line="208"/>
+            </w:pPr>
+            <w:r>
+              <w:rPr>
+                <w:rFonts w:ascii="Times New Roman" w:cs="Times New Roman" w:eastAsia="Times New Roman" w:hAnsi="Times New Roman"/>
+                <w:b w:val="false"/>
+                <w:bCs w:val="false"/>
+                <w:i w:val="false"/>
+                <w:iCs w:val="false"/>
+                <w:color w:val="111111"/>
+                <w:sz w:val="16"/>
+                <w:szCs w:val="16"/>
               </w:rPr>
               <w:t xml:space="preserve">bizim · sizin · onların · onun (kadın) · senin (erkek)</w:t>
             </w:r>
@@ -7735,7 +7494,7 @@
           </w:tcPr>
           <w:p>
             <w:pPr>
-              <w:spacing w:after="0" w:line="270"/>
+              <w:spacing w:after="0" w:line="208"/>
               <w:jc w:val="center"/>
             </w:pPr>
             <w:r>
@@ -7746,8 +7505,8 @@
                 <w:i w:val="false"/>
                 <w:iCs w:val="false"/>
                 <w:color w:val="111111"/>
-                <w:sz w:val="19"/>
-                <w:szCs w:val="19"/>
+                <w:sz w:val="16"/>
+                <w:szCs w:val="16"/>
               </w:rPr>
               <w:t xml:space="preserve">7</w:t>
             </w:r>
@@ -7766,19 +7525,19 @@
           </w:tcPr>
           <w:p>
             <w:pPr>
-              <w:spacing w:after="0" w:line="270"/>
-              <w:jc w:val="center"/>
-            </w:pPr>
-            <w:r>
-              <w:rPr>
-                <w:rFonts w:ascii="Times New Roman" w:cs="Times New Roman" w:eastAsia="Times New Roman" w:hAnsi="Times New Roman"/>
-                <w:b w:val="false"/>
-                <w:bCs w:val="false"/>
-                <w:i w:val="false"/>
-                <w:iCs w:val="false"/>
-                <w:color w:val="111111"/>
-                <w:sz w:val="19"/>
-                <w:szCs w:val="19"/>
+              <w:spacing w:after="0" w:line="208"/>
+              <w:jc w:val="center"/>
+            </w:pPr>
+            <w:r>
+              <w:rPr>
+                <w:rFonts w:ascii="Times New Roman" w:cs="Times New Roman" w:eastAsia="Times New Roman" w:hAnsi="Times New Roman"/>
+                <w:b w:val="false"/>
+                <w:bCs w:val="false"/>
+                <w:i w:val="false"/>
+                <w:iCs w:val="false"/>
+                <w:color w:val="111111"/>
+                <w:sz w:val="16"/>
+                <w:szCs w:val="16"/>
               </w:rPr>
               <w:t xml:space="preserve">15</w:t>
             </w:r>
@@ -7798,7 +7557,7 @@
           <w:p>
             <w:pPr>
               <w:bidi/>
-              <w:spacing w:after="0" w:line="320"/>
+              <w:spacing w:after="0" w:line="208"/>
             </w:pPr>
             <w:r>
               <w:rPr>
@@ -7806,8 +7565,8 @@
                 <w:b w:val="false"/>
                 <w:bCs w:val="false"/>
                 <w:color w:val="111111"/>
-                <w:sz w:val="27"/>
-                <w:szCs w:val="27"/>
+                <w:sz w:val="24"/>
+                <w:szCs w:val="24"/>
                 <w:rtl/>
               </w:rPr>
               <w:t xml:space="preserve">هُوَ فِي الصَّفِّ السَّادِسِ. · اِسْمُهُ حَسَنٌ. · هِيَ مُمَرِّضَةٌ.</w:t>
@@ -7816,7 +7575,7 @@
           <w:p>
             <w:pPr>
               <w:bidi/>
-              <w:spacing w:after="0" w:line="320"/>
+              <w:spacing w:after="0" w:line="208"/>
             </w:pPr>
             <w:r>
               <w:rPr>
@@ -7824,8 +7583,8 @@
                 <w:b w:val="false"/>
                 <w:bCs w:val="false"/>
                 <w:color w:val="111111"/>
-                <w:sz w:val="27"/>
-                <w:szCs w:val="27"/>
+                <w:sz w:val="24"/>
+                <w:szCs w:val="24"/>
                 <w:rtl/>
               </w:rPr>
               <w:t xml:space="preserve">هِيَ مُعَلِّمَةٌ. · يَسْكُنَانِ فِي الْقَرْيَةِ.</w:t>
@@ -7847,7 +7606,7 @@
           </w:tcPr>
           <w:p>
             <w:pPr>
-              <w:spacing w:after="0" w:line="270"/>
+              <w:spacing w:after="0" w:line="208"/>
               <w:jc w:val="center"/>
             </w:pPr>
             <w:r>
@@ -7858,8 +7617,8 @@
                 <w:i w:val="false"/>
                 <w:iCs w:val="false"/>
                 <w:color w:val="111111"/>
-                <w:sz w:val="19"/>
-                <w:szCs w:val="19"/>
+                <w:sz w:val="16"/>
+                <w:szCs w:val="16"/>
               </w:rPr>
               <w:t xml:space="preserve">8</w:t>
             </w:r>
@@ -7878,19 +7637,19 @@
           </w:tcPr>
           <w:p>
             <w:pPr>
-              <w:spacing w:after="0" w:line="270"/>
-              <w:jc w:val="center"/>
-            </w:pPr>
-            <w:r>
-              <w:rPr>
-                <w:rFonts w:ascii="Times New Roman" w:cs="Times New Roman" w:eastAsia="Times New Roman" w:hAnsi="Times New Roman"/>
-                <w:b w:val="false"/>
-                <w:bCs w:val="false"/>
-                <w:i w:val="false"/>
-                <w:iCs w:val="false"/>
-                <w:color w:val="111111"/>
-                <w:sz w:val="19"/>
-                <w:szCs w:val="19"/>
+              <w:spacing w:after="0" w:line="208"/>
+              <w:jc w:val="center"/>
+            </w:pPr>
+            <w:r>
+              <w:rPr>
+                <w:rFonts w:ascii="Times New Roman" w:cs="Times New Roman" w:eastAsia="Times New Roman" w:hAnsi="Times New Roman"/>
+                <w:b w:val="false"/>
+                <w:bCs w:val="false"/>
+                <w:i w:val="false"/>
+                <w:iCs w:val="false"/>
+                <w:color w:val="111111"/>
+                <w:sz w:val="16"/>
+                <w:szCs w:val="16"/>
               </w:rPr>
               <w:t xml:space="preserve">15</w:t>
             </w:r>
@@ -7909,18 +7668,18 @@
           </w:tcPr>
           <w:p>
             <w:pPr>
-              <w:spacing w:after="0" w:line="270"/>
-            </w:pPr>
-            <w:r>
-              <w:rPr>
-                <w:rFonts w:ascii="Times New Roman" w:cs="Times New Roman" w:eastAsia="Times New Roman" w:hAnsi="Times New Roman"/>
-                <w:b w:val="false"/>
-                <w:bCs w:val="false"/>
-                <w:i w:val="false"/>
-                <w:iCs w:val="false"/>
-                <w:color w:val="111111"/>
-                <w:sz w:val="19"/>
-                <w:szCs w:val="19"/>
+              <w:spacing w:after="0" w:line="208"/>
+            </w:pPr>
+            <w:r>
+              <w:rPr>
+                <w:rFonts w:ascii="Times New Roman" w:cs="Times New Roman" w:eastAsia="Times New Roman" w:hAnsi="Times New Roman"/>
+                <w:b w:val="false"/>
+                <w:bCs w:val="false"/>
+                <w:i w:val="false"/>
+                <w:iCs w:val="false"/>
+                <w:color w:val="111111"/>
+                <w:sz w:val="16"/>
+                <w:szCs w:val="16"/>
               </w:rPr>
               <w:t xml:space="preserve">Dereceli puanlama anahtarına göre değerlendirilir.</w:t>
             </w:r>
@@ -7930,7 +7689,7 @@
     </w:tbl>
     <w:p>
       <w:pPr>
-        <w:spacing w:after="110"/>
+        <w:spacing w:after="33"/>
       </w:pPr>
       <w:r>
         <w:rPr>
@@ -7940,8 +7699,8 @@
           <w:i w:val="false"/>
           <w:iCs w:val="false"/>
           <w:color w:val="111111"/>
-          <w:sz w:val="21"/>
-          <w:szCs w:val="21"/>
+          <w:sz w:val="17"/>
+          <w:szCs w:val="17"/>
         </w:rPr>
         <w:t xml:space="preserve"/>
       </w:r>
@@ -7949,7 +7708,7 @@
     <w:p>
       <w:pPr>
         <w:keepNext w:val="false"/>
-        <w:spacing w:after="90" w:before="0" w:line="280"/>
+        <w:spacing w:after="27" w:before="0" w:line="208"/>
       </w:pPr>
       <w:r>
         <w:rPr>
@@ -7959,8 +7718,8 @@
           <w:i w:val="false"/>
           <w:iCs w:val="false"/>
           <w:color w:val="111111"/>
-          <w:sz w:val="20"/>
-          <w:szCs w:val="20"/>
+          <w:sz w:val="17"/>
+          <w:szCs w:val="17"/>
         </w:rPr>
         <w:t xml:space="preserve">8. soru (yazma görevi) için dereceli puanlama anahtarı</w:t>
       </w:r>
@@ -8000,7 +7759,7 @@
           </w:tcPr>
           <w:p>
             <w:pPr>
-              <w:spacing w:after="0" w:line="270"/>
+              <w:spacing w:after="0" w:line="208"/>
               <w:jc w:val="center"/>
             </w:pPr>
             <w:r>
@@ -8011,8 +7770,8 @@
                 <w:i w:val="false"/>
                 <w:iCs w:val="false"/>
                 <w:color w:val="111111"/>
-                <w:sz w:val="18"/>
-                <w:szCs w:val="18"/>
+                <w:sz w:val="15"/>
+                <w:szCs w:val="15"/>
               </w:rPr>
               <w:t xml:space="preserve">Ölçüt</w:t>
             </w:r>
@@ -8032,7 +7791,7 @@
           </w:tcPr>
           <w:p>
             <w:pPr>
-              <w:spacing w:after="0" w:line="270"/>
+              <w:spacing w:after="0" w:line="208"/>
               <w:jc w:val="center"/>
             </w:pPr>
             <w:r>
@@ -8043,8 +7802,8 @@
                 <w:i w:val="false"/>
                 <w:iCs w:val="false"/>
                 <w:color w:val="111111"/>
-                <w:sz w:val="18"/>
-                <w:szCs w:val="18"/>
+                <w:sz w:val="15"/>
+                <w:szCs w:val="15"/>
               </w:rPr>
               <w:t xml:space="preserve">Beklenen davranış</w:t>
             </w:r>
@@ -8064,7 +7823,7 @@
           </w:tcPr>
           <w:p>
             <w:pPr>
-              <w:spacing w:after="0" w:line="270"/>
+              <w:spacing w:after="0" w:line="208"/>
               <w:jc w:val="center"/>
             </w:pPr>
             <w:r>
@@ -8075,8 +7834,8 @@
                 <w:i w:val="false"/>
                 <w:iCs w:val="false"/>
                 <w:color w:val="111111"/>
-                <w:sz w:val="18"/>
-                <w:szCs w:val="18"/>
+                <w:sz w:val="15"/>
+                <w:szCs w:val="15"/>
               </w:rPr>
               <w:t xml:space="preserve">Puan</w:t>
             </w:r>
@@ -8097,7 +7856,7 @@
           </w:tcPr>
           <w:p>
             <w:pPr>
-              <w:spacing w:after="0" w:line="270"/>
+              <w:spacing w:after="0" w:line="208"/>
             </w:pPr>
             <w:r>
               <w:rPr>
@@ -8107,8 +7866,8 @@
                 <w:i w:val="false"/>
                 <w:iCs w:val="false"/>
                 <w:color w:val="111111"/>
-                <w:sz w:val="19"/>
-                <w:szCs w:val="19"/>
+                <w:sz w:val="16"/>
+                <w:szCs w:val="16"/>
               </w:rPr>
               <w:t xml:space="preserve">Görevin yerine getirilmesi</w:t>
             </w:r>
@@ -8127,18 +7886,18 @@
           </w:tcPr>
           <w:p>
             <w:pPr>
-              <w:spacing w:after="0" w:line="270"/>
-            </w:pPr>
-            <w:r>
-              <w:rPr>
-                <w:rFonts w:ascii="Times New Roman" w:cs="Times New Roman" w:eastAsia="Times New Roman" w:hAnsi="Times New Roman"/>
-                <w:b w:val="false"/>
-                <w:bCs w:val="false"/>
-                <w:i w:val="false"/>
-                <w:iCs w:val="false"/>
-                <w:color w:val="111111"/>
-                <w:sz w:val="19"/>
-                <w:szCs w:val="19"/>
+              <w:spacing w:after="0" w:line="208"/>
+            </w:pPr>
+            <w:r>
+              <w:rPr>
+                <w:rFonts w:ascii="Times New Roman" w:cs="Times New Roman" w:eastAsia="Times New Roman" w:hAnsi="Times New Roman"/>
+                <w:b w:val="false"/>
+                <w:bCs w:val="false"/>
+                <w:i w:val="false"/>
+                <w:iCs w:val="false"/>
+                <w:color w:val="111111"/>
+                <w:sz w:val="16"/>
+                <w:szCs w:val="16"/>
               </w:rPr>
               <w:t xml:space="preserve">Akrabalarını tanıtan en az altı satırlık bir metin yazar.</w:t>
             </w:r>
@@ -8157,19 +7916,19 @@
           </w:tcPr>
           <w:p>
             <w:pPr>
-              <w:spacing w:after="0" w:line="270"/>
-              <w:jc w:val="center"/>
-            </w:pPr>
-            <w:r>
-              <w:rPr>
-                <w:rFonts w:ascii="Times New Roman" w:cs="Times New Roman" w:eastAsia="Times New Roman" w:hAnsi="Times New Roman"/>
-                <w:b w:val="false"/>
-                <w:bCs w:val="false"/>
-                <w:i w:val="false"/>
-                <w:iCs w:val="false"/>
-                <w:color w:val="111111"/>
-                <w:sz w:val="19"/>
-                <w:szCs w:val="19"/>
+              <w:spacing w:after="0" w:line="208"/>
+              <w:jc w:val="center"/>
+            </w:pPr>
+            <w:r>
+              <w:rPr>
+                <w:rFonts w:ascii="Times New Roman" w:cs="Times New Roman" w:eastAsia="Times New Roman" w:hAnsi="Times New Roman"/>
+                <w:b w:val="false"/>
+                <w:bCs w:val="false"/>
+                <w:i w:val="false"/>
+                <w:iCs w:val="false"/>
+                <w:color w:val="111111"/>
+                <w:sz w:val="16"/>
+                <w:szCs w:val="16"/>
               </w:rPr>
               <w:t xml:space="preserve">5</w:t>
             </w:r>
@@ -8190,7 +7949,7 @@
           </w:tcPr>
           <w:p>
             <w:pPr>
-              <w:spacing w:after="0" w:line="270"/>
+              <w:spacing w:after="0" w:line="208"/>
             </w:pPr>
             <w:r>
               <w:rPr>
@@ -8200,8 +7959,8 @@
                 <w:i w:val="false"/>
                 <w:iCs w:val="false"/>
                 <w:color w:val="111111"/>
-                <w:sz w:val="19"/>
-                <w:szCs w:val="19"/>
+                <w:sz w:val="16"/>
+                <w:szCs w:val="16"/>
               </w:rPr>
               <w:t xml:space="preserve">Söz varlığı</w:t>
             </w:r>
@@ -8220,18 +7979,18 @@
           </w:tcPr>
           <w:p>
             <w:pPr>
-              <w:spacing w:after="0" w:line="270"/>
-            </w:pPr>
-            <w:r>
-              <w:rPr>
-                <w:rFonts w:ascii="Times New Roman" w:cs="Times New Roman" w:eastAsia="Times New Roman" w:hAnsi="Times New Roman"/>
-                <w:b w:val="false"/>
-                <w:bCs w:val="false"/>
-                <w:i w:val="false"/>
-                <w:iCs w:val="false"/>
-                <w:color w:val="111111"/>
-                <w:sz w:val="19"/>
-                <w:szCs w:val="19"/>
+              <w:spacing w:after="0" w:line="208"/>
+            </w:pPr>
+            <w:r>
+              <w:rPr>
+                <w:rFonts w:ascii="Times New Roman" w:cs="Times New Roman" w:eastAsia="Times New Roman" w:hAnsi="Times New Roman"/>
+                <w:b w:val="false"/>
+                <w:bCs w:val="false"/>
+                <w:i w:val="false"/>
+                <w:iCs w:val="false"/>
+                <w:color w:val="111111"/>
+                <w:sz w:val="16"/>
+                <w:szCs w:val="16"/>
               </w:rPr>
               <w:t xml:space="preserve">Akrabalık ve meslek sözcüklerini bağlama uygun kullanır.</w:t>
             </w:r>
@@ -8250,19 +8009,19 @@
           </w:tcPr>
           <w:p>
             <w:pPr>
-              <w:spacing w:after="0" w:line="270"/>
-              <w:jc w:val="center"/>
-            </w:pPr>
-            <w:r>
-              <w:rPr>
-                <w:rFonts w:ascii="Times New Roman" w:cs="Times New Roman" w:eastAsia="Times New Roman" w:hAnsi="Times New Roman"/>
-                <w:b w:val="false"/>
-                <w:bCs w:val="false"/>
-                <w:i w:val="false"/>
-                <w:iCs w:val="false"/>
-                <w:color w:val="111111"/>
-                <w:sz w:val="19"/>
-                <w:szCs w:val="19"/>
+              <w:spacing w:after="0" w:line="208"/>
+              <w:jc w:val="center"/>
+            </w:pPr>
+            <w:r>
+              <w:rPr>
+                <w:rFonts w:ascii="Times New Roman" w:cs="Times New Roman" w:eastAsia="Times New Roman" w:hAnsi="Times New Roman"/>
+                <w:b w:val="false"/>
+                <w:bCs w:val="false"/>
+                <w:i w:val="false"/>
+                <w:iCs w:val="false"/>
+                <w:color w:val="111111"/>
+                <w:sz w:val="16"/>
+                <w:szCs w:val="16"/>
               </w:rPr>
               <w:t xml:space="preserve">4</w:t>
             </w:r>
@@ -8283,7 +8042,7 @@
           </w:tcPr>
           <w:p>
             <w:pPr>
-              <w:spacing w:after="0" w:line="270"/>
+              <w:spacing w:after="0" w:line="208"/>
             </w:pPr>
             <w:r>
               <w:rPr>
@@ -8293,8 +8052,8 @@
                 <w:i w:val="false"/>
                 <w:iCs w:val="false"/>
                 <w:color w:val="111111"/>
-                <w:sz w:val="19"/>
-                <w:szCs w:val="19"/>
+                <w:sz w:val="16"/>
+                <w:szCs w:val="16"/>
               </w:rPr>
               <w:t xml:space="preserve">Dil bilgisi</w:t>
             </w:r>
@@ -8313,18 +8072,18 @@
           </w:tcPr>
           <w:p>
             <w:pPr>
-              <w:spacing w:after="0" w:line="270"/>
-            </w:pPr>
-            <w:r>
-              <w:rPr>
-                <w:rFonts w:ascii="Times New Roman" w:cs="Times New Roman" w:eastAsia="Times New Roman" w:hAnsi="Times New Roman"/>
-                <w:b w:val="false"/>
-                <w:bCs w:val="false"/>
-                <w:i w:val="false"/>
-                <w:iCs w:val="false"/>
-                <w:color w:val="111111"/>
-                <w:sz w:val="19"/>
-                <w:szCs w:val="19"/>
+              <w:spacing w:after="0" w:line="208"/>
+            </w:pPr>
+            <w:r>
+              <w:rPr>
+                <w:rFonts w:ascii="Times New Roman" w:cs="Times New Roman" w:eastAsia="Times New Roman" w:hAnsi="Times New Roman"/>
+                <w:b w:val="false"/>
+                <w:bCs w:val="false"/>
+                <w:i w:val="false"/>
+                <w:iCs w:val="false"/>
+                <w:color w:val="111111"/>
+                <w:sz w:val="16"/>
+                <w:szCs w:val="16"/>
               </w:rPr>
               <w:t xml:space="preserve">Muttasıl zamirleri ve "يَعْمَلُ فِي…" yapısını doğru kullanır.</w:t>
             </w:r>
@@ -8343,19 +8102,19 @@
           </w:tcPr>
           <w:p>
             <w:pPr>
-              <w:spacing w:after="0" w:line="270"/>
-              <w:jc w:val="center"/>
-            </w:pPr>
-            <w:r>
-              <w:rPr>
-                <w:rFonts w:ascii="Times New Roman" w:cs="Times New Roman" w:eastAsia="Times New Roman" w:hAnsi="Times New Roman"/>
-                <w:b w:val="false"/>
-                <w:bCs w:val="false"/>
-                <w:i w:val="false"/>
-                <w:iCs w:val="false"/>
-                <w:color w:val="111111"/>
-                <w:sz w:val="19"/>
-                <w:szCs w:val="19"/>
+              <w:spacing w:after="0" w:line="208"/>
+              <w:jc w:val="center"/>
+            </w:pPr>
+            <w:r>
+              <w:rPr>
+                <w:rFonts w:ascii="Times New Roman" w:cs="Times New Roman" w:eastAsia="Times New Roman" w:hAnsi="Times New Roman"/>
+                <w:b w:val="false"/>
+                <w:bCs w:val="false"/>
+                <w:i w:val="false"/>
+                <w:iCs w:val="false"/>
+                <w:color w:val="111111"/>
+                <w:sz w:val="16"/>
+                <w:szCs w:val="16"/>
               </w:rPr>
               <w:t xml:space="preserve">3</w:t>
             </w:r>
@@ -8376,7 +8135,7 @@
           </w:tcPr>
           <w:p>
             <w:pPr>
-              <w:spacing w:after="0" w:line="270"/>
+              <w:spacing w:after="0" w:line="208"/>
             </w:pPr>
             <w:r>
               <w:rPr>
@@ -8386,8 +8145,8 @@
                 <w:i w:val="false"/>
                 <w:iCs w:val="false"/>
                 <w:color w:val="111111"/>
-                <w:sz w:val="19"/>
-                <w:szCs w:val="19"/>
+                <w:sz w:val="16"/>
+                <w:szCs w:val="16"/>
               </w:rPr>
               <w:t xml:space="preserve">Yazım ve hareke</w:t>
             </w:r>
@@ -8406,18 +8165,18 @@
           </w:tcPr>
           <w:p>
             <w:pPr>
-              <w:spacing w:after="0" w:line="270"/>
-            </w:pPr>
-            <w:r>
-              <w:rPr>
-                <w:rFonts w:ascii="Times New Roman" w:cs="Times New Roman" w:eastAsia="Times New Roman" w:hAnsi="Times New Roman"/>
-                <w:b w:val="false"/>
-                <w:bCs w:val="false"/>
-                <w:i w:val="false"/>
-                <w:iCs w:val="false"/>
-                <w:color w:val="111111"/>
-                <w:sz w:val="19"/>
-                <w:szCs w:val="19"/>
+              <w:spacing w:after="0" w:line="208"/>
+            </w:pPr>
+            <w:r>
+              <w:rPr>
+                <w:rFonts w:ascii="Times New Roman" w:cs="Times New Roman" w:eastAsia="Times New Roman" w:hAnsi="Times New Roman"/>
+                <w:b w:val="false"/>
+                <w:bCs w:val="false"/>
+                <w:i w:val="false"/>
+                <w:iCs w:val="false"/>
+                <w:color w:val="111111"/>
+                <w:sz w:val="16"/>
+                <w:szCs w:val="16"/>
               </w:rPr>
               <w:t xml:space="preserve">Harf bitişimlerini ve harekeleri doğru yazar.</w:t>
             </w:r>
@@ -8436,19 +8195,19 @@
           </w:tcPr>
           <w:p>
             <w:pPr>
-              <w:spacing w:after="0" w:line="270"/>
-              <w:jc w:val="center"/>
-            </w:pPr>
-            <w:r>
-              <w:rPr>
-                <w:rFonts w:ascii="Times New Roman" w:cs="Times New Roman" w:eastAsia="Times New Roman" w:hAnsi="Times New Roman"/>
-                <w:b w:val="false"/>
-                <w:bCs w:val="false"/>
-                <w:i w:val="false"/>
-                <w:iCs w:val="false"/>
-                <w:color w:val="111111"/>
-                <w:sz w:val="19"/>
-                <w:szCs w:val="19"/>
+              <w:spacing w:after="0" w:line="208"/>
+              <w:jc w:val="center"/>
+            </w:pPr>
+            <w:r>
+              <w:rPr>
+                <w:rFonts w:ascii="Times New Roman" w:cs="Times New Roman" w:eastAsia="Times New Roman" w:hAnsi="Times New Roman"/>
+                <w:b w:val="false"/>
+                <w:bCs w:val="false"/>
+                <w:i w:val="false"/>
+                <w:iCs w:val="false"/>
+                <w:color w:val="111111"/>
+                <w:sz w:val="16"/>
+                <w:szCs w:val="16"/>
               </w:rPr>
               <w:t xml:space="preserve">3</w:t>
             </w:r>
@@ -8470,7 +8229,7 @@
           </w:tcPr>
           <w:p>
             <w:pPr>
-              <w:spacing w:after="0" w:line="270"/>
+              <w:spacing w:after="0" w:line="208"/>
             </w:pPr>
             <w:r>
               <w:rPr>
@@ -8480,8 +8239,8 @@
                 <w:i w:val="false"/>
                 <w:iCs w:val="false"/>
                 <w:color w:val="111111"/>
-                <w:sz w:val="19"/>
-                <w:szCs w:val="19"/>
+                <w:sz w:val="16"/>
+                <w:szCs w:val="16"/>
               </w:rPr>
               <w:t xml:space="preserve">TOPLAM</w:t>
             </w:r>
@@ -8501,18 +8260,18 @@
           </w:tcPr>
           <w:p>
             <w:pPr>
-              <w:spacing w:after="0" w:line="270"/>
-            </w:pPr>
-            <w:r>
-              <w:rPr>
-                <w:rFonts w:ascii="Times New Roman" w:cs="Times New Roman" w:eastAsia="Times New Roman" w:hAnsi="Times New Roman"/>
-                <w:b w:val="false"/>
-                <w:bCs w:val="false"/>
-                <w:i w:val="false"/>
-                <w:iCs w:val="false"/>
-                <w:color w:val="111111"/>
-                <w:sz w:val="21"/>
-                <w:szCs w:val="21"/>
+              <w:spacing w:after="0" w:line="208"/>
+            </w:pPr>
+            <w:r>
+              <w:rPr>
+                <w:rFonts w:ascii="Times New Roman" w:cs="Times New Roman" w:eastAsia="Times New Roman" w:hAnsi="Times New Roman"/>
+                <w:b w:val="false"/>
+                <w:bCs w:val="false"/>
+                <w:i w:val="false"/>
+                <w:iCs w:val="false"/>
+                <w:color w:val="111111"/>
+                <w:sz w:val="17"/>
+                <w:szCs w:val="17"/>
               </w:rPr>
               <w:t xml:space="preserve"/>
             </w:r>
@@ -8532,7 +8291,7 @@
           </w:tcPr>
           <w:p>
             <w:pPr>
-              <w:spacing w:after="0" w:line="270"/>
+              <w:spacing w:after="0" w:line="208"/>
               <w:jc w:val="center"/>
             </w:pPr>
             <w:r>
@@ -8543,8 +8302,8 @@
                 <w:i w:val="false"/>
                 <w:iCs w:val="false"/>
                 <w:color w:val="111111"/>
-                <w:sz w:val="19"/>
-                <w:szCs w:val="19"/>
+                <w:sz w:val="16"/>
+                <w:szCs w:val="16"/>
               </w:rPr>
               <w:t xml:space="preserve">15</w:t>
             </w:r>
@@ -8554,7 +8313,7 @@
     </w:tbl>
     <w:p>
       <w:pPr>
-        <w:spacing w:after="110"/>
+        <w:spacing w:after="33"/>
       </w:pPr>
       <w:r>
         <w:rPr>
@@ -8564,8 +8323,8 @@
           <w:i w:val="false"/>
           <w:iCs w:val="false"/>
           <w:color w:val="111111"/>
-          <w:sz w:val="21"/>
-          <w:szCs w:val="21"/>
+          <w:sz w:val="17"/>
+          <w:szCs w:val="17"/>
         </w:rPr>
         <w:t xml:space="preserve"/>
       </w:r>
@@ -8573,7 +8332,7 @@
     <w:p>
       <w:pPr>
         <w:keepNext w:val="false"/>
-        <w:spacing w:after="90" w:before="0" w:line="280"/>
+        <w:spacing w:after="27" w:before="0" w:line="208"/>
       </w:pPr>
       <w:r>
         <w:rPr>
@@ -8583,8 +8342,8 @@
           <w:i w:val="false"/>
           <w:iCs w:val="false"/>
           <w:color w:val="111111"/>
-          <w:sz w:val="20"/>
-          <w:szCs w:val="20"/>
+          <w:sz w:val="17"/>
+          <w:szCs w:val="17"/>
         </w:rPr>
         <w:t xml:space="preserve">Öğrenme çıktısı / kazanım dağılımı</w:t>
       </w:r>
@@ -8625,7 +8384,7 @@
           </w:tcPr>
           <w:p>
             <w:pPr>
-              <w:spacing w:after="0" w:line="270"/>
+              <w:spacing w:after="0" w:line="208"/>
               <w:jc w:val="center"/>
             </w:pPr>
             <w:r>
@@ -8636,8 +8395,8 @@
                 <w:i w:val="false"/>
                 <w:iCs w:val="false"/>
                 <w:color w:val="111111"/>
-                <w:sz w:val="18"/>
-                <w:szCs w:val="18"/>
+                <w:sz w:val="15"/>
+                <w:szCs w:val="15"/>
               </w:rPr>
               <w:t xml:space="preserve">Soru</w:t>
             </w:r>
@@ -8657,7 +8416,7 @@
           </w:tcPr>
           <w:p>
             <w:pPr>
-              <w:spacing w:after="0" w:line="270"/>
+              <w:spacing w:after="0" w:line="208"/>
               <w:jc w:val="center"/>
             </w:pPr>
             <w:r>
@@ -8668,8 +8427,8 @@
                 <w:i w:val="false"/>
                 <w:iCs w:val="false"/>
                 <w:color w:val="111111"/>
-                <w:sz w:val="18"/>
-                <w:szCs w:val="18"/>
+                <w:sz w:val="15"/>
+                <w:szCs w:val="15"/>
               </w:rPr>
               <w:t xml:space="preserve">Öğrenme çıktısı</w:t>
             </w:r>
@@ -8689,7 +8448,7 @@
           </w:tcPr>
           <w:p>
             <w:pPr>
-              <w:spacing w:after="0" w:line="270"/>
+              <w:spacing w:after="0" w:line="208"/>
               <w:jc w:val="center"/>
             </w:pPr>
             <w:r>
@@ -8700,8 +8459,8 @@
                 <w:i w:val="false"/>
                 <w:iCs w:val="false"/>
                 <w:color w:val="111111"/>
-                <w:sz w:val="18"/>
-                <w:szCs w:val="18"/>
+                <w:sz w:val="15"/>
+                <w:szCs w:val="15"/>
               </w:rPr>
               <w:t xml:space="preserve">Beceri alanı</w:t>
             </w:r>
@@ -8721,7 +8480,7 @@
           </w:tcPr>
           <w:p>
             <w:pPr>
-              <w:spacing w:after="0" w:line="270"/>
+              <w:spacing w:after="0" w:line="208"/>
               <w:jc w:val="center"/>
             </w:pPr>
             <w:r>
@@ -8732,8 +8491,8 @@
                 <w:i w:val="false"/>
                 <w:iCs w:val="false"/>
                 <w:color w:val="111111"/>
-                <w:sz w:val="18"/>
-                <w:szCs w:val="18"/>
+                <w:sz w:val="15"/>
+                <w:szCs w:val="15"/>
               </w:rPr>
               <w:t xml:space="preserve">Puan</w:t>
             </w:r>
@@ -8754,7 +8513,7 @@
           </w:tcPr>
           <w:p>
             <w:pPr>
-              <w:spacing w:after="0" w:line="270"/>
+              <w:spacing w:after="0" w:line="208"/>
               <w:jc w:val="center"/>
             </w:pPr>
             <w:r>
@@ -8765,8 +8524,8 @@
                 <w:i w:val="false"/>
                 <w:iCs w:val="false"/>
                 <w:color w:val="111111"/>
-                <w:sz w:val="18"/>
-                <w:szCs w:val="18"/>
+                <w:sz w:val="15"/>
+                <w:szCs w:val="15"/>
               </w:rPr>
               <w:t xml:space="preserve">1</w:t>
             </w:r>
@@ -8785,18 +8544,18 @@
           </w:tcPr>
           <w:p>
             <w:pPr>
-              <w:spacing w:after="0" w:line="270"/>
-            </w:pPr>
-            <w:r>
-              <w:rPr>
-                <w:rFonts w:ascii="Times New Roman" w:cs="Times New Roman" w:eastAsia="Times New Roman" w:hAnsi="Times New Roman"/>
-                <w:b w:val="false"/>
-                <w:bCs w:val="false"/>
-                <w:i w:val="false"/>
-                <w:iCs w:val="false"/>
-                <w:color w:val="111111"/>
-                <w:sz w:val="17"/>
-                <w:szCs w:val="17"/>
+              <w:spacing w:after="0" w:line="208"/>
+            </w:pPr>
+            <w:r>
+              <w:rPr>
+                <w:rFonts w:ascii="Times New Roman" w:cs="Times New Roman" w:eastAsia="Times New Roman" w:hAnsi="Times New Roman"/>
+                <w:b w:val="false"/>
+                <w:bCs w:val="false"/>
+                <w:i w:val="false"/>
+                <w:iCs w:val="false"/>
+                <w:color w:val="111111"/>
+                <w:sz w:val="14"/>
+                <w:szCs w:val="14"/>
               </w:rPr>
               <w:t xml:space="preserve">ARP.6.1.2.2 — Okuduğu içerikte yer alan bilgileri bir araya getirir.</w:t>
             </w:r>
@@ -8815,19 +8574,19 @@
           </w:tcPr>
           <w:p>
             <w:pPr>
-              <w:spacing w:after="0" w:line="270"/>
-              <w:jc w:val="center"/>
-            </w:pPr>
-            <w:r>
-              <w:rPr>
-                <w:rFonts w:ascii="Times New Roman" w:cs="Times New Roman" w:eastAsia="Times New Roman" w:hAnsi="Times New Roman"/>
-                <w:b w:val="false"/>
-                <w:bCs w:val="false"/>
-                <w:i w:val="false"/>
-                <w:iCs w:val="false"/>
-                <w:color w:val="111111"/>
-                <w:sz w:val="17"/>
-                <w:szCs w:val="17"/>
+              <w:spacing w:after="0" w:line="208"/>
+              <w:jc w:val="center"/>
+            </w:pPr>
+            <w:r>
+              <w:rPr>
+                <w:rFonts w:ascii="Times New Roman" w:cs="Times New Roman" w:eastAsia="Times New Roman" w:hAnsi="Times New Roman"/>
+                <w:b w:val="false"/>
+                <w:bCs w:val="false"/>
+                <w:i w:val="false"/>
+                <w:iCs w:val="false"/>
+                <w:color w:val="111111"/>
+                <w:sz w:val="14"/>
+                <w:szCs w:val="14"/>
               </w:rPr>
               <w:t xml:space="preserve">Okuma</w:t>
             </w:r>
@@ -8846,19 +8605,19 @@
           </w:tcPr>
           <w:p>
             <w:pPr>
-              <w:spacing w:after="0" w:line="270"/>
-              <w:jc w:val="center"/>
-            </w:pPr>
-            <w:r>
-              <w:rPr>
-                <w:rFonts w:ascii="Times New Roman" w:cs="Times New Roman" w:eastAsia="Times New Roman" w:hAnsi="Times New Roman"/>
-                <w:b w:val="false"/>
-                <w:bCs w:val="false"/>
-                <w:i w:val="false"/>
-                <w:iCs w:val="false"/>
-                <w:color w:val="111111"/>
-                <w:sz w:val="18"/>
-                <w:szCs w:val="18"/>
+              <w:spacing w:after="0" w:line="208"/>
+              <w:jc w:val="center"/>
+            </w:pPr>
+            <w:r>
+              <w:rPr>
+                <w:rFonts w:ascii="Times New Roman" w:cs="Times New Roman" w:eastAsia="Times New Roman" w:hAnsi="Times New Roman"/>
+                <w:b w:val="false"/>
+                <w:bCs w:val="false"/>
+                <w:i w:val="false"/>
+                <w:iCs w:val="false"/>
+                <w:color w:val="111111"/>
+                <w:sz w:val="15"/>
+                <w:szCs w:val="15"/>
               </w:rPr>
               <w:t xml:space="preserve">15</w:t>
             </w:r>
@@ -8879,7 +8638,7 @@
           </w:tcPr>
           <w:p>
             <w:pPr>
-              <w:spacing w:after="0" w:line="270"/>
+              <w:spacing w:after="0" w:line="208"/>
               <w:jc w:val="center"/>
             </w:pPr>
             <w:r>
@@ -8890,8 +8649,8 @@
                 <w:i w:val="false"/>
                 <w:iCs w:val="false"/>
                 <w:color w:val="111111"/>
-                <w:sz w:val="18"/>
-                <w:szCs w:val="18"/>
+                <w:sz w:val="15"/>
+                <w:szCs w:val="15"/>
               </w:rPr>
               <w:t xml:space="preserve">2</w:t>
             </w:r>
@@ -8910,18 +8669,18 @@
           </w:tcPr>
           <w:p>
             <w:pPr>
-              <w:spacing w:after="0" w:line="270"/>
-            </w:pPr>
-            <w:r>
-              <w:rPr>
-                <w:rFonts w:ascii="Times New Roman" w:cs="Times New Roman" w:eastAsia="Times New Roman" w:hAnsi="Times New Roman"/>
-                <w:b w:val="false"/>
-                <w:bCs w:val="false"/>
-                <w:i w:val="false"/>
-                <w:iCs w:val="false"/>
-                <w:color w:val="111111"/>
-                <w:sz w:val="17"/>
-                <w:szCs w:val="17"/>
+              <w:spacing w:after="0" w:line="208"/>
+            </w:pPr>
+            <w:r>
+              <w:rPr>
+                <w:rFonts w:ascii="Times New Roman" w:cs="Times New Roman" w:eastAsia="Times New Roman" w:hAnsi="Times New Roman"/>
+                <w:b w:val="false"/>
+                <w:bCs w:val="false"/>
+                <w:i w:val="false"/>
+                <w:iCs w:val="false"/>
+                <w:color w:val="111111"/>
+                <w:sz w:val="14"/>
+                <w:szCs w:val="14"/>
               </w:rPr>
               <w:t xml:space="preserve">ARP.6.1.1.2 — Dinlediği içerikte yer alan bilgileri bir araya getirir.</w:t>
             </w:r>
@@ -8940,19 +8699,19 @@
           </w:tcPr>
           <w:p>
             <w:pPr>
-              <w:spacing w:after="0" w:line="270"/>
-              <w:jc w:val="center"/>
-            </w:pPr>
-            <w:r>
-              <w:rPr>
-                <w:rFonts w:ascii="Times New Roman" w:cs="Times New Roman" w:eastAsia="Times New Roman" w:hAnsi="Times New Roman"/>
-                <w:b w:val="false"/>
-                <w:bCs w:val="false"/>
-                <w:i w:val="false"/>
-                <w:iCs w:val="false"/>
-                <w:color w:val="111111"/>
-                <w:sz w:val="17"/>
-                <w:szCs w:val="17"/>
+              <w:spacing w:after="0" w:line="208"/>
+              <w:jc w:val="center"/>
+            </w:pPr>
+            <w:r>
+              <w:rPr>
+                <w:rFonts w:ascii="Times New Roman" w:cs="Times New Roman" w:eastAsia="Times New Roman" w:hAnsi="Times New Roman"/>
+                <w:b w:val="false"/>
+                <w:bCs w:val="false"/>
+                <w:i w:val="false"/>
+                <w:iCs w:val="false"/>
+                <w:color w:val="111111"/>
+                <w:sz w:val="14"/>
+                <w:szCs w:val="14"/>
               </w:rPr>
               <w:t xml:space="preserve">Dinleme</w:t>
             </w:r>
@@ -8971,19 +8730,19 @@
           </w:tcPr>
           <w:p>
             <w:pPr>
-              <w:spacing w:after="0" w:line="270"/>
-              <w:jc w:val="center"/>
-            </w:pPr>
-            <w:r>
-              <w:rPr>
-                <w:rFonts w:ascii="Times New Roman" w:cs="Times New Roman" w:eastAsia="Times New Roman" w:hAnsi="Times New Roman"/>
-                <w:b w:val="false"/>
-                <w:bCs w:val="false"/>
-                <w:i w:val="false"/>
-                <w:iCs w:val="false"/>
-                <w:color w:val="111111"/>
-                <w:sz w:val="18"/>
-                <w:szCs w:val="18"/>
+              <w:spacing w:after="0" w:line="208"/>
+              <w:jc w:val="center"/>
+            </w:pPr>
+            <w:r>
+              <w:rPr>
+                <w:rFonts w:ascii="Times New Roman" w:cs="Times New Roman" w:eastAsia="Times New Roman" w:hAnsi="Times New Roman"/>
+                <w:b w:val="false"/>
+                <w:bCs w:val="false"/>
+                <w:i w:val="false"/>
+                <w:iCs w:val="false"/>
+                <w:color w:val="111111"/>
+                <w:sz w:val="15"/>
+                <w:szCs w:val="15"/>
               </w:rPr>
               <w:t xml:space="preserve">10</w:t>
             </w:r>
@@ -9004,7 +8763,7 @@
           </w:tcPr>
           <w:p>
             <w:pPr>
-              <w:spacing w:after="0" w:line="270"/>
+              <w:spacing w:after="0" w:line="208"/>
               <w:jc w:val="center"/>
             </w:pPr>
             <w:r>
@@ -9015,8 +8774,8 @@
                 <w:i w:val="false"/>
                 <w:iCs w:val="false"/>
                 <w:color w:val="111111"/>
-                <w:sz w:val="18"/>
-                <w:szCs w:val="18"/>
+                <w:sz w:val="15"/>
+                <w:szCs w:val="15"/>
               </w:rPr>
               <w:t xml:space="preserve">3</w:t>
             </w:r>
@@ -9035,18 +8794,18 @@
           </w:tcPr>
           <w:p>
             <w:pPr>
-              <w:spacing w:after="0" w:line="270"/>
-            </w:pPr>
-            <w:r>
-              <w:rPr>
-                <w:rFonts w:ascii="Times New Roman" w:cs="Times New Roman" w:eastAsia="Times New Roman" w:hAnsi="Times New Roman"/>
-                <w:b w:val="false"/>
-                <w:bCs w:val="false"/>
-                <w:i w:val="false"/>
-                <w:iCs w:val="false"/>
-                <w:color w:val="111111"/>
-                <w:sz w:val="17"/>
-                <w:szCs w:val="17"/>
+              <w:spacing w:after="0" w:line="208"/>
+            </w:pPr>
+            <w:r>
+              <w:rPr>
+                <w:rFonts w:ascii="Times New Roman" w:cs="Times New Roman" w:eastAsia="Times New Roman" w:hAnsi="Times New Roman"/>
+                <w:b w:val="false"/>
+                <w:bCs w:val="false"/>
+                <w:i w:val="false"/>
+                <w:iCs w:val="false"/>
+                <w:color w:val="111111"/>
+                <w:sz w:val="14"/>
+                <w:szCs w:val="14"/>
               </w:rPr>
               <w:t xml:space="preserve">ARP.6.1.6.5 — Bilgilerini kullanarak bağlama uygun iletişim kurar.</w:t>
             </w:r>
@@ -9065,19 +8824,19 @@
           </w:tcPr>
           <w:p>
             <w:pPr>
-              <w:spacing w:after="0" w:line="270"/>
-              <w:jc w:val="center"/>
-            </w:pPr>
-            <w:r>
-              <w:rPr>
-                <w:rFonts w:ascii="Times New Roman" w:cs="Times New Roman" w:eastAsia="Times New Roman" w:hAnsi="Times New Roman"/>
-                <w:b w:val="false"/>
-                <w:bCs w:val="false"/>
-                <w:i w:val="false"/>
-                <w:iCs w:val="false"/>
-                <w:color w:val="111111"/>
-                <w:sz w:val="17"/>
-                <w:szCs w:val="17"/>
+              <w:spacing w:after="0" w:line="208"/>
+              <w:jc w:val="center"/>
+            </w:pPr>
+            <w:r>
+              <w:rPr>
+                <w:rFonts w:ascii="Times New Roman" w:cs="Times New Roman" w:eastAsia="Times New Roman" w:hAnsi="Times New Roman"/>
+                <w:b w:val="false"/>
+                <w:bCs w:val="false"/>
+                <w:i w:val="false"/>
+                <w:iCs w:val="false"/>
+                <w:color w:val="111111"/>
+                <w:sz w:val="14"/>
+                <w:szCs w:val="14"/>
               </w:rPr>
               <w:t xml:space="preserve">Konuşma</w:t>
             </w:r>
@@ -9096,19 +8855,19 @@
           </w:tcPr>
           <w:p>
             <w:pPr>
-              <w:spacing w:after="0" w:line="270"/>
-              <w:jc w:val="center"/>
-            </w:pPr>
-            <w:r>
-              <w:rPr>
-                <w:rFonts w:ascii="Times New Roman" w:cs="Times New Roman" w:eastAsia="Times New Roman" w:hAnsi="Times New Roman"/>
-                <w:b w:val="false"/>
-                <w:bCs w:val="false"/>
-                <w:i w:val="false"/>
-                <w:iCs w:val="false"/>
-                <w:color w:val="111111"/>
-                <w:sz w:val="18"/>
-                <w:szCs w:val="18"/>
+              <w:spacing w:after="0" w:line="208"/>
+              <w:jc w:val="center"/>
+            </w:pPr>
+            <w:r>
+              <w:rPr>
+                <w:rFonts w:ascii="Times New Roman" w:cs="Times New Roman" w:eastAsia="Times New Roman" w:hAnsi="Times New Roman"/>
+                <w:b w:val="false"/>
+                <w:bCs w:val="false"/>
+                <w:i w:val="false"/>
+                <w:iCs w:val="false"/>
+                <w:color w:val="111111"/>
+                <w:sz w:val="15"/>
+                <w:szCs w:val="15"/>
               </w:rPr>
               <w:t xml:space="preserve">15</w:t>
             </w:r>
@@ -9129,7 +8888,7 @@
           </w:tcPr>
           <w:p>
             <w:pPr>
-              <w:spacing w:after="0" w:line="270"/>
+              <w:spacing w:after="0" w:line="208"/>
               <w:jc w:val="center"/>
             </w:pPr>
             <w:r>
@@ -9140,8 +8899,8 @@
                 <w:i w:val="false"/>
                 <w:iCs w:val="false"/>
                 <w:color w:val="111111"/>
-                <w:sz w:val="18"/>
-                <w:szCs w:val="18"/>
+                <w:sz w:val="15"/>
+                <w:szCs w:val="15"/>
               </w:rPr>
               <w:t xml:space="preserve">4</w:t>
             </w:r>
@@ -9160,18 +8919,18 @@
           </w:tcPr>
           <w:p>
             <w:pPr>
-              <w:spacing w:after="0" w:line="270"/>
-            </w:pPr>
-            <w:r>
-              <w:rPr>
-                <w:rFonts w:ascii="Times New Roman" w:cs="Times New Roman" w:eastAsia="Times New Roman" w:hAnsi="Times New Roman"/>
-                <w:b w:val="false"/>
-                <w:bCs w:val="false"/>
-                <w:i w:val="false"/>
-                <w:iCs w:val="false"/>
-                <w:color w:val="111111"/>
-                <w:sz w:val="17"/>
-                <w:szCs w:val="17"/>
+              <w:spacing w:after="0" w:line="208"/>
+            </w:pPr>
+            <w:r>
+              <w:rPr>
+                <w:rFonts w:ascii="Times New Roman" w:cs="Times New Roman" w:eastAsia="Times New Roman" w:hAnsi="Times New Roman"/>
+                <w:b w:val="false"/>
+                <w:bCs w:val="false"/>
+                <w:i w:val="false"/>
+                <w:iCs w:val="false"/>
+                <w:color w:val="111111"/>
+                <w:sz w:val="14"/>
+                <w:szCs w:val="14"/>
               </w:rPr>
               <w:t xml:space="preserve">ARP.6.1.6.2 — Konuşma modelini durumla eşleştirerek taklit eder.</w:t>
             </w:r>
@@ -9190,19 +8949,19 @@
           </w:tcPr>
           <w:p>
             <w:pPr>
-              <w:spacing w:after="0" w:line="270"/>
-              <w:jc w:val="center"/>
-            </w:pPr>
-            <w:r>
-              <w:rPr>
-                <w:rFonts w:ascii="Times New Roman" w:cs="Times New Roman" w:eastAsia="Times New Roman" w:hAnsi="Times New Roman"/>
-                <w:b w:val="false"/>
-                <w:bCs w:val="false"/>
-                <w:i w:val="false"/>
-                <w:iCs w:val="false"/>
-                <w:color w:val="111111"/>
-                <w:sz w:val="17"/>
-                <w:szCs w:val="17"/>
+              <w:spacing w:after="0" w:line="208"/>
+              <w:jc w:val="center"/>
+            </w:pPr>
+            <w:r>
+              <w:rPr>
+                <w:rFonts w:ascii="Times New Roman" w:cs="Times New Roman" w:eastAsia="Times New Roman" w:hAnsi="Times New Roman"/>
+                <w:b w:val="false"/>
+                <w:bCs w:val="false"/>
+                <w:i w:val="false"/>
+                <w:iCs w:val="false"/>
+                <w:color w:val="111111"/>
+                <w:sz w:val="14"/>
+                <w:szCs w:val="14"/>
               </w:rPr>
               <w:t xml:space="preserve">Konuşma</w:t>
             </w:r>
@@ -9221,19 +8980,19 @@
           </w:tcPr>
           <w:p>
             <w:pPr>
-              <w:spacing w:after="0" w:line="270"/>
-              <w:jc w:val="center"/>
-            </w:pPr>
-            <w:r>
-              <w:rPr>
-                <w:rFonts w:ascii="Times New Roman" w:cs="Times New Roman" w:eastAsia="Times New Roman" w:hAnsi="Times New Roman"/>
-                <w:b w:val="false"/>
-                <w:bCs w:val="false"/>
-                <w:i w:val="false"/>
-                <w:iCs w:val="false"/>
-                <w:color w:val="111111"/>
-                <w:sz w:val="18"/>
-                <w:szCs w:val="18"/>
+              <w:spacing w:after="0" w:line="208"/>
+              <w:jc w:val="center"/>
+            </w:pPr>
+            <w:r>
+              <w:rPr>
+                <w:rFonts w:ascii="Times New Roman" w:cs="Times New Roman" w:eastAsia="Times New Roman" w:hAnsi="Times New Roman"/>
+                <w:b w:val="false"/>
+                <w:bCs w:val="false"/>
+                <w:i w:val="false"/>
+                <w:iCs w:val="false"/>
+                <w:color w:val="111111"/>
+                <w:sz w:val="15"/>
+                <w:szCs w:val="15"/>
               </w:rPr>
               <w:t xml:space="preserve">10</w:t>
             </w:r>
@@ -9254,7 +9013,7 @@
           </w:tcPr>
           <w:p>
             <w:pPr>
-              <w:spacing w:after="0" w:line="270"/>
+              <w:spacing w:after="0" w:line="208"/>
               <w:jc w:val="center"/>
             </w:pPr>
             <w:r>
@@ -9265,8 +9024,8 @@
                 <w:i w:val="false"/>
                 <w:iCs w:val="false"/>
                 <w:color w:val="111111"/>
-                <w:sz w:val="18"/>
-                <w:szCs w:val="18"/>
+                <w:sz w:val="15"/>
+                <w:szCs w:val="15"/>
               </w:rPr>
               <w:t xml:space="preserve">5</w:t>
             </w:r>
@@ -9285,18 +9044,18 @@
           </w:tcPr>
           <w:p>
             <w:pPr>
-              <w:spacing w:after="0" w:line="270"/>
-            </w:pPr>
-            <w:r>
-              <w:rPr>
-                <w:rFonts w:ascii="Times New Roman" w:cs="Times New Roman" w:eastAsia="Times New Roman" w:hAnsi="Times New Roman"/>
-                <w:b w:val="false"/>
-                <w:bCs w:val="false"/>
-                <w:i w:val="false"/>
-                <w:iCs w:val="false"/>
-                <w:color w:val="111111"/>
-                <w:sz w:val="17"/>
-                <w:szCs w:val="17"/>
+              <w:spacing w:after="0" w:line="208"/>
+            </w:pPr>
+            <w:r>
+              <w:rPr>
+                <w:rFonts w:ascii="Times New Roman" w:cs="Times New Roman" w:eastAsia="Times New Roman" w:hAnsi="Times New Roman"/>
+                <w:b w:val="false"/>
+                <w:bCs w:val="false"/>
+                <w:i w:val="false"/>
+                <w:iCs w:val="false"/>
+                <w:color w:val="111111"/>
+                <w:sz w:val="14"/>
+                <w:szCs w:val="14"/>
               </w:rPr>
               <w:t xml:space="preserve">ARP.6.1.4.1 — Metinden hareketle hedef sözcükleri yerinde kullanır.</w:t>
             </w:r>
@@ -9315,19 +9074,19 @@
           </w:tcPr>
           <w:p>
             <w:pPr>
-              <w:spacing w:after="0" w:line="270"/>
-              <w:jc w:val="center"/>
-            </w:pPr>
-            <w:r>
-              <w:rPr>
-                <w:rFonts w:ascii="Times New Roman" w:cs="Times New Roman" w:eastAsia="Times New Roman" w:hAnsi="Times New Roman"/>
-                <w:b w:val="false"/>
-                <w:bCs w:val="false"/>
-                <w:i w:val="false"/>
-                <w:iCs w:val="false"/>
-                <w:color w:val="111111"/>
-                <w:sz w:val="17"/>
-                <w:szCs w:val="17"/>
+              <w:spacing w:after="0" w:line="208"/>
+              <w:jc w:val="center"/>
+            </w:pPr>
+            <w:r>
+              <w:rPr>
+                <w:rFonts w:ascii="Times New Roman" w:cs="Times New Roman" w:eastAsia="Times New Roman" w:hAnsi="Times New Roman"/>
+                <w:b w:val="false"/>
+                <w:bCs w:val="false"/>
+                <w:i w:val="false"/>
+                <w:iCs w:val="false"/>
+                <w:color w:val="111111"/>
+                <w:sz w:val="14"/>
+                <w:szCs w:val="14"/>
               </w:rPr>
               <w:t xml:space="preserve">Sözcük</w:t>
             </w:r>
@@ -9346,19 +9105,19 @@
           </w:tcPr>
           <w:p>
             <w:pPr>
-              <w:spacing w:after="0" w:line="270"/>
-              <w:jc w:val="center"/>
-            </w:pPr>
-            <w:r>
-              <w:rPr>
-                <w:rFonts w:ascii="Times New Roman" w:cs="Times New Roman" w:eastAsia="Times New Roman" w:hAnsi="Times New Roman"/>
-                <w:b w:val="false"/>
-                <w:bCs w:val="false"/>
-                <w:i w:val="false"/>
-                <w:iCs w:val="false"/>
-                <w:color w:val="111111"/>
-                <w:sz w:val="18"/>
-                <w:szCs w:val="18"/>
+              <w:spacing w:after="0" w:line="208"/>
+              <w:jc w:val="center"/>
+            </w:pPr>
+            <w:r>
+              <w:rPr>
+                <w:rFonts w:ascii="Times New Roman" w:cs="Times New Roman" w:eastAsia="Times New Roman" w:hAnsi="Times New Roman"/>
+                <w:b w:val="false"/>
+                <w:bCs w:val="false"/>
+                <w:i w:val="false"/>
+                <w:iCs w:val="false"/>
+                <w:color w:val="111111"/>
+                <w:sz w:val="15"/>
+                <w:szCs w:val="15"/>
               </w:rPr>
               <w:t xml:space="preserve">10</w:t>
             </w:r>
@@ -9379,7 +9138,7 @@
           </w:tcPr>
           <w:p>
             <w:pPr>
-              <w:spacing w:after="0" w:line="270"/>
+              <w:spacing w:after="0" w:line="208"/>
               <w:jc w:val="center"/>
             </w:pPr>
             <w:r>
@@ -9390,8 +9149,8 @@
                 <w:i w:val="false"/>
                 <w:iCs w:val="false"/>
                 <w:color w:val="111111"/>
-                <w:sz w:val="18"/>
-                <w:szCs w:val="18"/>
+                <w:sz w:val="15"/>
+                <w:szCs w:val="15"/>
               </w:rPr>
               <w:t xml:space="preserve">6</w:t>
             </w:r>
@@ -9410,18 +9169,18 @@
           </w:tcPr>
           <w:p>
             <w:pPr>
-              <w:spacing w:after="0" w:line="270"/>
-            </w:pPr>
-            <w:r>
-              <w:rPr>
-                <w:rFonts w:ascii="Times New Roman" w:cs="Times New Roman" w:eastAsia="Times New Roman" w:hAnsi="Times New Roman"/>
-                <w:b w:val="false"/>
-                <w:bCs w:val="false"/>
-                <w:i w:val="false"/>
-                <w:iCs w:val="false"/>
-                <w:color w:val="111111"/>
-                <w:sz w:val="17"/>
-                <w:szCs w:val="17"/>
+              <w:spacing w:after="0" w:line="208"/>
+            </w:pPr>
+            <w:r>
+              <w:rPr>
+                <w:rFonts w:ascii="Times New Roman" w:cs="Times New Roman" w:eastAsia="Times New Roman" w:hAnsi="Times New Roman"/>
+                <w:b w:val="false"/>
+                <w:bCs w:val="false"/>
+                <w:i w:val="false"/>
+                <w:iCs w:val="false"/>
+                <w:color w:val="111111"/>
+                <w:sz w:val="14"/>
+                <w:szCs w:val="14"/>
               </w:rPr>
               <w:t xml:space="preserve">ARP.6.1.3.1 — Muttasıl zamirlerin kime ait olduğunu ayırt eder.</w:t>
             </w:r>
@@ -9440,19 +9199,19 @@
           </w:tcPr>
           <w:p>
             <w:pPr>
-              <w:spacing w:after="0" w:line="270"/>
-              <w:jc w:val="center"/>
-            </w:pPr>
-            <w:r>
-              <w:rPr>
-                <w:rFonts w:ascii="Times New Roman" w:cs="Times New Roman" w:eastAsia="Times New Roman" w:hAnsi="Times New Roman"/>
-                <w:b w:val="false"/>
-                <w:bCs w:val="false"/>
-                <w:i w:val="false"/>
-                <w:iCs w:val="false"/>
-                <w:color w:val="111111"/>
-                <w:sz w:val="17"/>
-                <w:szCs w:val="17"/>
+              <w:spacing w:after="0" w:line="208"/>
+              <w:jc w:val="center"/>
+            </w:pPr>
+            <w:r>
+              <w:rPr>
+                <w:rFonts w:ascii="Times New Roman" w:cs="Times New Roman" w:eastAsia="Times New Roman" w:hAnsi="Times New Roman"/>
+                <w:b w:val="false"/>
+                <w:bCs w:val="false"/>
+                <w:i w:val="false"/>
+                <w:iCs w:val="false"/>
+                <w:color w:val="111111"/>
+                <w:sz w:val="14"/>
+                <w:szCs w:val="14"/>
               </w:rPr>
               <w:t xml:space="preserve">Dil Bilgisi</w:t>
             </w:r>
@@ -9471,19 +9230,19 @@
           </w:tcPr>
           <w:p>
             <w:pPr>
-              <w:spacing w:after="0" w:line="270"/>
-              <w:jc w:val="center"/>
-            </w:pPr>
-            <w:r>
-              <w:rPr>
-                <w:rFonts w:ascii="Times New Roman" w:cs="Times New Roman" w:eastAsia="Times New Roman" w:hAnsi="Times New Roman"/>
-                <w:b w:val="false"/>
-                <w:bCs w:val="false"/>
-                <w:i w:val="false"/>
-                <w:iCs w:val="false"/>
-                <w:color w:val="111111"/>
-                <w:sz w:val="18"/>
-                <w:szCs w:val="18"/>
+              <w:spacing w:after="0" w:line="208"/>
+              <w:jc w:val="center"/>
+            </w:pPr>
+            <w:r>
+              <w:rPr>
+                <w:rFonts w:ascii="Times New Roman" w:cs="Times New Roman" w:eastAsia="Times New Roman" w:hAnsi="Times New Roman"/>
+                <w:b w:val="false"/>
+                <w:bCs w:val="false"/>
+                <w:i w:val="false"/>
+                <w:iCs w:val="false"/>
+                <w:color w:val="111111"/>
+                <w:sz w:val="15"/>
+                <w:szCs w:val="15"/>
               </w:rPr>
               <w:t xml:space="preserve">10</w:t>
             </w:r>
@@ -9504,7 +9263,7 @@
           </w:tcPr>
           <w:p>
             <w:pPr>
-              <w:spacing w:after="0" w:line="270"/>
+              <w:spacing w:after="0" w:line="208"/>
               <w:jc w:val="center"/>
             </w:pPr>
             <w:r>
@@ -9515,8 +9274,8 @@
                 <w:i w:val="false"/>
                 <w:iCs w:val="false"/>
                 <w:color w:val="111111"/>
-                <w:sz w:val="18"/>
-                <w:szCs w:val="18"/>
+                <w:sz w:val="15"/>
+                <w:szCs w:val="15"/>
               </w:rPr>
               <w:t xml:space="preserve">7</w:t>
             </w:r>
@@ -9535,18 +9294,18 @@
           </w:tcPr>
           <w:p>
             <w:pPr>
-              <w:spacing w:after="0" w:line="270"/>
-            </w:pPr>
-            <w:r>
-              <w:rPr>
-                <w:rFonts w:ascii="Times New Roman" w:cs="Times New Roman" w:eastAsia="Times New Roman" w:hAnsi="Times New Roman"/>
-                <w:b w:val="false"/>
-                <w:bCs w:val="false"/>
-                <w:i w:val="false"/>
-                <w:iCs w:val="false"/>
-                <w:color w:val="111111"/>
-                <w:sz w:val="17"/>
-                <w:szCs w:val="17"/>
+              <w:spacing w:after="0" w:line="208"/>
+            </w:pPr>
+            <w:r>
+              <w:rPr>
+                <w:rFonts w:ascii="Times New Roman" w:cs="Times New Roman" w:eastAsia="Times New Roman" w:hAnsi="Times New Roman"/>
+                <w:b w:val="false"/>
+                <w:bCs w:val="false"/>
+                <w:i w:val="false"/>
+                <w:iCs w:val="false"/>
+                <w:color w:val="111111"/>
+                <w:sz w:val="14"/>
+                <w:szCs w:val="14"/>
               </w:rPr>
               <w:t xml:space="preserve">ARP.6.1.2.3 — Okuduğu içeriği anlamlandırarak sorulara cevap verir.</w:t>
             </w:r>
@@ -9565,19 +9324,19 @@
           </w:tcPr>
           <w:p>
             <w:pPr>
-              <w:spacing w:after="0" w:line="270"/>
-              <w:jc w:val="center"/>
-            </w:pPr>
-            <w:r>
-              <w:rPr>
-                <w:rFonts w:ascii="Times New Roman" w:cs="Times New Roman" w:eastAsia="Times New Roman" w:hAnsi="Times New Roman"/>
-                <w:b w:val="false"/>
-                <w:bCs w:val="false"/>
-                <w:i w:val="false"/>
-                <w:iCs w:val="false"/>
-                <w:color w:val="111111"/>
-                <w:sz w:val="17"/>
-                <w:szCs w:val="17"/>
+              <w:spacing w:after="0" w:line="208"/>
+              <w:jc w:val="center"/>
+            </w:pPr>
+            <w:r>
+              <w:rPr>
+                <w:rFonts w:ascii="Times New Roman" w:cs="Times New Roman" w:eastAsia="Times New Roman" w:hAnsi="Times New Roman"/>
+                <w:b w:val="false"/>
+                <w:bCs w:val="false"/>
+                <w:i w:val="false"/>
+                <w:iCs w:val="false"/>
+                <w:color w:val="111111"/>
+                <w:sz w:val="14"/>
+                <w:szCs w:val="14"/>
               </w:rPr>
               <w:t xml:space="preserve">Okuma</w:t>
             </w:r>
@@ -9596,19 +9355,19 @@
           </w:tcPr>
           <w:p>
             <w:pPr>
-              <w:spacing w:after="0" w:line="270"/>
-              <w:jc w:val="center"/>
-            </w:pPr>
-            <w:r>
-              <w:rPr>
-                <w:rFonts w:ascii="Times New Roman" w:cs="Times New Roman" w:eastAsia="Times New Roman" w:hAnsi="Times New Roman"/>
-                <w:b w:val="false"/>
-                <w:bCs w:val="false"/>
-                <w:i w:val="false"/>
-                <w:iCs w:val="false"/>
-                <w:color w:val="111111"/>
-                <w:sz w:val="18"/>
-                <w:szCs w:val="18"/>
+              <w:spacing w:after="0" w:line="208"/>
+              <w:jc w:val="center"/>
+            </w:pPr>
+            <w:r>
+              <w:rPr>
+                <w:rFonts w:ascii="Times New Roman" w:cs="Times New Roman" w:eastAsia="Times New Roman" w:hAnsi="Times New Roman"/>
+                <w:b w:val="false"/>
+                <w:bCs w:val="false"/>
+                <w:i w:val="false"/>
+                <w:iCs w:val="false"/>
+                <w:color w:val="111111"/>
+                <w:sz w:val="15"/>
+                <w:szCs w:val="15"/>
               </w:rPr>
               <w:t xml:space="preserve">15</w:t>
             </w:r>
@@ -9629,7 +9388,7 @@
           </w:tcPr>
           <w:p>
             <w:pPr>
-              <w:spacing w:after="0" w:line="270"/>
+              <w:spacing w:after="0" w:line="208"/>
               <w:jc w:val="center"/>
             </w:pPr>
             <w:r>
@@ -9640,8 +9399,8 @@
                 <w:i w:val="false"/>
                 <w:iCs w:val="false"/>
                 <w:color w:val="111111"/>
-                <w:sz w:val="18"/>
-                <w:szCs w:val="18"/>
+                <w:sz w:val="15"/>
+                <w:szCs w:val="15"/>
               </w:rPr>
               <w:t xml:space="preserve">8</w:t>
             </w:r>
@@ -9660,18 +9419,18 @@
           </w:tcPr>
           <w:p>
             <w:pPr>
-              <w:spacing w:after="0" w:line="270"/>
-            </w:pPr>
-            <w:r>
-              <w:rPr>
-                <w:rFonts w:ascii="Times New Roman" w:cs="Times New Roman" w:eastAsia="Times New Roman" w:hAnsi="Times New Roman"/>
-                <w:b w:val="false"/>
-                <w:bCs w:val="false"/>
-                <w:i w:val="false"/>
-                <w:iCs w:val="false"/>
-                <w:color w:val="111111"/>
-                <w:sz w:val="17"/>
-                <w:szCs w:val="17"/>
+              <w:spacing w:after="0" w:line="208"/>
+            </w:pPr>
+            <w:r>
+              <w:rPr>
+                <w:rFonts w:ascii="Times New Roman" w:cs="Times New Roman" w:eastAsia="Times New Roman" w:hAnsi="Times New Roman"/>
+                <w:b w:val="false"/>
+                <w:bCs w:val="false"/>
+                <w:i w:val="false"/>
+                <w:iCs w:val="false"/>
+                <w:color w:val="111111"/>
+                <w:sz w:val="14"/>
+                <w:szCs w:val="14"/>
               </w:rPr>
               <w:t xml:space="preserve">ARP.6.1.7.4 — Akrabalarını tanıtan yazısını uygulamaya geçirir.</w:t>
             </w:r>
@@ -9690,19 +9449,19 @@
           </w:tcPr>
           <w:p>
             <w:pPr>
-              <w:spacing w:after="0" w:line="270"/>
-              <w:jc w:val="center"/>
-            </w:pPr>
-            <w:r>
-              <w:rPr>
-                <w:rFonts w:ascii="Times New Roman" w:cs="Times New Roman" w:eastAsia="Times New Roman" w:hAnsi="Times New Roman"/>
-                <w:b w:val="false"/>
-                <w:bCs w:val="false"/>
-                <w:i w:val="false"/>
-                <w:iCs w:val="false"/>
-                <w:color w:val="111111"/>
-                <w:sz w:val="17"/>
-                <w:szCs w:val="17"/>
+              <w:spacing w:after="0" w:line="208"/>
+              <w:jc w:val="center"/>
+            </w:pPr>
+            <w:r>
+              <w:rPr>
+                <w:rFonts w:ascii="Times New Roman" w:cs="Times New Roman" w:eastAsia="Times New Roman" w:hAnsi="Times New Roman"/>
+                <w:b w:val="false"/>
+                <w:bCs w:val="false"/>
+                <w:i w:val="false"/>
+                <w:iCs w:val="false"/>
+                <w:color w:val="111111"/>
+                <w:sz w:val="14"/>
+                <w:szCs w:val="14"/>
               </w:rPr>
               <w:t xml:space="preserve">Yazma</w:t>
             </w:r>
@@ -9721,19 +9480,19 @@
           </w:tcPr>
           <w:p>
             <w:pPr>
-              <w:spacing w:after="0" w:line="270"/>
-              <w:jc w:val="center"/>
-            </w:pPr>
-            <w:r>
-              <w:rPr>
-                <w:rFonts w:ascii="Times New Roman" w:cs="Times New Roman" w:eastAsia="Times New Roman" w:hAnsi="Times New Roman"/>
-                <w:b w:val="false"/>
-                <w:bCs w:val="false"/>
-                <w:i w:val="false"/>
-                <w:iCs w:val="false"/>
-                <w:color w:val="111111"/>
-                <w:sz w:val="18"/>
-                <w:szCs w:val="18"/>
+              <w:spacing w:after="0" w:line="208"/>
+              <w:jc w:val="center"/>
+            </w:pPr>
+            <w:r>
+              <w:rPr>
+                <w:rFonts w:ascii="Times New Roman" w:cs="Times New Roman" w:eastAsia="Times New Roman" w:hAnsi="Times New Roman"/>
+                <w:b w:val="false"/>
+                <w:bCs w:val="false"/>
+                <w:i w:val="false"/>
+                <w:iCs w:val="false"/>
+                <w:color w:val="111111"/>
+                <w:sz w:val="15"/>
+                <w:szCs w:val="15"/>
               </w:rPr>
               <w:t xml:space="preserve">15</w:t>
             </w:r>
@@ -9743,7 +9502,7 @@
     </w:tbl>
     <w:p>
       <w:pPr>
-        <w:spacing w:after="60"/>
+        <w:spacing w:after="18"/>
       </w:pPr>
       <w:r>
         <w:rPr>
@@ -9753,8 +9512,8 @@
           <w:i w:val="false"/>
           <w:iCs w:val="false"/>
           <w:color w:val="111111"/>
-          <w:sz w:val="21"/>
-          <w:szCs w:val="21"/>
+          <w:sz w:val="17"/>
+          <w:szCs w:val="17"/>
         </w:rPr>
         <w:t xml:space="preserve"/>
       </w:r>
@@ -9798,44 +9557,26 @@
           </w:tcPr>
           <w:p>
             <w:pPr>
-              <w:spacing w:after="0" w:line="120"/>
-            </w:pPr>
-            <w:r>
-              <w:rPr>
-                <w:rFonts w:ascii="Times New Roman" w:cs="Times New Roman" w:eastAsia="Times New Roman" w:hAnsi="Times New Roman"/>
-                <w:b w:val="false"/>
-                <w:bCs w:val="false"/>
-                <w:i w:val="false"/>
-                <w:iCs w:val="false"/>
-                <w:color w:val="111111"/>
-                <w:sz w:val="6"/>
-                <w:szCs w:val="6"/>
-              </w:rPr>
-              <w:t xml:space="preserve"/>
-            </w:r>
-          </w:p>
-          <w:p>
-            <w:pPr>
-              <w:spacing w:after="25"/>
-              <w:jc w:val="center"/>
-            </w:pPr>
-            <w:r>
-              <w:rPr>
-                <w:rFonts w:ascii="Times New Roman" w:cs="Times New Roman" w:eastAsia="Times New Roman" w:hAnsi="Times New Roman"/>
-                <w:b w:val="false"/>
-                <w:bCs w:val="false"/>
-                <w:i w:val="false"/>
-                <w:iCs w:val="false"/>
-                <w:color w:val="111111"/>
-                <w:sz w:val="19"/>
-                <w:szCs w:val="19"/>
+              <w:spacing w:after="8"/>
+              <w:jc w:val="center"/>
+            </w:pPr>
+            <w:r>
+              <w:rPr>
+                <w:rFonts w:ascii="Times New Roman" w:cs="Times New Roman" w:eastAsia="Times New Roman" w:hAnsi="Times New Roman"/>
+                <w:b w:val="false"/>
+                <w:bCs w:val="false"/>
+                <w:i w:val="false"/>
+                <w:iCs w:val="false"/>
+                <w:color w:val="111111"/>
+                <w:sz w:val="16"/>
+                <w:szCs w:val="16"/>
               </w:rPr>
               <w:t xml:space="preserve">……………………………………</w:t>
             </w:r>
           </w:p>
           <w:p>
             <w:pPr>
-              <w:spacing w:after="8"/>
+              <w:spacing w:after="2"/>
               <w:jc w:val="center"/>
             </w:pPr>
             <w:r>
@@ -9846,8 +9587,8 @@
                 <w:i w:val="false"/>
                 <w:iCs w:val="false"/>
                 <w:color w:val="111111"/>
-                <w:sz w:val="19"/>
-                <w:szCs w:val="19"/>
+                <w:sz w:val="16"/>
+                <w:szCs w:val="16"/>
               </w:rPr>
               <w:t xml:space="preserve">Ders Öğretmeni</w:t>
             </w:r>
@@ -9865,8 +9606,8 @@
                 <w:i w:val="false"/>
                 <w:iCs w:val="false"/>
                 <w:color w:val="55636F"/>
-                <w:sz w:val="17"/>
-                <w:szCs w:val="17"/>
+                <w:sz w:val="14"/>
+                <w:szCs w:val="14"/>
               </w:rPr>
               <w:t xml:space="preserve">Arapça</w:t>
             </w:r>
@@ -9901,34 +9642,34 @@
                 <w:i w:val="false"/>
                 <w:iCs w:val="false"/>
                 <w:color w:val="111111"/>
-                <w:sz w:val="6"/>
-                <w:szCs w:val="6"/>
+                <w:sz w:val="12"/>
+                <w:szCs w:val="12"/>
               </w:rPr>
               <w:t xml:space="preserve"/>
             </w:r>
           </w:p>
           <w:p>
             <w:pPr>
-              <w:spacing w:after="25"/>
-              <w:jc w:val="center"/>
-            </w:pPr>
-            <w:r>
-              <w:rPr>
-                <w:rFonts w:ascii="Times New Roman" w:cs="Times New Roman" w:eastAsia="Times New Roman" w:hAnsi="Times New Roman"/>
-                <w:b w:val="false"/>
-                <w:bCs w:val="false"/>
-                <w:i w:val="false"/>
-                <w:iCs w:val="false"/>
-                <w:color w:val="111111"/>
-                <w:sz w:val="19"/>
-                <w:szCs w:val="19"/>
+              <w:spacing w:after="8"/>
+              <w:jc w:val="center"/>
+            </w:pPr>
+            <w:r>
+              <w:rPr>
+                <w:rFonts w:ascii="Times New Roman" w:cs="Times New Roman" w:eastAsia="Times New Roman" w:hAnsi="Times New Roman"/>
+                <w:b w:val="false"/>
+                <w:bCs w:val="false"/>
+                <w:i w:val="false"/>
+                <w:iCs w:val="false"/>
+                <w:color w:val="111111"/>
+                <w:sz w:val="16"/>
+                <w:szCs w:val="16"/>
               </w:rPr>
               <w:t xml:space="preserve">……………………………………</w:t>
             </w:r>
           </w:p>
           <w:p>
             <w:pPr>
-              <w:spacing w:after="8"/>
+              <w:spacing w:after="2"/>
               <w:jc w:val="center"/>
             </w:pPr>
             <w:r>
@@ -9939,8 +9680,8 @@
                 <w:i w:val="false"/>
                 <w:iCs w:val="false"/>
                 <w:color w:val="111111"/>
-                <w:sz w:val="19"/>
-                <w:szCs w:val="19"/>
+                <w:sz w:val="16"/>
+                <w:szCs w:val="16"/>
               </w:rPr>
               <w:t xml:space="preserve">Okul Müdürü</w:t>
             </w:r>
@@ -9958,8 +9699,8 @@
                 <w:i w:val="false"/>
                 <w:iCs w:val="false"/>
                 <w:color w:val="55636F"/>
-                <w:sz w:val="17"/>
-                <w:szCs w:val="17"/>
+                <w:sz w:val="14"/>
+                <w:szCs w:val="14"/>
               </w:rPr>
               <w:t xml:space="preserve"/>
             </w:r>
@@ -9970,7 +9711,7 @@
     <w:sectPr>
       <w:footerReference w:type="default" r:id="rId7"/>
       <w:pgSz w:w="11906" w:h="16838" w:orient="portrait"/>
-      <w:pgMar w:top="1021" w:right="1021" w:bottom="1021" w:left="1021" w:header="708" w:footer="708" w:gutter="0"/>
+      <w:pgMar w:top="430" w:right="430" w:bottom="430" w:left="430" w:header="454" w:footer="400" w:gutter="0"/>
       <w:pgNumType/>
       <w:docGrid w:linePitch="360"/>
     </w:sectPr>

--- a/dosyalar/sinavlar/6-sinif/arapca-6-1d1y-beceri.docx
+++ b/dosyalar/sinavlar/6-sinif/arapca-6-1d1y-beceri.docx
@@ -522,7 +522,7 @@
                 <w:szCs w:val="26"/>
                 <w:rtl/>
               </w:rPr>
-              <w:t xml:space="preserve">أَنَا مُرَادُ، أَنَا طَالِبٌ فِي الصَّفِّ السَّادِسِ.</w:t>
+              <w:t xml:space="preserve">أَنَا مُرَاد، أَنَا طَالِبٌ فِي الصَّفِّ السَّادِسِ.</w:t>
             </w:r>
           </w:p>
           <w:p>
@@ -558,7 +558,7 @@
                 <w:szCs w:val="26"/>
                 <w:rtl/>
               </w:rPr>
-              <w:t xml:space="preserve">هَذَا عَمِّي حَسَنٌ، هُوَ طَبَّاخٌ فِي الْمَطْعَمِ.</w:t>
+              <w:t xml:space="preserve">هَذَا عَمِّي حَسَن، هُوَ طَبَّاخٌ فِي المَطْعَمِ.</w:t>
             </w:r>
           </w:p>
           <w:p>
@@ -576,7 +576,7 @@
                 <w:szCs w:val="26"/>
                 <w:rtl/>
               </w:rPr>
-              <w:t xml:space="preserve">وَهَذِهِ عَمَّتِي سُمَيَّةُ، هِيَ مُمَرِّضَةٌ فِي الْمُسْتَشْفَى.</w:t>
+              <w:t xml:space="preserve">وَهَذِهِ عَمَّتِي سُمَيَّةُ، هِيَ مُمَرِّضَةٌ فِي المُسْتَشْفَى.</w:t>
             </w:r>
           </w:p>
           <w:p>
@@ -594,7 +594,7 @@
                 <w:szCs w:val="26"/>
                 <w:rtl/>
               </w:rPr>
-              <w:t xml:space="preserve">خَالِي عُثْمَانُ سَائِقٌ، وَخَالَتِي فَاطِمَةُ مُعَلِّمَةٌ.</w:t>
+              <w:t xml:space="preserve">خَالِي عُثْمَان سَائِقٌ، وَخَالَتِي فَاطِمَة مُعَلِّمَةٌ.</w:t>
             </w:r>
           </w:p>
           <w:p>
@@ -612,7 +612,7 @@
                 <w:szCs w:val="26"/>
                 <w:rtl/>
               </w:rPr>
-              <w:t xml:space="preserve">جَدِّي وَجَدَّتِي يَسْكُنَانِ فِي الْقَرْيَةِ، وَنَحْنُ نَزُورُهُمَا فِي الْعُطْلَةِ.</w:t>
+              <w:t xml:space="preserve">جَدِّي وَجَدَّتِي يَسْكُنَانِ فِي القَرْيَةِ، وَنَحْنُ نَزُورُهُمَا فِي العُطْلَةِ.</w:t>
             </w:r>
           </w:p>
         </w:tc>
@@ -666,7 +666,7 @@
           <w:szCs w:val="25"/>
           <w:rtl/>
         </w:rPr>
-        <w:t xml:space="preserve">مَا مِهْنَةُ الْعَمِّ؟</w:t>
+        <w:t xml:space="preserve">مَا مِهْنَةُ العَمِّ؟</w:t>
       </w:r>
     </w:p>
     <w:tbl>
@@ -734,7 +734,7 @@
                 <w:szCs w:val="25"/>
                 <w:rtl/>
               </w:rPr>
-              <w:t xml:space="preserve">مُعَلِّمٌ</w:t>
+              <w:t xml:space="preserve">مُعَلِّمٌ</w:t>
             </w:r>
           </w:p>
         </w:tc>
@@ -783,7 +783,7 @@
                 <w:szCs w:val="25"/>
                 <w:rtl/>
               </w:rPr>
-              <w:t xml:space="preserve">طَبَّاخٌ</w:t>
+              <w:t xml:space="preserve">طَبَّاخٌ</w:t>
             </w:r>
           </w:p>
         </w:tc>
@@ -922,7 +922,7 @@
           <w:szCs w:val="25"/>
           <w:rtl/>
         </w:rPr>
-        <w:t xml:space="preserve">أَيْنَ تَعْمَلُ الْعَمَّةُ؟</w:t>
+        <w:t xml:space="preserve">أَيْن تَعْمَلُ العَمَّةُ؟</w:t>
       </w:r>
     </w:p>
     <w:tbl>
@@ -990,7 +990,7 @@
                 <w:szCs w:val="25"/>
                 <w:rtl/>
               </w:rPr>
-              <w:t xml:space="preserve">فِي الْمَدْرَسَةِ</w:t>
+              <w:t xml:space="preserve">فِي المَدْرَسَةِ</w:t>
             </w:r>
           </w:p>
         </w:tc>
@@ -1039,7 +1039,7 @@
                 <w:szCs w:val="25"/>
                 <w:rtl/>
               </w:rPr>
-              <w:t xml:space="preserve">فِي الْمَطْعَمِ</w:t>
+              <w:t xml:space="preserve">فِي المَطْعَمِ</w:t>
             </w:r>
           </w:p>
         </w:tc>
@@ -1093,7 +1093,7 @@
                 <w:szCs w:val="25"/>
                 <w:rtl/>
               </w:rPr>
-              <w:t xml:space="preserve">فِي الْقَرْيَةِ</w:t>
+              <w:t xml:space="preserve">فِي القَرْيَةِ</w:t>
             </w:r>
           </w:p>
         </w:tc>
@@ -1142,7 +1142,7 @@
                 <w:szCs w:val="25"/>
                 <w:rtl/>
               </w:rPr>
-              <w:t xml:space="preserve">فِي الْمُسْتَشْفَى</w:t>
+              <w:t xml:space="preserve">فِي المُسْتَشْفَى</w:t>
             </w:r>
           </w:p>
         </w:tc>
@@ -1178,7 +1178,7 @@
           <w:szCs w:val="25"/>
           <w:rtl/>
         </w:rPr>
-        <w:t xml:space="preserve">أَيْنَ يَسْكُنُ الْجَدُّ وَالْجَدَّةُ؟</w:t>
+        <w:t xml:space="preserve">أَيْن يَسْكُنُ الجَدُّ وَالْجَدَّةُ؟</w:t>
       </w:r>
     </w:p>
     <w:tbl>
@@ -1246,7 +1246,7 @@
                 <w:szCs w:val="25"/>
                 <w:rtl/>
               </w:rPr>
-              <w:t xml:space="preserve">فِي الْقَرْيَةِ</w:t>
+              <w:t xml:space="preserve">فِي القَرْيَةِ</w:t>
             </w:r>
           </w:p>
         </w:tc>
@@ -1295,7 +1295,7 @@
                 <w:szCs w:val="25"/>
                 <w:rtl/>
               </w:rPr>
-              <w:t xml:space="preserve">فِي الْمَدِينَةِ</w:t>
+              <w:t xml:space="preserve">فِي المَدِينَةِ</w:t>
             </w:r>
           </w:p>
         </w:tc>
@@ -1349,7 +1349,7 @@
                 <w:szCs w:val="25"/>
                 <w:rtl/>
               </w:rPr>
-              <w:t xml:space="preserve">فِي الْمُسْتَشْفَى</w:t>
+              <w:t xml:space="preserve">فِي المُسْتَشْفَى</w:t>
             </w:r>
           </w:p>
         </w:tc>
@@ -1398,7 +1398,7 @@
                 <w:szCs w:val="25"/>
                 <w:rtl/>
               </w:rPr>
-              <w:t xml:space="preserve">فِي السُّوقِ</w:t>
+              <w:t xml:space="preserve">فِي السُّوقِ</w:t>
             </w:r>
           </w:p>
         </w:tc>
@@ -1743,7 +1743,7 @@
                 <w:szCs w:val="25"/>
                 <w:rtl/>
               </w:rPr>
-              <w:t xml:space="preserve">لِزَيْنَبَ عَمٌّ وَاحِدٌ.</w:t>
+              <w:t xml:space="preserve">لِزَيْنَبَ عَمٌّ وَاحِدٌ.</w:t>
             </w:r>
           </w:p>
         </w:tc>
@@ -1851,7 +1851,7 @@
                 <w:szCs w:val="25"/>
                 <w:rtl/>
               </w:rPr>
-              <w:t xml:space="preserve">عَمُّ زَيْنَبَ ضَابِطٌ.</w:t>
+              <w:t xml:space="preserve">عَمُّ زَيْنَب ضَابِطٌ.</w:t>
             </w:r>
           </w:p>
         </w:tc>
@@ -1959,7 +1959,7 @@
                 <w:szCs w:val="25"/>
                 <w:rtl/>
               </w:rPr>
-              <w:t xml:space="preserve">خَالَةُ زَيْنَبَ مُعَلِّمَةٌ.</w:t>
+              <w:t xml:space="preserve">خَالَةُ زَيْنَب مُعَلِّمَةٌ.</w:t>
             </w:r>
           </w:p>
         </w:tc>
@@ -2067,7 +2067,7 @@
                 <w:szCs w:val="25"/>
                 <w:rtl/>
               </w:rPr>
-              <w:t xml:space="preserve">اَلْجَدَّةُ تَسْكُنُ فِي الْقَرْيَةِ.</w:t>
+              <w:t xml:space="preserve">اَلجَدَّةُ تَسْكُنُ فِي القَرْيَةِ.</w:t>
             </w:r>
           </w:p>
         </w:tc>
@@ -2175,7 +2175,7 @@
                 <w:szCs w:val="25"/>
                 <w:rtl/>
               </w:rPr>
-              <w:t xml:space="preserve">وَالِدُ زَيْنَبَ يَعْمَلُ فِي الْمَصْنَعِ.</w:t>
+              <w:t xml:space="preserve">وَالِدُ زَيْنَب يَعْمَلُ فِي المَصْنَعِ.</w:t>
             </w:r>
           </w:p>
         </w:tc>
@@ -2393,7 +2393,7 @@
                 <w:szCs w:val="25"/>
                 <w:rtl/>
               </w:rPr>
-              <w:t xml:space="preserve">كَيْفَ حَالُكَ يَا عَمِّي؟</w:t>
+              <w:t xml:space="preserve">كَيْف حَالُكَ يَا عَمِّي؟</w:t>
             </w:r>
           </w:p>
         </w:tc>
@@ -2443,7 +2443,7 @@
                 <w:szCs w:val="25"/>
                 <w:rtl/>
               </w:rPr>
-              <w:t xml:space="preserve">مَا هَذَا يَا عَمِّي؟</w:t>
+              <w:t xml:space="preserve">مَا هَذَا يَا عَمِّي؟</w:t>
             </w:r>
           </w:p>
         </w:tc>
@@ -2498,7 +2498,7 @@
                 <w:szCs w:val="25"/>
                 <w:rtl/>
               </w:rPr>
-              <w:t xml:space="preserve">أَيْنَ الْكِتَابُ يَا عَمِّي؟</w:t>
+              <w:t xml:space="preserve">أَيْن الكِتَابُ يَا عَمِّي؟</w:t>
             </w:r>
           </w:p>
         </w:tc>
@@ -2548,7 +2548,7 @@
                 <w:szCs w:val="25"/>
                 <w:rtl/>
               </w:rPr>
-              <w:t xml:space="preserve">هَذِهِ عَمَّتِي.</w:t>
+              <w:t xml:space="preserve">هَذِهِ عَمَّتِي.</w:t>
             </w:r>
           </w:p>
         </w:tc>
@@ -2640,7 +2640,7 @@
                 <w:szCs w:val="25"/>
                 <w:rtl/>
               </w:rPr>
-              <w:t xml:space="preserve">طَبَّاخٌ</w:t>
+              <w:t xml:space="preserve">طَبَّاخٌ</w:t>
             </w:r>
           </w:p>
         </w:tc>
@@ -2745,7 +2745,7 @@
                 <w:szCs w:val="25"/>
                 <w:rtl/>
               </w:rPr>
-              <w:t xml:space="preserve">مُعَلِّمٌ</w:t>
+              <w:t xml:space="preserve">مُعَلِّمٌ</w:t>
             </w:r>
           </w:p>
         </w:tc>
@@ -2795,7 +2795,7 @@
                 <w:szCs w:val="25"/>
                 <w:rtl/>
               </w:rPr>
-              <w:t xml:space="preserve">فَلَّاحٌ</w:t>
+              <w:t xml:space="preserve">فَلَّاحٌ</w:t>
             </w:r>
           </w:p>
         </w:tc>
@@ -2992,7 +2992,7 @@
                 <w:szCs w:val="25"/>
                 <w:rtl/>
               </w:rPr>
-              <w:t xml:space="preserve">هَذِهِ عَمَّتِي.</w:t>
+              <w:t xml:space="preserve">هَذِهِ عَمَّتِي.</w:t>
             </w:r>
           </w:p>
         </w:tc>
@@ -3042,7 +3042,7 @@
                 <w:szCs w:val="25"/>
                 <w:rtl/>
               </w:rPr>
-              <w:t xml:space="preserve">هَذَا عَمِّي.</w:t>
+              <w:t xml:space="preserve">هَذَا عَمِّي.</w:t>
             </w:r>
           </w:p>
         </w:tc>
@@ -3427,7 +3427,7 @@
                 <w:szCs w:val="25"/>
                 <w:rtl/>
               </w:rPr>
-              <w:t xml:space="preserve">وَالِدِي يَعْمَلُ فِي الْمَصْنَعِ.</w:t>
+              <w:t xml:space="preserve">وَالِدِي يَعْمَلُ فِي المَصْنَعِ.</w:t>
             </w:r>
           </w:p>
         </w:tc>
@@ -3532,7 +3532,7 @@
                 <w:szCs w:val="25"/>
                 <w:rtl/>
               </w:rPr>
-              <w:t xml:space="preserve">أَيْنَ وَالِدِي؟</w:t>
+              <w:t xml:space="preserve">أَيْن وَالِدِي؟</w:t>
             </w:r>
           </w:p>
         </w:tc>
@@ -3806,7 +3806,7 @@
                 <w:szCs w:val="25"/>
                 <w:rtl/>
               </w:rPr>
-              <w:t xml:space="preserve">أَيْنَ يَسْكُنُ جَدُّكَ؟</w:t>
+              <w:t xml:space="preserve">أَيْن يَسْكُنُ جَدُّكَ؟</w:t>
             </w:r>
           </w:p>
         </w:tc>
@@ -3976,7 +3976,7 @@
                 <w:szCs w:val="25"/>
                 <w:rtl/>
               </w:rPr>
-              <w:t xml:space="preserve">أَيْنَ يَعْمَلُ خَالُكَ؟</w:t>
+              <w:t xml:space="preserve">أَيْن يَعْمَلُ خَالُكَ؟</w:t>
             </w:r>
           </w:p>
         </w:tc>
@@ -4146,7 +4146,7 @@
                 <w:szCs w:val="25"/>
                 <w:rtl/>
               </w:rPr>
-              <w:t xml:space="preserve">هَذَا عَمِّي.</w:t>
+              <w:t xml:space="preserve">هَذَا عَمِّي.</w:t>
             </w:r>
           </w:p>
         </w:tc>
@@ -4486,7 +4486,7 @@
                 <w:szCs w:val="25"/>
                 <w:rtl/>
               </w:rPr>
-              <w:t xml:space="preserve">مَا مِهْنَةُ عَمَّتِكَ؟</w:t>
+              <w:t xml:space="preserve">مَا مِهْنَةُ عَمَّتِكَ؟</w:t>
             </w:r>
           </w:p>
         </w:tc>
@@ -4638,7 +4638,7 @@
                 <w:szCs w:val="26"/>
                 <w:rtl/>
               </w:rPr>
-              <w:t xml:space="preserve">السَّادِسِ   —   طَبَّاخٌ   —   مُمَرِّضَةٌ   —   سَائِقٌ   —   الْقَرْيَةِ</w:t>
+              <w:t xml:space="preserve">السَّادِسِ   —   طَبَّاخٌ   —   مُمَرِّضَةٌ   —   سَائِقٌ   —   القَرْيَةِ</w:t>
             </w:r>
           </w:p>
         </w:tc>
@@ -4745,7 +4745,7 @@
                 <w:szCs w:val="25"/>
                 <w:rtl/>
               </w:rPr>
-              <w:t xml:space="preserve">مُرَادُ طَالِبٌ فِي الصَّفِّ ……………………… .</w:t>
+              <w:t xml:space="preserve">مُرَاد طَالِبٌ فِي الصَّفِّ ……………………… .</w:t>
             </w:r>
           </w:p>
         </w:tc>
@@ -4817,7 +4817,7 @@
                 <w:szCs w:val="25"/>
                 <w:rtl/>
               </w:rPr>
-              <w:t xml:space="preserve">عَمُّهُ حَسَنٌ ……………………… فِي الْمَطْعَمِ.</w:t>
+              <w:t xml:space="preserve">عَمُّهُ حَسَن ……………………… فِي المَطْعَمِ.</w:t>
             </w:r>
           </w:p>
         </w:tc>
@@ -4889,7 +4889,7 @@
                 <w:szCs w:val="25"/>
                 <w:rtl/>
               </w:rPr>
-              <w:t xml:space="preserve">عَمَّتُهُ سُمَيَّةُ ……………………… فِي الْمُسْتَشْفَى.</w:t>
+              <w:t xml:space="preserve">عَمَّتُهُ سُمَيَّةُ ……………………… فِي المُسْتَشْفَى.</w:t>
             </w:r>
           </w:p>
         </w:tc>
@@ -4961,7 +4961,7 @@
                 <w:szCs w:val="25"/>
                 <w:rtl/>
               </w:rPr>
-              <w:t xml:space="preserve">خَالُهُ عُثْمَانُ ……………………… .</w:t>
+              <w:t xml:space="preserve">خَالُهُ عُثْمَان ……………………… .</w:t>
             </w:r>
           </w:p>
         </w:tc>
@@ -5033,7 +5033,7 @@
                 <w:szCs w:val="25"/>
                 <w:rtl/>
               </w:rPr>
-              <w:t xml:space="preserve">جَدُّهُ وَجَدَّتُهُ يَسْكُنَانِ فِي ……………………… .</w:t>
+              <w:t xml:space="preserve">جَدُّهُ وَجَدَّتُهُ يَسْكُنَانِ فِي ……………………… .</w:t>
             </w:r>
           </w:p>
         </w:tc>
@@ -5494,7 +5494,7 @@
                 <w:szCs w:val="26"/>
                 <w:rtl/>
               </w:rPr>
-              <w:t xml:space="preserve">عَمُّهُمْ</w:t>
+              <w:t xml:space="preserve">عَمُّهُمْ</w:t>
             </w:r>
           </w:p>
         </w:tc>
@@ -5686,7 +5686,7 @@
                 <w:szCs w:val="26"/>
                 <w:rtl/>
               </w:rPr>
-              <w:t xml:space="preserve">جَدُّكَ</w:t>
+              <w:t xml:space="preserve">جَدُّكَ</w:t>
             </w:r>
           </w:p>
         </w:tc>
@@ -6551,7 +6551,7 @@
                 <w:szCs w:val="26"/>
                 <w:rtl/>
               </w:rPr>
-              <w:t xml:space="preserve">أَقَارِبِي   —   وَالِدِي   —   عَمِّي   —   عَمَّتِي   —   خَالِي   —   يَعْمَلُ   —   مِهْنَةُ</w:t>
+              <w:t xml:space="preserve">أَقَارِبِي   —   وَالِدِي   —   عَمِّي   —   عَمَّتِي   —   خَالِي   —   يَعْمَلُ   —   مِهْنَةُ</w:t>
             </w:r>
           </w:p>
         </w:tc>
@@ -6969,7 +6969,7 @@
                 <w:sz w:val="16"/>
                 <w:szCs w:val="16"/>
               </w:rPr>
-              <w:t xml:space="preserve">d) Örnek: وَالِدِي طَبَّاخٌ. (3 puan)</w:t>
+              <w:t xml:space="preserve">d) Örnek: وَالِدِي طَبَّاخٌ. (3 puan)</w:t>
             </w:r>
           </w:p>
         </w:tc>
@@ -7081,7 +7081,7 @@
                 <w:sz w:val="16"/>
                 <w:szCs w:val="16"/>
               </w:rPr>
-              <w:t xml:space="preserve">أَنَا زَيْنَبُ. لِي عَمٌّ وَاحِدٌ وَخَالَتَانِ. عَمِّي فَلَّاحٌ. خَالَتِي الْكُبْرَى مُعَلِّمَةٌ. جَدَّتِي تَسْكُنُ مَعَنَا فِي الْبَيْتِ. وَالِدِي يَعْمَلُ فِي الْمَصْنَعِ.</w:t>
+              <w:t xml:space="preserve">أَنَا زَيْنَب. لِي عَمٌّ وَاحِدٌ وَخَالَتَانِ. عَمِّي فَلَّاحٌ. خَالَتِي الكُبْرَى مُعَلِّمَةٌ. جَدَّتِي تَسْكُنُ مَعَنَا فِي البَيْتِ. وَالِدِي يَعْمَلُ فِي المَصْنَعِ.</w:t>
             </w:r>
           </w:p>
           <w:p>
@@ -7381,7 +7381,7 @@
                 <w:szCs w:val="24"/>
                 <w:rtl/>
               </w:rPr>
-              <w:t xml:space="preserve">السَّادِسِ ، طَبَّاخٌ ، مُمَرِّضَةٌ ، سَائِقٌ ، الْقَرْيَةِ</w:t>
+              <w:t xml:space="preserve">السَّادِسِ ، طَبَّاخٌ ، مُمَرِّضَةٌ ، سَائِقٌ ، القَرْيَةِ</w:t>
             </w:r>
           </w:p>
         </w:tc>
@@ -7569,7 +7569,7 @@
                 <w:szCs w:val="24"/>
                 <w:rtl/>
               </w:rPr>
-              <w:t xml:space="preserve">هُوَ فِي الصَّفِّ السَّادِسِ. · اِسْمُهُ حَسَنٌ. · هِيَ مُمَرِّضَةٌ.</w:t>
+              <w:t xml:space="preserve">هُوَ فِي الصَّفِّ السَّادِسِ. · اِسْمُهُ حَسَن. · هِيَ مُمَرِّضَةٌ.</w:t>
             </w:r>
           </w:p>
           <w:p>
@@ -7587,7 +7587,7 @@
                 <w:szCs w:val="24"/>
                 <w:rtl/>
               </w:rPr>
-              <w:t xml:space="preserve">هِيَ مُعَلِّمَةٌ. · يَسْكُنَانِ فِي الْقَرْيَةِ.</w:t>
+              <w:t xml:space="preserve">هِيَ مُعَلِّمَةٌ. · يَسْكُنَانِ فِي القَرْيَةِ.</w:t>
             </w:r>
           </w:p>
         </w:tc>

--- a/dosyalar/sinavlar/6-sinif/arapca-6-1d1y-beceri.docx
+++ b/dosyalar/sinavlar/6-sinif/arapca-6-1d1y-beceri.docx
@@ -496,7 +496,7 @@
             </w:pPr>
             <w:r>
               <w:rPr>
-                <w:rFonts w:ascii="Markazi Text" w:cs="Markazi Text" w:eastAsia="Markazi Text" w:hAnsi="Markazi Text"/>
+                <w:rFonts w:ascii="Arakom" w:cs="Arakom" w:eastAsia="Arakom" w:hAnsi="Arakom"/>
                 <w:b/>
                 <w:bCs/>
                 <w:color w:val="111111"/>
@@ -514,7 +514,7 @@
             </w:pPr>
             <w:r>
               <w:rPr>
-                <w:rFonts w:ascii="Markazi Text" w:cs="Markazi Text" w:eastAsia="Markazi Text" w:hAnsi="Markazi Text"/>
+                <w:rFonts w:ascii="Arakom" w:cs="Arakom" w:eastAsia="Arakom" w:hAnsi="Arakom"/>
                 <w:b w:val="false"/>
                 <w:bCs w:val="false"/>
                 <w:color w:val="111111"/>
@@ -532,7 +532,7 @@
             </w:pPr>
             <w:r>
               <w:rPr>
-                <w:rFonts w:ascii="Markazi Text" w:cs="Markazi Text" w:eastAsia="Markazi Text" w:hAnsi="Markazi Text"/>
+                <w:rFonts w:ascii="Arakom" w:cs="Arakom" w:eastAsia="Arakom" w:hAnsi="Arakom"/>
                 <w:b w:val="false"/>
                 <w:bCs w:val="false"/>
                 <w:color w:val="111111"/>
@@ -550,7 +550,7 @@
             </w:pPr>
             <w:r>
               <w:rPr>
-                <w:rFonts w:ascii="Markazi Text" w:cs="Markazi Text" w:eastAsia="Markazi Text" w:hAnsi="Markazi Text"/>
+                <w:rFonts w:ascii="Arakom" w:cs="Arakom" w:eastAsia="Arakom" w:hAnsi="Arakom"/>
                 <w:b w:val="false"/>
                 <w:bCs w:val="false"/>
                 <w:color w:val="111111"/>
@@ -568,7 +568,7 @@
             </w:pPr>
             <w:r>
               <w:rPr>
-                <w:rFonts w:ascii="Markazi Text" w:cs="Markazi Text" w:eastAsia="Markazi Text" w:hAnsi="Markazi Text"/>
+                <w:rFonts w:ascii="Arakom" w:cs="Arakom" w:eastAsia="Arakom" w:hAnsi="Arakom"/>
                 <w:b w:val="false"/>
                 <w:bCs w:val="false"/>
                 <w:color w:val="111111"/>
@@ -586,7 +586,7 @@
             </w:pPr>
             <w:r>
               <w:rPr>
-                <w:rFonts w:ascii="Markazi Text" w:cs="Markazi Text" w:eastAsia="Markazi Text" w:hAnsi="Markazi Text"/>
+                <w:rFonts w:ascii="Arakom" w:cs="Arakom" w:eastAsia="Arakom" w:hAnsi="Arakom"/>
                 <w:b w:val="false"/>
                 <w:bCs w:val="false"/>
                 <w:color w:val="111111"/>
@@ -604,7 +604,7 @@
             </w:pPr>
             <w:r>
               <w:rPr>
-                <w:rFonts w:ascii="Markazi Text" w:cs="Markazi Text" w:eastAsia="Markazi Text" w:hAnsi="Markazi Text"/>
+                <w:rFonts w:ascii="Arakom" w:cs="Arakom" w:eastAsia="Arakom" w:hAnsi="Arakom"/>
                 <w:b w:val="false"/>
                 <w:bCs w:val="false"/>
                 <w:color w:val="111111"/>
@@ -658,7 +658,7 @@
       </w:r>
       <w:r>
         <w:rPr>
-          <w:rFonts w:ascii="Markazi Text" w:cs="Markazi Text" w:eastAsia="Markazi Text" w:hAnsi="Markazi Text"/>
+          <w:rFonts w:ascii="Arakom" w:cs="Arakom" w:eastAsia="Arakom" w:hAnsi="Arakom"/>
           <w:b w:val="false"/>
           <w:bCs w:val="false"/>
           <w:color w:val="111111"/>
@@ -726,7 +726,7 @@
             </w:r>
             <w:r>
               <w:rPr>
-                <w:rFonts w:ascii="Markazi Text" w:cs="Markazi Text" w:eastAsia="Markazi Text" w:hAnsi="Markazi Text"/>
+                <w:rFonts w:ascii="Arakom" w:cs="Arakom" w:eastAsia="Arakom" w:hAnsi="Arakom"/>
                 <w:b w:val="false"/>
                 <w:bCs w:val="false"/>
                 <w:color w:val="111111"/>
@@ -775,7 +775,7 @@
             </w:r>
             <w:r>
               <w:rPr>
-                <w:rFonts w:ascii="Markazi Text" w:cs="Markazi Text" w:eastAsia="Markazi Text" w:hAnsi="Markazi Text"/>
+                <w:rFonts w:ascii="Arakom" w:cs="Arakom" w:eastAsia="Arakom" w:hAnsi="Arakom"/>
                 <w:b w:val="false"/>
                 <w:bCs w:val="false"/>
                 <w:color w:val="111111"/>
@@ -829,7 +829,7 @@
             </w:r>
             <w:r>
               <w:rPr>
-                <w:rFonts w:ascii="Markazi Text" w:cs="Markazi Text" w:eastAsia="Markazi Text" w:hAnsi="Markazi Text"/>
+                <w:rFonts w:ascii="Arakom" w:cs="Arakom" w:eastAsia="Arakom" w:hAnsi="Arakom"/>
                 <w:b w:val="false"/>
                 <w:bCs w:val="false"/>
                 <w:color w:val="111111"/>
@@ -878,7 +878,7 @@
             </w:r>
             <w:r>
               <w:rPr>
-                <w:rFonts w:ascii="Markazi Text" w:cs="Markazi Text" w:eastAsia="Markazi Text" w:hAnsi="Markazi Text"/>
+                <w:rFonts w:ascii="Arakom" w:cs="Arakom" w:eastAsia="Arakom" w:hAnsi="Arakom"/>
                 <w:b w:val="false"/>
                 <w:bCs w:val="false"/>
                 <w:color w:val="111111"/>
@@ -914,7 +914,7 @@
       </w:r>
       <w:r>
         <w:rPr>
-          <w:rFonts w:ascii="Markazi Text" w:cs="Markazi Text" w:eastAsia="Markazi Text" w:hAnsi="Markazi Text"/>
+          <w:rFonts w:ascii="Arakom" w:cs="Arakom" w:eastAsia="Arakom" w:hAnsi="Arakom"/>
           <w:b w:val="false"/>
           <w:bCs w:val="false"/>
           <w:color w:val="111111"/>
@@ -982,7 +982,7 @@
             </w:r>
             <w:r>
               <w:rPr>
-                <w:rFonts w:ascii="Markazi Text" w:cs="Markazi Text" w:eastAsia="Markazi Text" w:hAnsi="Markazi Text"/>
+                <w:rFonts w:ascii="Arakom" w:cs="Arakom" w:eastAsia="Arakom" w:hAnsi="Arakom"/>
                 <w:b w:val="false"/>
                 <w:bCs w:val="false"/>
                 <w:color w:val="111111"/>
@@ -1031,7 +1031,7 @@
             </w:r>
             <w:r>
               <w:rPr>
-                <w:rFonts w:ascii="Markazi Text" w:cs="Markazi Text" w:eastAsia="Markazi Text" w:hAnsi="Markazi Text"/>
+                <w:rFonts w:ascii="Arakom" w:cs="Arakom" w:eastAsia="Arakom" w:hAnsi="Arakom"/>
                 <w:b w:val="false"/>
                 <w:bCs w:val="false"/>
                 <w:color w:val="111111"/>
@@ -1085,7 +1085,7 @@
             </w:r>
             <w:r>
               <w:rPr>
-                <w:rFonts w:ascii="Markazi Text" w:cs="Markazi Text" w:eastAsia="Markazi Text" w:hAnsi="Markazi Text"/>
+                <w:rFonts w:ascii="Arakom" w:cs="Arakom" w:eastAsia="Arakom" w:hAnsi="Arakom"/>
                 <w:b w:val="false"/>
                 <w:bCs w:val="false"/>
                 <w:color w:val="111111"/>
@@ -1134,7 +1134,7 @@
             </w:r>
             <w:r>
               <w:rPr>
-                <w:rFonts w:ascii="Markazi Text" w:cs="Markazi Text" w:eastAsia="Markazi Text" w:hAnsi="Markazi Text"/>
+                <w:rFonts w:ascii="Arakom" w:cs="Arakom" w:eastAsia="Arakom" w:hAnsi="Arakom"/>
                 <w:b w:val="false"/>
                 <w:bCs w:val="false"/>
                 <w:color w:val="111111"/>
@@ -1170,7 +1170,7 @@
       </w:r>
       <w:r>
         <w:rPr>
-          <w:rFonts w:ascii="Markazi Text" w:cs="Markazi Text" w:eastAsia="Markazi Text" w:hAnsi="Markazi Text"/>
+          <w:rFonts w:ascii="Arakom" w:cs="Arakom" w:eastAsia="Arakom" w:hAnsi="Arakom"/>
           <w:b w:val="false"/>
           <w:bCs w:val="false"/>
           <w:color w:val="111111"/>
@@ -1238,7 +1238,7 @@
             </w:r>
             <w:r>
               <w:rPr>
-                <w:rFonts w:ascii="Markazi Text" w:cs="Markazi Text" w:eastAsia="Markazi Text" w:hAnsi="Markazi Text"/>
+                <w:rFonts w:ascii="Arakom" w:cs="Arakom" w:eastAsia="Arakom" w:hAnsi="Arakom"/>
                 <w:b w:val="false"/>
                 <w:bCs w:val="false"/>
                 <w:color w:val="111111"/>
@@ -1287,7 +1287,7 @@
             </w:r>
             <w:r>
               <w:rPr>
-                <w:rFonts w:ascii="Markazi Text" w:cs="Markazi Text" w:eastAsia="Markazi Text" w:hAnsi="Markazi Text"/>
+                <w:rFonts w:ascii="Arakom" w:cs="Arakom" w:eastAsia="Arakom" w:hAnsi="Arakom"/>
                 <w:b w:val="false"/>
                 <w:bCs w:val="false"/>
                 <w:color w:val="111111"/>
@@ -1341,7 +1341,7 @@
             </w:r>
             <w:r>
               <w:rPr>
-                <w:rFonts w:ascii="Markazi Text" w:cs="Markazi Text" w:eastAsia="Markazi Text" w:hAnsi="Markazi Text"/>
+                <w:rFonts w:ascii="Arakom" w:cs="Arakom" w:eastAsia="Arakom" w:hAnsi="Arakom"/>
                 <w:b w:val="false"/>
                 <w:bCs w:val="false"/>
                 <w:color w:val="111111"/>
@@ -1390,7 +1390,7 @@
             </w:r>
             <w:r>
               <w:rPr>
-                <w:rFonts w:ascii="Markazi Text" w:cs="Markazi Text" w:eastAsia="Markazi Text" w:hAnsi="Markazi Text"/>
+                <w:rFonts w:ascii="Arakom" w:cs="Arakom" w:eastAsia="Arakom" w:hAnsi="Arakom"/>
                 <w:b w:val="false"/>
                 <w:bCs w:val="false"/>
                 <w:color w:val="111111"/>
@@ -1735,7 +1735,7 @@
             </w:pPr>
             <w:r>
               <w:rPr>
-                <w:rFonts w:ascii="Markazi Text" w:cs="Markazi Text" w:eastAsia="Markazi Text" w:hAnsi="Markazi Text"/>
+                <w:rFonts w:ascii="Arakom" w:cs="Arakom" w:eastAsia="Arakom" w:hAnsi="Arakom"/>
                 <w:b w:val="false"/>
                 <w:bCs w:val="false"/>
                 <w:color w:val="111111"/>
@@ -1843,7 +1843,7 @@
             </w:pPr>
             <w:r>
               <w:rPr>
-                <w:rFonts w:ascii="Markazi Text" w:cs="Markazi Text" w:eastAsia="Markazi Text" w:hAnsi="Markazi Text"/>
+                <w:rFonts w:ascii="Arakom" w:cs="Arakom" w:eastAsia="Arakom" w:hAnsi="Arakom"/>
                 <w:b w:val="false"/>
                 <w:bCs w:val="false"/>
                 <w:color w:val="111111"/>
@@ -1951,7 +1951,7 @@
             </w:pPr>
             <w:r>
               <w:rPr>
-                <w:rFonts w:ascii="Markazi Text" w:cs="Markazi Text" w:eastAsia="Markazi Text" w:hAnsi="Markazi Text"/>
+                <w:rFonts w:ascii="Arakom" w:cs="Arakom" w:eastAsia="Arakom" w:hAnsi="Arakom"/>
                 <w:b w:val="false"/>
                 <w:bCs w:val="false"/>
                 <w:color w:val="111111"/>
@@ -2059,7 +2059,7 @@
             </w:pPr>
             <w:r>
               <w:rPr>
-                <w:rFonts w:ascii="Markazi Text" w:cs="Markazi Text" w:eastAsia="Markazi Text" w:hAnsi="Markazi Text"/>
+                <w:rFonts w:ascii="Arakom" w:cs="Arakom" w:eastAsia="Arakom" w:hAnsi="Arakom"/>
                 <w:b w:val="false"/>
                 <w:bCs w:val="false"/>
                 <w:color w:val="111111"/>
@@ -2167,7 +2167,7 @@
             </w:pPr>
             <w:r>
               <w:rPr>
-                <w:rFonts w:ascii="Markazi Text" w:cs="Markazi Text" w:eastAsia="Markazi Text" w:hAnsi="Markazi Text"/>
+                <w:rFonts w:ascii="Arakom" w:cs="Arakom" w:eastAsia="Arakom" w:hAnsi="Arakom"/>
                 <w:b w:val="false"/>
                 <w:bCs w:val="false"/>
                 <w:color w:val="111111"/>
@@ -2385,7 +2385,7 @@
             </w:r>
             <w:r>
               <w:rPr>
-                <w:rFonts w:ascii="Markazi Text" w:cs="Markazi Text" w:eastAsia="Markazi Text" w:hAnsi="Markazi Text"/>
+                <w:rFonts w:ascii="Arakom" w:cs="Arakom" w:eastAsia="Arakom" w:hAnsi="Arakom"/>
                 <w:b w:val="false"/>
                 <w:bCs w:val="false"/>
                 <w:color w:val="111111"/>
@@ -2435,7 +2435,7 @@
             </w:r>
             <w:r>
               <w:rPr>
-                <w:rFonts w:ascii="Markazi Text" w:cs="Markazi Text" w:eastAsia="Markazi Text" w:hAnsi="Markazi Text"/>
+                <w:rFonts w:ascii="Arakom" w:cs="Arakom" w:eastAsia="Arakom" w:hAnsi="Arakom"/>
                 <w:b w:val="false"/>
                 <w:bCs w:val="false"/>
                 <w:color w:val="111111"/>
@@ -2490,7 +2490,7 @@
             </w:r>
             <w:r>
               <w:rPr>
-                <w:rFonts w:ascii="Markazi Text" w:cs="Markazi Text" w:eastAsia="Markazi Text" w:hAnsi="Markazi Text"/>
+                <w:rFonts w:ascii="Arakom" w:cs="Arakom" w:eastAsia="Arakom" w:hAnsi="Arakom"/>
                 <w:b w:val="false"/>
                 <w:bCs w:val="false"/>
                 <w:color w:val="111111"/>
@@ -2540,7 +2540,7 @@
             </w:r>
             <w:r>
               <w:rPr>
-                <w:rFonts w:ascii="Markazi Text" w:cs="Markazi Text" w:eastAsia="Markazi Text" w:hAnsi="Markazi Text"/>
+                <w:rFonts w:ascii="Arakom" w:cs="Arakom" w:eastAsia="Arakom" w:hAnsi="Arakom"/>
                 <w:b w:val="false"/>
                 <w:bCs w:val="false"/>
                 <w:color w:val="111111"/>
@@ -2632,7 +2632,7 @@
             </w:r>
             <w:r>
               <w:rPr>
-                <w:rFonts w:ascii="Markazi Text" w:cs="Markazi Text" w:eastAsia="Markazi Text" w:hAnsi="Markazi Text"/>
+                <w:rFonts w:ascii="Arakom" w:cs="Arakom" w:eastAsia="Arakom" w:hAnsi="Arakom"/>
                 <w:b w:val="false"/>
                 <w:bCs w:val="false"/>
                 <w:color w:val="111111"/>
@@ -2682,7 +2682,7 @@
             </w:r>
             <w:r>
               <w:rPr>
-                <w:rFonts w:ascii="Markazi Text" w:cs="Markazi Text" w:eastAsia="Markazi Text" w:hAnsi="Markazi Text"/>
+                <w:rFonts w:ascii="Arakom" w:cs="Arakom" w:eastAsia="Arakom" w:hAnsi="Arakom"/>
                 <w:b w:val="false"/>
                 <w:bCs w:val="false"/>
                 <w:color w:val="111111"/>
@@ -2737,7 +2737,7 @@
             </w:r>
             <w:r>
               <w:rPr>
-                <w:rFonts w:ascii="Markazi Text" w:cs="Markazi Text" w:eastAsia="Markazi Text" w:hAnsi="Markazi Text"/>
+                <w:rFonts w:ascii="Arakom" w:cs="Arakom" w:eastAsia="Arakom" w:hAnsi="Arakom"/>
                 <w:b w:val="false"/>
                 <w:bCs w:val="false"/>
                 <w:color w:val="111111"/>
@@ -2787,7 +2787,7 @@
             </w:r>
             <w:r>
               <w:rPr>
-                <w:rFonts w:ascii="Markazi Text" w:cs="Markazi Text" w:eastAsia="Markazi Text" w:hAnsi="Markazi Text"/>
+                <w:rFonts w:ascii="Arakom" w:cs="Arakom" w:eastAsia="Arakom" w:hAnsi="Arakom"/>
                 <w:b w:val="false"/>
                 <w:bCs w:val="false"/>
                 <w:color w:val="111111"/>
@@ -2879,7 +2879,7 @@
             </w:r>
             <w:r>
               <w:rPr>
-                <w:rFonts w:ascii="Markazi Text" w:cs="Markazi Text" w:eastAsia="Markazi Text" w:hAnsi="Markazi Text"/>
+                <w:rFonts w:ascii="Arakom" w:cs="Arakom" w:eastAsia="Arakom" w:hAnsi="Arakom"/>
                 <w:b w:val="false"/>
                 <w:bCs w:val="false"/>
                 <w:color w:val="111111"/>
@@ -2929,7 +2929,7 @@
             </w:r>
             <w:r>
               <w:rPr>
-                <w:rFonts w:ascii="Markazi Text" w:cs="Markazi Text" w:eastAsia="Markazi Text" w:hAnsi="Markazi Text"/>
+                <w:rFonts w:ascii="Arakom" w:cs="Arakom" w:eastAsia="Arakom" w:hAnsi="Arakom"/>
                 <w:b w:val="false"/>
                 <w:bCs w:val="false"/>
                 <w:color w:val="111111"/>
@@ -2984,7 +2984,7 @@
             </w:r>
             <w:r>
               <w:rPr>
-                <w:rFonts w:ascii="Markazi Text" w:cs="Markazi Text" w:eastAsia="Markazi Text" w:hAnsi="Markazi Text"/>
+                <w:rFonts w:ascii="Arakom" w:cs="Arakom" w:eastAsia="Arakom" w:hAnsi="Arakom"/>
                 <w:b w:val="false"/>
                 <w:bCs w:val="false"/>
                 <w:color w:val="111111"/>
@@ -3034,7 +3034,7 @@
             </w:r>
             <w:r>
               <w:rPr>
-                <w:rFonts w:ascii="Markazi Text" w:cs="Markazi Text" w:eastAsia="Markazi Text" w:hAnsi="Markazi Text"/>
+                <w:rFonts w:ascii="Arakom" w:cs="Arakom" w:eastAsia="Arakom" w:hAnsi="Arakom"/>
                 <w:b w:val="false"/>
                 <w:bCs w:val="false"/>
                 <w:color w:val="111111"/>
@@ -3369,7 +3369,7 @@
             </w:r>
             <w:r>
               <w:rPr>
-                <w:rFonts w:ascii="Markazi Text" w:cs="Markazi Text" w:eastAsia="Markazi Text" w:hAnsi="Markazi Text"/>
+                <w:rFonts w:ascii="Arakom" w:cs="Arakom" w:eastAsia="Arakom" w:hAnsi="Arakom"/>
                 <w:b w:val="false"/>
                 <w:bCs w:val="false"/>
                 <w:color w:val="111111"/>
@@ -3419,7 +3419,7 @@
             </w:r>
             <w:r>
               <w:rPr>
-                <w:rFonts w:ascii="Markazi Text" w:cs="Markazi Text" w:eastAsia="Markazi Text" w:hAnsi="Markazi Text"/>
+                <w:rFonts w:ascii="Arakom" w:cs="Arakom" w:eastAsia="Arakom" w:hAnsi="Arakom"/>
                 <w:b w:val="false"/>
                 <w:bCs w:val="false"/>
                 <w:color w:val="111111"/>
@@ -3474,7 +3474,7 @@
             </w:r>
             <w:r>
               <w:rPr>
-                <w:rFonts w:ascii="Markazi Text" w:cs="Markazi Text" w:eastAsia="Markazi Text" w:hAnsi="Markazi Text"/>
+                <w:rFonts w:ascii="Arakom" w:cs="Arakom" w:eastAsia="Arakom" w:hAnsi="Arakom"/>
                 <w:b w:val="false"/>
                 <w:bCs w:val="false"/>
                 <w:color w:val="111111"/>
@@ -3524,7 +3524,7 @@
             </w:r>
             <w:r>
               <w:rPr>
-                <w:rFonts w:ascii="Markazi Text" w:cs="Markazi Text" w:eastAsia="Markazi Text" w:hAnsi="Markazi Text"/>
+                <w:rFonts w:ascii="Arakom" w:cs="Arakom" w:eastAsia="Arakom" w:hAnsi="Arakom"/>
                 <w:b w:val="false"/>
                 <w:bCs w:val="false"/>
                 <w:color w:val="111111"/>
@@ -3798,7 +3798,7 @@
             </w:pPr>
             <w:r>
               <w:rPr>
-                <w:rFonts w:ascii="Markazi Text" w:cs="Markazi Text" w:eastAsia="Markazi Text" w:hAnsi="Markazi Text"/>
+                <w:rFonts w:ascii="Arakom" w:cs="Arakom" w:eastAsia="Arakom" w:hAnsi="Arakom"/>
                 <w:b w:val="false"/>
                 <w:bCs w:val="false"/>
                 <w:color w:val="111111"/>
@@ -3968,7 +3968,7 @@
             </w:pPr>
             <w:r>
               <w:rPr>
-                <w:rFonts w:ascii="Markazi Text" w:cs="Markazi Text" w:eastAsia="Markazi Text" w:hAnsi="Markazi Text"/>
+                <w:rFonts w:ascii="Arakom" w:cs="Arakom" w:eastAsia="Arakom" w:hAnsi="Arakom"/>
                 <w:b w:val="false"/>
                 <w:bCs w:val="false"/>
                 <w:color w:val="111111"/>
@@ -4138,7 +4138,7 @@
             </w:pPr>
             <w:r>
               <w:rPr>
-                <w:rFonts w:ascii="Markazi Text" w:cs="Markazi Text" w:eastAsia="Markazi Text" w:hAnsi="Markazi Text"/>
+                <w:rFonts w:ascii="Arakom" w:cs="Arakom" w:eastAsia="Arakom" w:hAnsi="Arakom"/>
                 <w:b w:val="false"/>
                 <w:bCs w:val="false"/>
                 <w:color w:val="111111"/>
@@ -4308,7 +4308,7 @@
             </w:pPr>
             <w:r>
               <w:rPr>
-                <w:rFonts w:ascii="Markazi Text" w:cs="Markazi Text" w:eastAsia="Markazi Text" w:hAnsi="Markazi Text"/>
+                <w:rFonts w:ascii="Arakom" w:cs="Arakom" w:eastAsia="Arakom" w:hAnsi="Arakom"/>
                 <w:b w:val="false"/>
                 <w:bCs w:val="false"/>
                 <w:color w:val="111111"/>
@@ -4478,7 +4478,7 @@
             </w:pPr>
             <w:r>
               <w:rPr>
-                <w:rFonts w:ascii="Markazi Text" w:cs="Markazi Text" w:eastAsia="Markazi Text" w:hAnsi="Markazi Text"/>
+                <w:rFonts w:ascii="Arakom" w:cs="Arakom" w:eastAsia="Arakom" w:hAnsi="Arakom"/>
                 <w:b w:val="false"/>
                 <w:bCs w:val="false"/>
                 <w:color w:val="111111"/>
@@ -4630,7 +4630,7 @@
             </w:pPr>
             <w:r>
               <w:rPr>
-                <w:rFonts w:ascii="Markazi Text" w:cs="Markazi Text" w:eastAsia="Markazi Text" w:hAnsi="Markazi Text"/>
+                <w:rFonts w:ascii="Arakom" w:cs="Arakom" w:eastAsia="Arakom" w:hAnsi="Arakom"/>
                 <w:b w:val="false"/>
                 <w:bCs w:val="false"/>
                 <w:color w:val="111111"/>
@@ -4737,7 +4737,7 @@
             </w:pPr>
             <w:r>
               <w:rPr>
-                <w:rFonts w:ascii="Markazi Text" w:cs="Markazi Text" w:eastAsia="Markazi Text" w:hAnsi="Markazi Text"/>
+                <w:rFonts w:ascii="Arakom" w:cs="Arakom" w:eastAsia="Arakom" w:hAnsi="Arakom"/>
                 <w:b w:val="false"/>
                 <w:bCs w:val="false"/>
                 <w:color w:val="111111"/>
@@ -4809,7 +4809,7 @@
             </w:pPr>
             <w:r>
               <w:rPr>
-                <w:rFonts w:ascii="Markazi Text" w:cs="Markazi Text" w:eastAsia="Markazi Text" w:hAnsi="Markazi Text"/>
+                <w:rFonts w:ascii="Arakom" w:cs="Arakom" w:eastAsia="Arakom" w:hAnsi="Arakom"/>
                 <w:b w:val="false"/>
                 <w:bCs w:val="false"/>
                 <w:color w:val="111111"/>
@@ -4881,7 +4881,7 @@
             </w:pPr>
             <w:r>
               <w:rPr>
-                <w:rFonts w:ascii="Markazi Text" w:cs="Markazi Text" w:eastAsia="Markazi Text" w:hAnsi="Markazi Text"/>
+                <w:rFonts w:ascii="Arakom" w:cs="Arakom" w:eastAsia="Arakom" w:hAnsi="Arakom"/>
                 <w:b w:val="false"/>
                 <w:bCs w:val="false"/>
                 <w:color w:val="111111"/>
@@ -4953,7 +4953,7 @@
             </w:pPr>
             <w:r>
               <w:rPr>
-                <w:rFonts w:ascii="Markazi Text" w:cs="Markazi Text" w:eastAsia="Markazi Text" w:hAnsi="Markazi Text"/>
+                <w:rFonts w:ascii="Arakom" w:cs="Arakom" w:eastAsia="Arakom" w:hAnsi="Arakom"/>
                 <w:b w:val="false"/>
                 <w:bCs w:val="false"/>
                 <w:color w:val="111111"/>
@@ -5025,7 +5025,7 @@
             </w:pPr>
             <w:r>
               <w:rPr>
-                <w:rFonts w:ascii="Markazi Text" w:cs="Markazi Text" w:eastAsia="Markazi Text" w:hAnsi="Markazi Text"/>
+                <w:rFonts w:ascii="Arakom" w:cs="Arakom" w:eastAsia="Arakom" w:hAnsi="Arakom"/>
                 <w:b w:val="false"/>
                 <w:bCs w:val="false"/>
                 <w:color w:val="111111"/>
@@ -5294,7 +5294,7 @@
             </w:pPr>
             <w:r>
               <w:rPr>
-                <w:rFonts w:ascii="Markazi Text" w:cs="Markazi Text" w:eastAsia="Markazi Text" w:hAnsi="Markazi Text"/>
+                <w:rFonts w:ascii="Arakom" w:cs="Arakom" w:eastAsia="Arakom" w:hAnsi="Arakom"/>
                 <w:b w:val="false"/>
                 <w:bCs w:val="false"/>
                 <w:color w:val="111111"/>
@@ -5390,7 +5390,7 @@
             </w:pPr>
             <w:r>
               <w:rPr>
-                <w:rFonts w:ascii="Markazi Text" w:cs="Markazi Text" w:eastAsia="Markazi Text" w:hAnsi="Markazi Text"/>
+                <w:rFonts w:ascii="Arakom" w:cs="Arakom" w:eastAsia="Arakom" w:hAnsi="Arakom"/>
                 <w:b w:val="false"/>
                 <w:bCs w:val="false"/>
                 <w:color w:val="111111"/>
@@ -5486,7 +5486,7 @@
             </w:pPr>
             <w:r>
               <w:rPr>
-                <w:rFonts w:ascii="Markazi Text" w:cs="Markazi Text" w:eastAsia="Markazi Text" w:hAnsi="Markazi Text"/>
+                <w:rFonts w:ascii="Arakom" w:cs="Arakom" w:eastAsia="Arakom" w:hAnsi="Arakom"/>
                 <w:b w:val="false"/>
                 <w:bCs w:val="false"/>
                 <w:color w:val="111111"/>
@@ -5582,7 +5582,7 @@
             </w:pPr>
             <w:r>
               <w:rPr>
-                <w:rFonts w:ascii="Markazi Text" w:cs="Markazi Text" w:eastAsia="Markazi Text" w:hAnsi="Markazi Text"/>
+                <w:rFonts w:ascii="Arakom" w:cs="Arakom" w:eastAsia="Arakom" w:hAnsi="Arakom"/>
                 <w:b w:val="false"/>
                 <w:bCs w:val="false"/>
                 <w:color w:val="111111"/>
@@ -5678,7 +5678,7 @@
             </w:pPr>
             <w:r>
               <w:rPr>
-                <w:rFonts w:ascii="Markazi Text" w:cs="Markazi Text" w:eastAsia="Markazi Text" w:hAnsi="Markazi Text"/>
+                <w:rFonts w:ascii="Arakom" w:cs="Arakom" w:eastAsia="Arakom" w:hAnsi="Arakom"/>
                 <w:b w:val="false"/>
                 <w:bCs w:val="false"/>
                 <w:color w:val="111111"/>
@@ -6007,7 +6007,7 @@
             </w:pPr>
             <w:r>
               <w:rPr>
-                <w:rFonts w:ascii="Markazi Text" w:cs="Markazi Text" w:eastAsia="Markazi Text" w:hAnsi="Markazi Text"/>
+                <w:rFonts w:ascii="Arakom" w:cs="Arakom" w:eastAsia="Arakom" w:hAnsi="Arakom"/>
                 <w:b w:val="false"/>
                 <w:bCs w:val="false"/>
                 <w:color w:val="111111"/>
@@ -6103,7 +6103,7 @@
             </w:pPr>
             <w:r>
               <w:rPr>
-                <w:rFonts w:ascii="Markazi Text" w:cs="Markazi Text" w:eastAsia="Markazi Text" w:hAnsi="Markazi Text"/>
+                <w:rFonts w:ascii="Arakom" w:cs="Arakom" w:eastAsia="Arakom" w:hAnsi="Arakom"/>
                 <w:b w:val="false"/>
                 <w:bCs w:val="false"/>
                 <w:color w:val="111111"/>
@@ -6199,7 +6199,7 @@
             </w:pPr>
             <w:r>
               <w:rPr>
-                <w:rFonts w:ascii="Markazi Text" w:cs="Markazi Text" w:eastAsia="Markazi Text" w:hAnsi="Markazi Text"/>
+                <w:rFonts w:ascii="Arakom" w:cs="Arakom" w:eastAsia="Arakom" w:hAnsi="Arakom"/>
                 <w:b w:val="false"/>
                 <w:bCs w:val="false"/>
                 <w:color w:val="111111"/>
@@ -6295,7 +6295,7 @@
             </w:pPr>
             <w:r>
               <w:rPr>
-                <w:rFonts w:ascii="Markazi Text" w:cs="Markazi Text" w:eastAsia="Markazi Text" w:hAnsi="Markazi Text"/>
+                <w:rFonts w:ascii="Arakom" w:cs="Arakom" w:eastAsia="Arakom" w:hAnsi="Arakom"/>
                 <w:b w:val="false"/>
                 <w:bCs w:val="false"/>
                 <w:color w:val="111111"/>
@@ -6391,7 +6391,7 @@
             </w:pPr>
             <w:r>
               <w:rPr>
-                <w:rFonts w:ascii="Markazi Text" w:cs="Markazi Text" w:eastAsia="Markazi Text" w:hAnsi="Markazi Text"/>
+                <w:rFonts w:ascii="Arakom" w:cs="Arakom" w:eastAsia="Arakom" w:hAnsi="Arakom"/>
                 <w:b w:val="false"/>
                 <w:bCs w:val="false"/>
                 <w:color w:val="111111"/>
@@ -6543,7 +6543,7 @@
             </w:pPr>
             <w:r>
               <w:rPr>
-                <w:rFonts w:ascii="Markazi Text" w:cs="Markazi Text" w:eastAsia="Markazi Text" w:hAnsi="Markazi Text"/>
+                <w:rFonts w:ascii="Arakom" w:cs="Arakom" w:eastAsia="Arakom" w:hAnsi="Arakom"/>
                 <w:b w:val="false"/>
                 <w:bCs w:val="false"/>
                 <w:color w:val="111111"/>
@@ -7373,7 +7373,7 @@
             </w:pPr>
             <w:r>
               <w:rPr>
-                <w:rFonts w:ascii="Markazi Text" w:cs="Markazi Text" w:eastAsia="Markazi Text" w:hAnsi="Markazi Text"/>
+                <w:rFonts w:ascii="Arakom" w:cs="Arakom" w:eastAsia="Arakom" w:hAnsi="Arakom"/>
                 <w:b w:val="false"/>
                 <w:bCs w:val="false"/>
                 <w:color w:val="111111"/>
@@ -7561,7 +7561,7 @@
             </w:pPr>
             <w:r>
               <w:rPr>
-                <w:rFonts w:ascii="Markazi Text" w:cs="Markazi Text" w:eastAsia="Markazi Text" w:hAnsi="Markazi Text"/>
+                <w:rFonts w:ascii="Arakom" w:cs="Arakom" w:eastAsia="Arakom" w:hAnsi="Arakom"/>
                 <w:b w:val="false"/>
                 <w:bCs w:val="false"/>
                 <w:color w:val="111111"/>
@@ -7579,7 +7579,7 @@
             </w:pPr>
             <w:r>
               <w:rPr>
-                <w:rFonts w:ascii="Markazi Text" w:cs="Markazi Text" w:eastAsia="Markazi Text" w:hAnsi="Markazi Text"/>
+                <w:rFonts w:ascii="Arakom" w:cs="Arakom" w:eastAsia="Arakom" w:hAnsi="Arakom"/>
                 <w:b w:val="false"/>
                 <w:bCs w:val="false"/>
                 <w:color w:val="111111"/>
